--- a/4_data_analytics/lab4_analytics_with_odbc_quarto.docx
+++ b/4_data_analytics/lab4_analytics_with_odbc_quarto.docx
@@ -15,7 +15,7 @@
         <w:pStyle w:val="Subtitle"/>
       </w:pPr>
       <w:r>
-        <w:t xml:space="preserve">From Data Pipeline to Business Insights — v1.0.0</w:t>
+        <w:t xml:space="preserve">From Data Pipeline to Business Insights — v1.1.0</w:t>
       </w:r>
     </w:p>
     <w:p>
@@ -31,7 +31,7 @@
         <w:pStyle w:val="Date"/>
       </w:pPr>
       <w:r>
-        <w:t xml:space="preserve">03 May 2026</w:t>
+        <w:t xml:space="preserve">19 June 2026</w:t>
       </w:r>
     </w:p>
     <w:sdt>
@@ -301,31 +301,99 @@
     </w:p>
     <w:p>
       <w:pPr>
+        <w:pStyle w:val="SourceCode"/>
+      </w:pPr>
+      <w:r>
+        <w:rPr>
+          <w:rStyle w:val="VerbatimChar"/>
+        </w:rPr>
+        <w:t xml:space="preserve">#&gt; Current working directory: C:/Users/aomondi/Documents/GitHub/Teaching/Kafka/4_data_analytics </w:t>
+      </w:r>
+      <w:r>
+        <w:br/>
+      </w:r>
+      <w:r>
+        <w:rPr>
+          <w:rStyle w:val="VerbatimChar"/>
+        </w:rPr>
+        <w:t xml:space="preserve">#&gt; [1] "connect_clickhouse_with_ODBC.R"           </w:t>
+      </w:r>
+      <w:r>
+        <w:br/>
+      </w:r>
+      <w:r>
+        <w:rPr>
+          <w:rStyle w:val="VerbatimChar"/>
+        </w:rPr>
+        <w:t xml:space="preserve">#&gt; [2] "generate_data.py"                         </w:t>
+      </w:r>
+      <w:r>
+        <w:br/>
+      </w:r>
+      <w:r>
+        <w:rPr>
+          <w:rStyle w:val="VerbatimChar"/>
+        </w:rPr>
+        <w:t xml:space="preserve">#&gt; [3] "instructions_for_project_setup.md"        </w:t>
+      </w:r>
+      <w:r>
+        <w:br/>
+      </w:r>
+      <w:r>
+        <w:rPr>
+          <w:rStyle w:val="VerbatimChar"/>
+        </w:rPr>
+        <w:t xml:space="preserve">#&gt; [4] "lab4_analytics_with_odbc_quarto.docx"     </w:t>
+      </w:r>
+      <w:r>
+        <w:br/>
+      </w:r>
+      <w:r>
+        <w:rPr>
+          <w:rStyle w:val="VerbatimChar"/>
+        </w:rPr>
+        <w:t xml:space="preserve">#&gt; [5] "lab4_analytics_with_odbc_quarto.html"     </w:t>
+      </w:r>
+      <w:r>
+        <w:br/>
+      </w:r>
+      <w:r>
+        <w:rPr>
+          <w:rStyle w:val="VerbatimChar"/>
+        </w:rPr>
+        <w:t xml:space="preserve">#&gt; [6] "lab4_analytics_with_odbc_quarto.qmd"      </w:t>
+      </w:r>
+      <w:r>
+        <w:br/>
+      </w:r>
+      <w:r>
+        <w:rPr>
+          <w:rStyle w:val="VerbatimChar"/>
+        </w:rPr>
+        <w:t xml:space="preserve">#&gt; [7] "lab4_analytics_with_odbc_quarto.rmarkdown"</w:t>
+      </w:r>
+      <w:r>
+        <w:br/>
+      </w:r>
+      <w:r>
+        <w:rPr>
+          <w:rStyle w:val="VerbatimChar"/>
+        </w:rPr>
+        <w:t xml:space="preserve">#&gt; [8] "lab4_analytics_with_odbc_quarto_files"</w:t>
+      </w:r>
+    </w:p>
+    <w:p>
+      <w:pPr>
         <w:pStyle w:val="FirstParagraph"/>
       </w:pPr>
       <w:r>
-        <w:t xml:space="preserve">We start by connecting to both PostgreSQL and ClickHouse using the</w:t>
-      </w:r>
-      <w:r>
-        <w:t xml:space="preserve"> </w:t>
-      </w:r>
-      <w:r>
-        <w:rPr>
-          <w:rStyle w:val="VerbatimChar"/>
-        </w:rPr>
-        <w:t xml:space="preserve">RPostgres</w:t>
-      </w:r>
-      <w:r>
-        <w:t xml:space="preserve"> </w:t>
-      </w:r>
-      <w:r>
-        <w:t xml:space="preserve">package and the ClickHouse ODBC driver. The output confirms that the connection</w:t>
-      </w:r>
-      <w:r>
-        <w:t xml:space="preserve"> </w:t>
-      </w:r>
-      <w:r>
-        <w:t xml:space="preserve">is successful</w:t>
+        <w:t xml:space="preserve">We start by connecting to both PostgreSQL and ClickHouse using the ODBC drivers.</w:t>
+      </w:r>
+      <w:r>
+        <w:t xml:space="preserve"> </w:t>
+      </w:r>
+      <w:r>
+        <w:t xml:space="preserve">The output confirms that the connection is successful</w:t>
       </w:r>
     </w:p>
     <w:p>
@@ -336,7 +404,7 @@
         <w:rPr>
           <w:rStyle w:val="VerbatimChar"/>
         </w:rPr>
-        <w:t xml:space="preserve">#&gt; ✅ Connected to ClickHouse.</w:t>
+        <w:t xml:space="preserve">#&gt; ch_conn (ClickHouse) -&gt; connected and responsive ✅</w:t>
       </w:r>
       <w:r>
         <w:br/>
@@ -345,7 +413,7 @@
         <w:rPr>
           <w:rStyle w:val="VerbatimChar"/>
         </w:rPr>
-        <w:t xml:space="preserve">#&gt; ✅ Connected to PostgreSQL.</w:t>
+        <w:t xml:space="preserve">#&gt; pg_conn (PostgreSQL) -&gt; connected and responsive ✅</w:t>
       </w:r>
     </w:p>
     <w:p>
@@ -695,7 +763,19 @@
         <w:rPr>
           <w:rStyle w:val="NormalTok"/>
         </w:rPr>
-        <w:t xml:space="preserve">(ch_count, </w:t>
+        <w:t xml:space="preserve">(</w:t>
+      </w:r>
+      <w:r>
+        <w:rPr>
+          <w:rStyle w:val="FunctionTok"/>
+        </w:rPr>
+        <w:t xml:space="preserve">as.numeric</w:t>
+      </w:r>
+      <w:r>
+        <w:rPr>
+          <w:rStyle w:val="NormalTok"/>
+        </w:rPr>
+        <w:t xml:space="preserve">(ch_count), </w:t>
       </w:r>
       <w:r>
         <w:rPr>
@@ -782,7 +862,19 @@
         <w:rPr>
           <w:rStyle w:val="NormalTok"/>
         </w:rPr>
-        <w:t xml:space="preserve">(pg_count, </w:t>
+        <w:t xml:space="preserve">(</w:t>
+      </w:r>
+      <w:r>
+        <w:rPr>
+          <w:rStyle w:val="FunctionTok"/>
+        </w:rPr>
+        <w:t xml:space="preserve">as.numeric</w:t>
+      </w:r>
+      <w:r>
+        <w:rPr>
+          <w:rStyle w:val="NormalTok"/>
+        </w:rPr>
+        <w:t xml:space="preserve">(pg_count), </w:t>
       </w:r>
       <w:r>
         <w:rPr>
@@ -826,7 +918,7 @@
         <w:rPr>
           <w:rStyle w:val="VerbatimChar"/>
         </w:rPr>
-        <w:t xml:space="preserve">#&gt; ClickHouse : 585582 rows</w:t>
+        <w:t xml:space="preserve">#&gt; ClickHouse : 503,262 rows</w:t>
       </w:r>
       <w:r>
         <w:br/>
@@ -835,7 +927,7 @@
         <w:rPr>
           <w:rStyle w:val="VerbatimChar"/>
         </w:rPr>
-        <w:t xml:space="preserve">#&gt; PostgreSQL : 501471 rows</w:t>
+        <w:t xml:space="preserve">#&gt; PostgreSQL : 503,262 rows</w:t>
       </w:r>
     </w:p>
     <w:p>
@@ -2186,6 +2278,90 @@
       </w:r>
       <w:r>
         <w:rPr>
+          <w:rStyle w:val="CommentTok"/>
+        </w:rPr>
+        <w:t xml:space="preserve"># I() stands for "inhibit interpretation." It means "store this as-is,</w:t>
+      </w:r>
+      <w:r>
+        <w:br/>
+      </w:r>
+      <w:r>
+        <w:rPr>
+          <w:rStyle w:val="NormalTok"/>
+        </w:rPr>
+        <w:t xml:space="preserve">  </w:t>
+      </w:r>
+      <w:r>
+        <w:rPr>
+          <w:rStyle w:val="CommentTok"/>
+        </w:rPr>
+        <w:t xml:space="preserve"># without simplification."</w:t>
+      </w:r>
+      <w:r>
+        <w:br/>
+      </w:r>
+      <w:r>
+        <w:rPr>
+          <w:rStyle w:val="NormalTok"/>
+        </w:rPr>
+        <w:t xml:space="preserve">  </w:t>
+      </w:r>
+      <w:r>
+        <w:br/>
+      </w:r>
+      <w:r>
+        <w:rPr>
+          <w:rStyle w:val="NormalTok"/>
+        </w:rPr>
+        <w:t xml:space="preserve">  </w:t>
+      </w:r>
+      <w:r>
+        <w:rPr>
+          <w:rStyle w:val="CommentTok"/>
+        </w:rPr>
+        <w:t xml:space="preserve"># Without I(), data.frame() would try to expand as.list(overview[1, ]) — a list —</w:t>
+      </w:r>
+      <w:r>
+        <w:br/>
+      </w:r>
+      <w:r>
+        <w:rPr>
+          <w:rStyle w:val="NormalTok"/>
+        </w:rPr>
+        <w:t xml:space="preserve">  </w:t>
+      </w:r>
+      <w:r>
+        <w:rPr>
+          <w:rStyle w:val="CommentTok"/>
+        </w:rPr>
+        <w:t xml:space="preserve"># into separate columns, one per element. I() tells data.frame() to treat the</w:t>
+      </w:r>
+      <w:r>
+        <w:br/>
+      </w:r>
+      <w:r>
+        <w:rPr>
+          <w:rStyle w:val="NormalTok"/>
+        </w:rPr>
+        <w:t xml:space="preserve">  </w:t>
+      </w:r>
+      <w:r>
+        <w:rPr>
+          <w:rStyle w:val="CommentTok"/>
+        </w:rPr>
+        <w:t xml:space="preserve"># entire list as a single column where each cell holds one list element. </w:t>
+      </w:r>
+      <w:r>
+        <w:br/>
+      </w:r>
+      <w:r>
+        <w:rPr>
+          <w:rStyle w:val="NormalTok"/>
+        </w:rPr>
+        <w:t xml:space="preserve">  </w:t>
+      </w:r>
+      <w:r>
+        <w:rPr>
           <w:rStyle w:val="AttributeTok"/>
         </w:rPr>
         <w:t xml:space="preserve">Value  =</w:t>
@@ -2455,7 +2631,19 @@
         <w:rPr>
           <w:rStyle w:val="NormalTok"/>
         </w:rPr>
-        <w:t xml:space="preserve">(x, </w:t>
+        <w:t xml:space="preserve">(</w:t>
+      </w:r>
+      <w:r>
+        <w:rPr>
+          <w:rStyle w:val="FunctionTok"/>
+        </w:rPr>
+        <w:t xml:space="preserve">as.numeric</w:t>
+      </w:r>
+      <w:r>
+        <w:rPr>
+          <w:rStyle w:val="NormalTok"/>
+        </w:rPr>
+        <w:t xml:space="preserve">(x), </w:t>
       </w:r>
       <w:r>
         <w:rPr>
@@ -2610,7 +2798,7 @@
         <w:rPr>
           <w:rStyle w:val="VerbatimChar"/>
         </w:rPr>
-        <w:t xml:space="preserve">#&gt; total_orders                     total_orders                 585,582</w:t>
+        <w:t xml:space="preserve">#&gt; total_orders                     total_orders                 503,262</w:t>
       </w:r>
       <w:r>
         <w:br/>
@@ -2619,7 +2807,7 @@
         <w:rPr>
           <w:rStyle w:val="VerbatimChar"/>
         </w:rPr>
-        <w:t xml:space="preserve">#&gt; unique_customers             unique_customers                      56</w:t>
+        <w:t xml:space="preserve">#&gt; unique_customers             unique_customers                      46</w:t>
       </w:r>
       <w:r>
         <w:br/>
@@ -2628,7 +2816,7 @@
         <w:rPr>
           <w:rStyle w:val="VerbatimChar"/>
         </w:rPr>
-        <w:t xml:space="preserve">#&gt; unique_items                     unique_items                      23</w:t>
+        <w:t xml:space="preserve">#&gt; unique_items                     unique_items                      17</w:t>
       </w:r>
       <w:r>
         <w:br/>
@@ -2637,7 +2825,7 @@
         <w:rPr>
           <w:rStyle w:val="VerbatimChar"/>
         </w:rPr>
-        <w:t xml:space="preserve">#&gt; total_units                       total_units               6,141,280</w:t>
+        <w:t xml:space="preserve">#&gt; total_units                       total_units               5,266,725</w:t>
       </w:r>
       <w:r>
         <w:br/>
@@ -2646,7 +2834,7 @@
         <w:rPr>
           <w:rStyle w:val="VerbatimChar"/>
         </w:rPr>
-        <w:t xml:space="preserve">#&gt; avg_quantity_per_order avg_quantity_per_order                   10.49</w:t>
+        <w:t xml:space="preserve">#&gt; avg_quantity_per_order avg_quantity_per_order                   10.47</w:t>
       </w:r>
       <w:r>
         <w:br/>
@@ -2655,7 +2843,7 @@
         <w:rPr>
           <w:rStyle w:val="VerbatimChar"/>
         </w:rPr>
-        <w:t xml:space="preserve">#&gt; bulk_orders                       bulk_orders                 438,727</w:t>
+        <w:t xml:space="preserve">#&gt; bulk_orders                       bulk_orders                 376,488</w:t>
       </w:r>
       <w:r>
         <w:br/>
@@ -2664,7 +2852,7 @@
         <w:rPr>
           <w:rStyle w:val="VerbatimChar"/>
         </w:rPr>
-        <w:t xml:space="preserve">#&gt; bulk_order_pct                 bulk_order_pct                   74.92</w:t>
+        <w:t xml:space="preserve">#&gt; bulk_order_pct                 bulk_order_pct                   74.81</w:t>
       </w:r>
       <w:r>
         <w:br/>
@@ -2673,7 +2861,7 @@
         <w:rPr>
           <w:rStyle w:val="VerbatimChar"/>
         </w:rPr>
-        <w:t xml:space="preserve">#&gt; earliest_order                 earliest_order 2026-02-01 20:01:48 EAT</w:t>
+        <w:t xml:space="preserve">#&gt; earliest_order                 earliest_order 2026-03-21 13:56:49 EAT</w:t>
       </w:r>
       <w:r>
         <w:br/>
@@ -2682,7 +2870,7 @@
         <w:rPr>
           <w:rStyle w:val="VerbatimChar"/>
         </w:rPr>
-        <w:t xml:space="preserve">#&gt; latest_order                     latest_order 2026-05-02 22:00:27 EAT</w:t>
+        <w:t xml:space="preserve">#&gt; latest_order                     latest_order 2026-06-19 13:56:34 EAT</w:t>
       </w:r>
     </w:p>
     <w:p>
@@ -6397,7 +6585,7 @@
         <w:rPr>
           <w:rStyle w:val="InformationTok"/>
         </w:rPr>
-        <w:t xml:space="preserve">```{r ttest-bulk}</w:t>
+        <w:t xml:space="preserve">```{r t-test-bulk}</w:t>
       </w:r>
       <w:r>
         <w:br/>
@@ -6413,6 +6601,54 @@
       </w:r>
       <w:r>
         <w:rPr>
+          <w:rStyle w:val="CommentTok"/>
+        </w:rPr>
+        <w:t xml:space="preserve"># rand() % 10 = 0 filters rows stochastically</w:t>
+      </w:r>
+      <w:r>
+        <w:br/>
+      </w:r>
+      <w:r>
+        <w:br/>
+      </w:r>
+      <w:r>
+        <w:rPr>
+          <w:rStyle w:val="CommentTok"/>
+        </w:rPr>
+        <w:t xml:space="preserve"># Analogy: imagine rolling a ten-sided die for every row. You keep the row only if</w:t>
+      </w:r>
+      <w:r>
+        <w:br/>
+      </w:r>
+      <w:r>
+        <w:rPr>
+          <w:rStyle w:val="CommentTok"/>
+        </w:rPr>
+        <w:t xml:space="preserve"># it lands on one specific face. Each row gets its own independent roll, so the</w:t>
+      </w:r>
+      <w:r>
+        <w:br/>
+      </w:r>
+      <w:r>
+        <w:rPr>
+          <w:rStyle w:val="CommentTok"/>
+        </w:rPr>
+        <w:t xml:space="preserve"># selection is random and spread across the entire table rather than concentrated at</w:t>
+      </w:r>
+      <w:r>
+        <w:br/>
+      </w:r>
+      <w:r>
+        <w:rPr>
+          <w:rStyle w:val="CommentTok"/>
+        </w:rPr>
+        <w:t xml:space="preserve"># the top.</w:t>
+      </w:r>
+      <w:r>
+        <w:br/>
+      </w:r>
+      <w:r>
+        <w:rPr>
           <w:rStyle w:val="NormalTok"/>
         </w:rPr>
         <w:t xml:space="preserve">quantities </w:t>
@@ -6473,6 +6709,15 @@
           <w:rStyle w:val="StringTok"/>
         </w:rPr>
         <w:t xml:space="preserve">  WHERE operation != 'DELETE'</w:t>
+      </w:r>
+      <w:r>
+        <w:br/>
+      </w:r>
+      <w:r>
+        <w:rPr>
+          <w:rStyle w:val="StringTok"/>
+        </w:rPr>
+        <w:t xml:space="preserve">    AND rand() % 10 = 0   -- roughly 10% random sample</w:t>
       </w:r>
       <w:r>
         <w:br/>
@@ -7575,7 +7820,7 @@
         <w:rPr>
           <w:rStyle w:val="VerbatimChar"/>
         </w:rPr>
-        <w:t xml:space="preserve">#&gt; Bulk orders     : n = 150,001, mean = 13.00, sd = 4.32</w:t>
+        <w:t xml:space="preserve">#&gt; Bulk orders     : n = 37,839, mean = 12.97, sd = 4.33</w:t>
       </w:r>
       <w:r>
         <w:br/>
@@ -7584,7 +7829,7 @@
         <w:rPr>
           <w:rStyle w:val="VerbatimChar"/>
         </w:rPr>
-        <w:t xml:space="preserve">#&gt; Standard orders : n = 49,999, mean = 3.01, sd = 1.42</w:t>
+        <w:t xml:space="preserve">#&gt; Standard orders : n = 12,814, mean = 3.00, sd = 1.42</w:t>
       </w:r>
       <w:r>
         <w:br/>
@@ -7629,7 +7874,7 @@
         <w:rPr>
           <w:rStyle w:val="VerbatimChar"/>
         </w:rPr>
-        <w:t xml:space="preserve">#&gt; t = 778.6, df = 199966, p-value &lt; 2.2e-16</w:t>
+        <w:t xml:space="preserve">#&gt; t = 390.19, df = 50603, p-value &lt; 2.2e-16</w:t>
       </w:r>
       <w:r>
         <w:br/>
@@ -7656,7 +7901,7 @@
         <w:rPr>
           <w:rStyle w:val="VerbatimChar"/>
         </w:rPr>
-        <w:t xml:space="preserve">#&gt;  9.969993      Inf</w:t>
+        <w:t xml:space="preserve">#&gt;  9.927718      Inf</w:t>
       </w:r>
       <w:r>
         <w:br/>
@@ -7683,7 +7928,7 @@
         <w:rPr>
           <w:rStyle w:val="VerbatimChar"/>
         </w:rPr>
-        <w:t xml:space="preserve">#&gt;   12.9983    3.0072 </w:t>
+        <w:t xml:space="preserve">#&gt; 12.966860  2.997113 </w:t>
       </w:r>
       <w:r>
         <w:br/>
@@ -8030,7 +8275,7 @@
         <w:rPr>
           <w:rStyle w:val="CommentTok"/>
         </w:rPr>
-        <w:t xml:space="preserve"># When you use `geom_histogram(binwidth = 1)`, R centers the bins over the</w:t>
+        <w:t xml:space="preserve"># When we use `geom_histogram(binwidth = 1)`, R centers the bins over the</w:t>
       </w:r>
       <w:r>
         <w:br/>
@@ -8090,7 +8335,7 @@
         <w:rPr>
           <w:rStyle w:val="CommentTok"/>
         </w:rPr>
-        <w:t xml:space="preserve"># If we were to place your xintercept exactly at 5.0, the line would cut right</w:t>
+        <w:t xml:space="preserve"># If we were to place the xintercept exactly at 5.0, the line would cut right</w:t>
       </w:r>
       <w:r>
         <w:br/>
@@ -9382,6 +9627,15 @@
         <w:rPr>
           <w:rStyle w:val="StringTok"/>
         </w:rPr>
+        <w:t xml:space="preserve">    AND rand() % 30 = 0   -- roughly 30% random sample</w:t>
+      </w:r>
+      <w:r>
+        <w:br/>
+      </w:r>
+      <w:r>
+        <w:rPr>
+          <w:rStyle w:val="StringTok"/>
+        </w:rPr>
         <w:t xml:space="preserve">  GROUP BY item</w:t>
       </w:r>
       <w:r>
@@ -9400,6 +9654,15 @@
         <w:rPr>
           <w:rStyle w:val="StringTok"/>
         </w:rPr>
+        <w:t xml:space="preserve">  LIMIT 200000</w:t>
+      </w:r>
+      <w:r>
+        <w:br/>
+      </w:r>
+      <w:r>
+        <w:rPr>
+          <w:rStyle w:val="StringTok"/>
+        </w:rPr>
         <w:t xml:space="preserve">"</w:t>
       </w:r>
       <w:r>
@@ -10910,6 +11173,249 @@
           <w:rStyle w:val="StringTok"/>
         </w:rPr>
         <w:t xml:space="preserve">"</w:t>
+      </w:r>
+      <w:r>
+        <w:rPr>
+          <w:rStyle w:val="NormalTok"/>
+        </w:rPr>
+        <w:t xml:space="preserve">)</w:t>
+      </w:r>
+      <w:r>
+        <w:br/>
+      </w:r>
+      <w:r>
+        <w:rPr>
+          <w:rStyle w:val="NormalTok"/>
+        </w:rPr>
+        <w:t xml:space="preserve">  </w:t>
+      </w:r>
+      <w:r>
+        <w:rPr>
+          <w:rStyle w:val="FunctionTok"/>
+        </w:rPr>
+        <w:t xml:space="preserve">cat</w:t>
+      </w:r>
+      <w:r>
+        <w:rPr>
+          <w:rStyle w:val="NormalTok"/>
+        </w:rPr>
+        <w:t xml:space="preserve">(</w:t>
+      </w:r>
+      <w:r>
+        <w:rPr>
+          <w:rStyle w:val="StringTok"/>
+        </w:rPr>
+        <w:t xml:space="preserve">"</w:t>
+      </w:r>
+      <w:r>
+        <w:rPr>
+          <w:rStyle w:val="SpecialCharTok"/>
+        </w:rPr>
+        <w:t xml:space="preserve">\n</w:t>
+      </w:r>
+      <w:r>
+        <w:rPr>
+          <w:rStyle w:val="StringTok"/>
+        </w:rPr>
+        <w:t xml:space="preserve">Boardroom-Ready Summary (plain language): Across our orders data,</w:t>
+      </w:r>
+      <w:r>
+        <w:rPr>
+          <w:rStyle w:val="SpecialCharTok"/>
+        </w:rPr>
+        <w:t xml:space="preserve">\n</w:t>
+      </w:r>
+      <w:r>
+        <w:rPr>
+          <w:rStyle w:val="StringTok"/>
+        </w:rPr>
+        <w:t xml:space="preserve">"</w:t>
+      </w:r>
+      <w:r>
+        <w:rPr>
+          <w:rStyle w:val="NormalTok"/>
+        </w:rPr>
+        <w:t xml:space="preserve">,</w:t>
+      </w:r>
+      <w:r>
+        <w:br/>
+      </w:r>
+      <w:r>
+        <w:rPr>
+          <w:rStyle w:val="NormalTok"/>
+        </w:rPr>
+        <w:t xml:space="preserve">      </w:t>
+      </w:r>
+      <w:r>
+        <w:rPr>
+          <w:rStyle w:val="StringTok"/>
+        </w:rPr>
+        <w:t xml:space="preserve">"the type of food ordered — whether Ugali, Managu, or any other item —</w:t>
+      </w:r>
+      <w:r>
+        <w:rPr>
+          <w:rStyle w:val="SpecialCharTok"/>
+        </w:rPr>
+        <w:t xml:space="preserve">\n</w:t>
+      </w:r>
+      <w:r>
+        <w:rPr>
+          <w:rStyle w:val="StringTok"/>
+        </w:rPr>
+        <w:t xml:space="preserve">"</w:t>
+      </w:r>
+      <w:r>
+        <w:rPr>
+          <w:rStyle w:val="NormalTok"/>
+        </w:rPr>
+        <w:t xml:space="preserve">,</w:t>
+      </w:r>
+      <w:r>
+        <w:br/>
+      </w:r>
+      <w:r>
+        <w:rPr>
+          <w:rStyle w:val="NormalTok"/>
+        </w:rPr>
+        <w:t xml:space="preserve">      </w:t>
+      </w:r>
+      <w:r>
+        <w:rPr>
+          <w:rStyle w:val="StringTok"/>
+        </w:rPr>
+        <w:t xml:space="preserve">"does not appear to influence whether a customer places a bulk or</w:t>
+      </w:r>
+      <w:r>
+        <w:rPr>
+          <w:rStyle w:val="SpecialCharTok"/>
+        </w:rPr>
+        <w:t xml:space="preserve">\n</w:t>
+      </w:r>
+      <w:r>
+        <w:rPr>
+          <w:rStyle w:val="StringTok"/>
+        </w:rPr>
+        <w:t xml:space="preserve">"</w:t>
+      </w:r>
+      <w:r>
+        <w:rPr>
+          <w:rStyle w:val="NormalTok"/>
+        </w:rPr>
+        <w:t xml:space="preserve">,</w:t>
+      </w:r>
+      <w:r>
+        <w:br/>
+      </w:r>
+      <w:r>
+        <w:rPr>
+          <w:rStyle w:val="NormalTok"/>
+        </w:rPr>
+        <w:t xml:space="preserve">      </w:t>
+      </w:r>
+      <w:r>
+        <w:rPr>
+          <w:rStyle w:val="StringTok"/>
+        </w:rPr>
+        <w:t xml:space="preserve">"standard order. In other words, large orders are just as likely</w:t>
+      </w:r>
+      <w:r>
+        <w:rPr>
+          <w:rStyle w:val="SpecialCharTok"/>
+        </w:rPr>
+        <w:t xml:space="preserve">\n</w:t>
+      </w:r>
+      <w:r>
+        <w:rPr>
+          <w:rStyle w:val="StringTok"/>
+        </w:rPr>
+        <w:t xml:space="preserve">"</w:t>
+      </w:r>
+      <w:r>
+        <w:rPr>
+          <w:rStyle w:val="NormalTok"/>
+        </w:rPr>
+        <w:t xml:space="preserve">,</w:t>
+      </w:r>
+      <w:r>
+        <w:br/>
+      </w:r>
+      <w:r>
+        <w:rPr>
+          <w:rStyle w:val="NormalTok"/>
+        </w:rPr>
+        <w:t xml:space="preserve">      </w:t>
+      </w:r>
+      <w:r>
+        <w:rPr>
+          <w:rStyle w:val="StringTok"/>
+        </w:rPr>
+        <w:t xml:space="preserve">"regardless of what is on the menu. Order size seems to be driven</w:t>
+      </w:r>
+      <w:r>
+        <w:rPr>
+          <w:rStyle w:val="SpecialCharTok"/>
+        </w:rPr>
+        <w:t xml:space="preserve">\n</w:t>
+      </w:r>
+      <w:r>
+        <w:rPr>
+          <w:rStyle w:val="StringTok"/>
+        </w:rPr>
+        <w:t xml:space="preserve">"</w:t>
+      </w:r>
+      <w:r>
+        <w:rPr>
+          <w:rStyle w:val="NormalTok"/>
+        </w:rPr>
+        <w:t xml:space="preserve">,</w:t>
+      </w:r>
+      <w:r>
+        <w:br/>
+      </w:r>
+      <w:r>
+        <w:rPr>
+          <w:rStyle w:val="NormalTok"/>
+        </w:rPr>
+        <w:t xml:space="preserve">      </w:t>
+      </w:r>
+      <w:r>
+        <w:rPr>
+          <w:rStyle w:val="StringTok"/>
+        </w:rPr>
+        <w:t xml:space="preserve">"by something other than the item itself, such as the customer type,</w:t>
+      </w:r>
+      <w:r>
+        <w:rPr>
+          <w:rStyle w:val="SpecialCharTok"/>
+        </w:rPr>
+        <w:t xml:space="preserve">\n</w:t>
+      </w:r>
+      <w:r>
+        <w:rPr>
+          <w:rStyle w:val="StringTok"/>
+        </w:rPr>
+        <w:t xml:space="preserve">"</w:t>
+      </w:r>
+      <w:r>
+        <w:rPr>
+          <w:rStyle w:val="NormalTok"/>
+        </w:rPr>
+        <w:t xml:space="preserve">,</w:t>
+      </w:r>
+      <w:r>
+        <w:br/>
+      </w:r>
+      <w:r>
+        <w:rPr>
+          <w:rStyle w:val="NormalTok"/>
+        </w:rPr>
+        <w:t xml:space="preserve">      </w:t>
+      </w:r>
+      <w:r>
+        <w:rPr>
+          <w:rStyle w:val="StringTok"/>
+        </w:rPr>
+        <w:t xml:space="preserve">"branch, or time of day."</w:t>
       </w:r>
       <w:r>
         <w:rPr>
@@ -10953,7 +11459,7 @@
         <w:rPr>
           <w:rStyle w:val="VerbatimChar"/>
         </w:rPr>
-        <w:t xml:space="preserve">#&gt;              bulk standard</w:t>
+        <w:t xml:space="preserve">#&gt;             bulk standard</w:t>
       </w:r>
       <w:r>
         <w:br/>
@@ -10962,7 +11468,7 @@
         <w:rPr>
           <w:rStyle w:val="VerbatimChar"/>
         </w:rPr>
-        <w:t xml:space="preserve">#&gt; Egusi Soup     25       54</w:t>
+        <w:t xml:space="preserve">#&gt; Egusi Soup   739      263</w:t>
       </w:r>
       <w:r>
         <w:br/>
@@ -10971,7 +11477,7 @@
         <w:rPr>
           <w:rStyle w:val="VerbatimChar"/>
         </w:rPr>
-        <w:t xml:space="preserve">#&gt; Fufu           38       56</w:t>
+        <w:t xml:space="preserve">#&gt; Fufu         702      277</w:t>
       </w:r>
       <w:r>
         <w:br/>
@@ -10980,7 +11486,7 @@
         <w:rPr>
           <w:rStyle w:val="VerbatimChar"/>
         </w:rPr>
-        <w:t xml:space="preserve">#&gt; Injera         34       43</w:t>
+        <w:t xml:space="preserve">#&gt; Injera       794      233</w:t>
       </w:r>
       <w:r>
         <w:br/>
@@ -10989,7 +11495,7 @@
         <w:rPr>
           <w:rStyle w:val="VerbatimChar"/>
         </w:rPr>
-        <w:t xml:space="preserve">#&gt; Jollof Rice    32       58</w:t>
+        <w:t xml:space="preserve">#&gt; Jollof Rice  706      251</w:t>
       </w:r>
       <w:r>
         <w:br/>
@@ -10998,7 +11504,7 @@
         <w:rPr>
           <w:rStyle w:val="VerbatimChar"/>
         </w:rPr>
-        <w:t xml:space="preserve">#&gt; Kaimati        19       63</w:t>
+        <w:t xml:space="preserve">#&gt; Kaimati      778      255</w:t>
       </w:r>
       <w:r>
         <w:br/>
@@ -11007,7 +11513,7 @@
         <w:rPr>
           <w:rStyle w:val="VerbatimChar"/>
         </w:rPr>
-        <w:t xml:space="preserve">#&gt; Kunde       44393    14716</w:t>
+        <w:t xml:space="preserve">#&gt; Mahamri      761      237</w:t>
       </w:r>
       <w:r>
         <w:br/>
@@ -11016,7 +11522,7 @@
         <w:rPr>
           <w:rStyle w:val="VerbatimChar"/>
         </w:rPr>
-        <w:t xml:space="preserve">#&gt; Mahamri        22       46</w:t>
+        <w:t xml:space="preserve">#&gt; Mahindi      681      237</w:t>
       </w:r>
       <w:r>
         <w:br/>
@@ -11025,7 +11531,7 @@
         <w:rPr>
           <w:rStyle w:val="VerbatimChar"/>
         </w:rPr>
-        <w:t xml:space="preserve">#&gt; Mahindi     43797    14441</w:t>
+        <w:t xml:space="preserve">#&gt; Managu       720      242</w:t>
       </w:r>
       <w:r>
         <w:br/>
@@ -11034,7 +11540,7 @@
         <w:rPr>
           <w:rStyle w:val="VerbatimChar"/>
         </w:rPr>
-        <w:t xml:space="preserve">#&gt; Managu      43702    14597</w:t>
+        <w:t xml:space="preserve">#&gt; Matoke       693      263</w:t>
       </w:r>
       <w:r>
         <w:br/>
@@ -11043,7 +11549,7 @@
         <w:rPr>
           <w:rStyle w:val="VerbatimChar"/>
         </w:rPr>
-        <w:t xml:space="preserve">#&gt; Matoke         34       65</w:t>
+        <w:t xml:space="preserve">#&gt; Matumbo      754      278</w:t>
       </w:r>
       <w:r>
         <w:br/>
@@ -11052,7 +11558,7 @@
         <w:rPr>
           <w:rStyle w:val="VerbatimChar"/>
         </w:rPr>
-        <w:t xml:space="preserve">#&gt; Matumbo        37       53</w:t>
+        <w:t xml:space="preserve">#&gt; Mutura       734      252</w:t>
       </w:r>
       <w:r>
         <w:br/>
@@ -11061,7 +11567,7 @@
         <w:rPr>
           <w:rStyle w:val="VerbatimChar"/>
         </w:rPr>
-        <w:t xml:space="preserve">#&gt; Mchicha     43589    14610</w:t>
+        <w:t xml:space="preserve">#&gt; Nyama Choma  756      270</w:t>
       </w:r>
       <w:r>
         <w:br/>
@@ -11070,7 +11576,7 @@
         <w:rPr>
           <w:rStyle w:val="VerbatimChar"/>
         </w:rPr>
-        <w:t xml:space="preserve">#&gt; Mutura         45       52</w:t>
+        <w:t xml:space="preserve">#&gt; Nyanya       764      237</w:t>
       </w:r>
       <w:r>
         <w:br/>
@@ -11079,7 +11585,7 @@
         <w:rPr>
           <w:rStyle w:val="VerbatimChar"/>
         </w:rPr>
-        <w:t xml:space="preserve">#&gt; Nduma       44101    14715</w:t>
+        <w:t xml:space="preserve">#&gt; Omena        790      275</w:t>
       </w:r>
       <w:r>
         <w:br/>
@@ -11088,7 +11594,7 @@
         <w:rPr>
           <w:rStyle w:val="VerbatimChar"/>
         </w:rPr>
-        <w:t xml:space="preserve">#&gt; Ngwaci      43567    14575</w:t>
+        <w:t xml:space="preserve">#&gt; Spinach      664      246</w:t>
       </w:r>
       <w:r>
         <w:br/>
@@ -11097,7 +11603,7 @@
         <w:rPr>
           <w:rStyle w:val="VerbatimChar"/>
         </w:rPr>
-        <w:t xml:space="preserve">#&gt; Nyama Choma    36       52</w:t>
+        <w:t xml:space="preserve">#&gt; Sukuma Wiki  759      251</w:t>
       </w:r>
       <w:r>
         <w:br/>
@@ -11106,7 +11612,7 @@
         <w:rPr>
           <w:rStyle w:val="VerbatimChar"/>
         </w:rPr>
-        <w:t xml:space="preserve">#&gt; Nyanya      43875    14633</w:t>
+        <w:t xml:space="preserve">#&gt; Ugali        727      252</w:t>
       </w:r>
       <w:r>
         <w:br/>
@@ -11115,7 +11621,7 @@
         <w:rPr>
           <w:rStyle w:val="VerbatimChar"/>
         </w:rPr>
-        <w:t xml:space="preserve">#&gt; Omena          33       54</w:t>
+        <w:t xml:space="preserve">#&gt; </w:t>
       </w:r>
       <w:r>
         <w:br/>
@@ -11124,7 +11630,7 @@
         <w:rPr>
           <w:rStyle w:val="VerbatimChar"/>
         </w:rPr>
-        <w:t xml:space="preserve">#&gt; Spinach        32       53</w:t>
+        <w:t xml:space="preserve">#&gt;  Pearson's Chi-squared test</w:t>
       </w:r>
       <w:r>
         <w:br/>
@@ -11133,7 +11639,7 @@
         <w:rPr>
           <w:rStyle w:val="VerbatimChar"/>
         </w:rPr>
-        <w:t xml:space="preserve">#&gt; Sukuma Wiki 43566    14485</w:t>
+        <w:t xml:space="preserve">#&gt; </w:t>
       </w:r>
       <w:r>
         <w:br/>
@@ -11142,7 +11648,7 @@
         <w:rPr>
           <w:rStyle w:val="VerbatimChar"/>
         </w:rPr>
-        <w:t xml:space="preserve">#&gt; Terere      43966    14731</w:t>
+        <w:t xml:space="preserve">#&gt; data:  contingency_matrix</w:t>
       </w:r>
       <w:r>
         <w:br/>
@@ -11151,7 +11657,7 @@
         <w:rPr>
           <w:rStyle w:val="VerbatimChar"/>
         </w:rPr>
-        <w:t xml:space="preserve">#&gt; Ugali          35       48</w:t>
+        <w:t xml:space="preserve">#&gt; X-squared = 17.399, df = 16, p-value = 0.3603</w:t>
       </w:r>
       <w:r>
         <w:br/>
@@ -11160,7 +11666,7 @@
         <w:rPr>
           <w:rStyle w:val="VerbatimChar"/>
         </w:rPr>
-        <w:t xml:space="preserve">#&gt; Viazi       43749    14655</w:t>
+        <w:t xml:space="preserve">#&gt; </w:t>
       </w:r>
       <w:r>
         <w:br/>
@@ -11178,7 +11684,7 @@
         <w:rPr>
           <w:rStyle w:val="VerbatimChar"/>
         </w:rPr>
-        <w:t xml:space="preserve">#&gt;  Pearson's Chi-squared test</w:t>
+        <w:t xml:space="preserve">#&gt; --- INTERPRETATION ---</w:t>
       </w:r>
       <w:r>
         <w:br/>
@@ -11187,6 +11693,33 @@
         <w:rPr>
           <w:rStyle w:val="VerbatimChar"/>
         </w:rPr>
+        <w:t xml:space="preserve">#&gt; We fail to reject H₀ (p = 0.3603).</w:t>
+      </w:r>
+      <w:r>
+        <w:br/>
+      </w:r>
+      <w:r>
+        <w:rPr>
+          <w:rStyle w:val="VerbatimChar"/>
+        </w:rPr>
+        <w:t xml:space="preserve">#&gt; Item type and order type appear to be independent.</w:t>
+      </w:r>
+      <w:r>
+        <w:br/>
+      </w:r>
+      <w:r>
+        <w:rPr>
+          <w:rStyle w:val="VerbatimChar"/>
+        </w:rPr>
+        <w:t xml:space="preserve">#&gt; In summary: The item choice does not seem to affect order size.</w:t>
+      </w:r>
+      <w:r>
+        <w:br/>
+      </w:r>
+      <w:r>
+        <w:rPr>
+          <w:rStyle w:val="VerbatimChar"/>
+        </w:rPr>
         <w:t xml:space="preserve">#&gt; </w:t>
       </w:r>
       <w:r>
@@ -11196,7 +11729,7 @@
         <w:rPr>
           <w:rStyle w:val="VerbatimChar"/>
         </w:rPr>
-        <w:t xml:space="preserve">#&gt; data:  contingency_matrix</w:t>
+        <w:t xml:space="preserve">#&gt; Boardroom-Ready Summary (plain language): Across our orders data,</w:t>
       </w:r>
       <w:r>
         <w:br/>
@@ -11205,7 +11738,7 @@
         <w:rPr>
           <w:rStyle w:val="VerbatimChar"/>
         </w:rPr>
-        <w:t xml:space="preserve">#&gt; X-squared = 849.42, df = 22, p-value &lt; 0.00000000000000022</w:t>
+        <w:t xml:space="preserve">#&gt;  the type of food ordered — whether Ugali, Managu, or any other item —</w:t>
       </w:r>
       <w:r>
         <w:br/>
@@ -11214,7 +11747,7 @@
         <w:rPr>
           <w:rStyle w:val="VerbatimChar"/>
         </w:rPr>
-        <w:t xml:space="preserve">#&gt; </w:t>
+        <w:t xml:space="preserve">#&gt;  does not appear to influence whether a customer places a bulk or</w:t>
       </w:r>
       <w:r>
         <w:br/>
@@ -11223,7 +11756,7 @@
         <w:rPr>
           <w:rStyle w:val="VerbatimChar"/>
         </w:rPr>
-        <w:t xml:space="preserve">#&gt; </w:t>
+        <w:t xml:space="preserve">#&gt;  standard order. In other words, large orders are just as likely</w:t>
       </w:r>
       <w:r>
         <w:br/>
@@ -11232,7 +11765,7 @@
         <w:rPr>
           <w:rStyle w:val="VerbatimChar"/>
         </w:rPr>
-        <w:t xml:space="preserve">#&gt; --- INTERPRETATION ---</w:t>
+        <w:t xml:space="preserve">#&gt;  regardless of what is on the menu. Order size seems to be driven</w:t>
       </w:r>
       <w:r>
         <w:br/>
@@ -11241,7 +11774,7 @@
         <w:rPr>
           <w:rStyle w:val="VerbatimChar"/>
         </w:rPr>
-        <w:t xml:space="preserve">#&gt; We reject H₀ at the 5% significance level (p = 1.917037e-165).</w:t>
+        <w:t xml:space="preserve">#&gt;  by something other than the item itself, such as the customer type,</w:t>
       </w:r>
       <w:r>
         <w:br/>
@@ -11250,70 +11783,7 @@
         <w:rPr>
           <w:rStyle w:val="VerbatimChar"/>
         </w:rPr>
-        <w:t xml:space="preserve">#&gt; There is a statistically significant association between</w:t>
-      </w:r>
-      <w:r>
-        <w:br/>
-      </w:r>
-      <w:r>
-        <w:rPr>
-          <w:rStyle w:val="VerbatimChar"/>
-        </w:rPr>
-        <w:t xml:space="preserve">#&gt; item type and whether an order is bulk or standard.</w:t>
-      </w:r>
-      <w:r>
-        <w:br/>
-      </w:r>
-      <w:r>
-        <w:rPr>
-          <w:rStyle w:val="VerbatimChar"/>
-        </w:rPr>
-        <w:t xml:space="preserve">#&gt; In summary: The item choice influences the likelihood of a bulk order.</w:t>
-      </w:r>
-      <w:r>
-        <w:br/>
-      </w:r>
-      <w:r>
-        <w:rPr>
-          <w:rStyle w:val="VerbatimChar"/>
-        </w:rPr>
-        <w:t xml:space="preserve">#&gt; </w:t>
-      </w:r>
-      <w:r>
-        <w:br/>
-      </w:r>
-      <w:r>
-        <w:rPr>
-          <w:rStyle w:val="VerbatimChar"/>
-        </w:rPr>
-        <w:t xml:space="preserve">#&gt; Boardroom-Ready Summary (plain language): The type of food ordered</w:t>
-      </w:r>
-      <w:r>
-        <w:br/>
-      </w:r>
-      <w:r>
-        <w:rPr>
-          <w:rStyle w:val="VerbatimChar"/>
-        </w:rPr>
-        <w:t xml:space="preserve">#&gt;  (e.g., Ugali vs. Managu) directly influences whether an order is</w:t>
-      </w:r>
-      <w:r>
-        <w:br/>
-      </w:r>
-      <w:r>
-        <w:rPr>
-          <w:rStyle w:val="VerbatimChar"/>
-        </w:rPr>
-        <w:t xml:space="preserve">#&gt;  likely to be Bulk or Standard. They are not independent; certain items</w:t>
-      </w:r>
-      <w:r>
-        <w:br/>
-      </w:r>
-      <w:r>
-        <w:rPr>
-          <w:rStyle w:val="VerbatimChar"/>
-        </w:rPr>
-        <w:t xml:space="preserve">#&gt;  are much more prone to being ordered in large quantities than others.</w:t>
+        <w:t xml:space="preserve">#&gt;  branch, or time of day.</w:t>
       </w:r>
     </w:p>
     <w:p>
@@ -11339,7 +11809,7 @@
         <w:pStyle w:val="FirstParagraph"/>
       </w:pPr>
       <w:r>
-        <w:t xml:space="preserve">This is the central justification for the data pipeline you built. You will now</w:t>
+        <w:t xml:space="preserve">This is the central justification for the data pipeline we built. We will now</w:t>
       </w:r>
       <w:r>
         <w:t xml:space="preserve"> </w:t>
@@ -11884,7 +12354,7 @@
         <w:rPr>
           <w:rStyle w:val="VerbatimChar"/>
         </w:rPr>
-        <w:t xml:space="preserve">cd 3_data_engineering/docker restart postgres clickhouse &amp;&amp; docker ps</w:t>
+        <w:t xml:space="preserve">docker restart postgres clickhouse &amp;&amp; docker ps</w:t>
       </w:r>
     </w:p>
     <w:p>
@@ -11898,7 +12368,49 @@
         <w:t xml:space="preserve"> </w:t>
       </w:r>
       <w:r>
-        <w:t xml:space="preserve">can confirm that they are ready by connecting via DataGrip.</w:t>
+        <w:t xml:space="preserve">can confirm that they are ready by connecting via DataGrip or using the client</w:t>
+      </w:r>
+      <w:r>
+        <w:t xml:space="preserve"> </w:t>
+      </w:r>
+      <w:r>
+        <w:t xml:space="preserve">available in the each container, i.e.,</w:t>
+      </w:r>
+    </w:p>
+    <w:p>
+      <w:pPr>
+        <w:pStyle w:val="BodyText"/>
+      </w:pPr>
+      <w:r>
+        <w:t xml:space="preserve">For PostgreSQL:</w:t>
+      </w:r>
+      <w:r>
+        <w:br/>
+      </w:r>
+      <w:r>
+        <w:rPr>
+          <w:rStyle w:val="VerbatimChar"/>
+        </w:rPr>
+        <w:t xml:space="preserve">docker exec -it postgres psql -U lab_user -W -d lab_db</w:t>
+      </w:r>
+    </w:p>
+    <w:p>
+      <w:pPr>
+        <w:pStyle w:val="BodyText"/>
+      </w:pPr>
+      <w:r>
+        <w:t xml:space="preserve">For ClickHouse:</w:t>
+      </w:r>
+    </w:p>
+    <w:p>
+      <w:pPr>
+        <w:pStyle w:val="BodyText"/>
+      </w:pPr>
+      <w:r>
+        <w:rPr>
+          <w:rStyle w:val="VerbatimChar"/>
+        </w:rPr>
+        <w:t xml:space="preserve">docker exec -it clickhouse clickhouse-client</w:t>
       </w:r>
     </w:p>
     <w:bookmarkEnd w:id="34"/>
@@ -12282,7 +12794,7 @@
         <w:rPr>
           <w:rStyle w:val="StringTok"/>
         </w:rPr>
-        <w:t xml:space="preserve">"Both queries are defined and ready.</w:t>
+        <w:t xml:space="preserve">"Both queries are defined and ready to be executed.</w:t>
       </w:r>
       <w:r>
         <w:rPr>
@@ -12482,7 +12994,7 @@
         <w:rPr>
           <w:rStyle w:val="VerbatimChar"/>
         </w:rPr>
-        <w:t xml:space="preserve">#&gt; Both queries are defined and ready.</w:t>
+        <w:t xml:space="preserve">#&gt; Both queries are defined and ready to be executed.</w:t>
       </w:r>
       <w:r>
         <w:br/>
@@ -12491,7 +13003,7 @@
         <w:rPr>
           <w:rStyle w:val="VerbatimChar"/>
         </w:rPr>
-        <w:t xml:space="preserve">#&gt; PostgreSQL query will scan:   501471  rows</w:t>
+        <w:t xml:space="preserve">#&gt; PostgreSQL query will scan:   503262  rows</w:t>
       </w:r>
       <w:r>
         <w:br/>
@@ -12500,7 +13012,7 @@
         <w:rPr>
           <w:rStyle w:val="VerbatimChar"/>
         </w:rPr>
-        <w:t xml:space="preserve">#&gt; ClickHouse query will scan:   585582  rows</w:t>
+        <w:t xml:space="preserve">#&gt; ClickHouse query will scan:   503262  rows</w:t>
       </w:r>
     </w:p>
     <w:bookmarkEnd w:id="36"/>
@@ -12833,7 +13345,7 @@
         <w:rPr>
           <w:rStyle w:val="DecValTok"/>
         </w:rPr>
-        <w:t xml:space="preserve">10</w:t>
+        <w:t xml:space="preserve">15</w:t>
       </w:r>
       <w:r>
         <w:rPr>
@@ -12998,7 +13510,7 @@
         <w:rPr>
           <w:rStyle w:val="DecValTok"/>
         </w:rPr>
-        <w:t xml:space="preserve">10</w:t>
+        <w:t xml:space="preserve">15</w:t>
       </w:r>
       <w:r>
         <w:rPr>
@@ -13627,7 +14139,7 @@
         <w:rPr>
           <w:rStyle w:val="VerbatimChar"/>
         </w:rPr>
-        <w:t xml:space="preserve">#&gt; Each query runs 10 times. Median time is reported.</w:t>
+        <w:t xml:space="preserve">#&gt; Each query runs 15 times. Median time is reported.</w:t>
       </w:r>
       <w:r>
         <w:br/>
@@ -13663,7 +14175,7 @@
         <w:rPr>
           <w:rStyle w:val="VerbatimChar"/>
         </w:rPr>
-        <w:t xml:space="preserve">#&gt; PostgreSQL  median : 1.18s</w:t>
+        <w:t xml:space="preserve">#&gt; PostgreSQL  median : 606ms</w:t>
       </w:r>
       <w:r>
         <w:br/>
@@ -13672,7 +14184,7 @@
         <w:rPr>
           <w:rStyle w:val="VerbatimChar"/>
         </w:rPr>
-        <w:t xml:space="preserve">#&gt; ClickHouse  median : 23ms</w:t>
+        <w:t xml:space="preserve">#&gt; ClickHouse  median : 29.6ms</w:t>
       </w:r>
       <w:r>
         <w:br/>
@@ -13681,7 +14193,7 @@
         <w:rPr>
           <w:rStyle w:val="VerbatimChar"/>
         </w:rPr>
-        <w:t xml:space="preserve">#&gt; ClickHouse was 51.3× faster than PostgreSQL</w:t>
+        <w:t xml:space="preserve">#&gt; ClickHouse was 20.4× faster than PostgreSQL</w:t>
       </w:r>
       <w:r>
         <w:br/>
@@ -15076,7 +15588,7 @@
         <w:rPr>
           <w:rStyle w:val="StringTok"/>
         </w:rPr>
-        <w:t xml:space="preserve">"Benchmark: 10 iterations, using `bench::mark()`"</w:t>
+        <w:t xml:space="preserve">"Benchmark: 15 iterations, using `bench::mark()`"</w:t>
       </w:r>
       <w:r>
         <w:rPr>
@@ -15569,7 +16081,7 @@
         <w:rPr>
           <w:rStyle w:val="InformationTok"/>
         </w:rPr>
-        <w:t xml:space="preserve">```{r benchmark-results-table}</w:t>
+        <w:t xml:space="preserve">```{r benchmark-results-table-from-PostgreSQL}</w:t>
       </w:r>
       <w:r>
         <w:br/>
@@ -16009,67 +16521,67 @@
               <w:jc w:val="left"/>
             </w:pPr>
             <w:r>
-              <w:t xml:space="preserve">Kunde</w:t>
-            </w:r>
-          </w:p>
-        </w:tc>
-        <w:tc>
-          <w:tcPr/>
-          <w:p>
-            <w:pPr>
-              <w:pStyle w:val="Compact"/>
-              <w:jc w:val="right"/>
-            </w:pPr>
-            <w:r>
-              <w:t xml:space="preserve">50654</w:t>
-            </w:r>
-          </w:p>
-        </w:tc>
-        <w:tc>
-          <w:tcPr/>
-          <w:p>
-            <w:pPr>
-              <w:pStyle w:val="Compact"/>
-              <w:jc w:val="right"/>
-            </w:pPr>
-            <w:r>
-              <w:t xml:space="preserve">532398</w:t>
-            </w:r>
-          </w:p>
-        </w:tc>
-        <w:tc>
-          <w:tcPr/>
-          <w:p>
-            <w:pPr>
-              <w:pStyle w:val="Compact"/>
-              <w:jc w:val="right"/>
-            </w:pPr>
-            <w:r>
-              <w:t xml:space="preserve">10.51</w:t>
-            </w:r>
-          </w:p>
-        </w:tc>
-        <w:tc>
-          <w:tcPr/>
-          <w:p>
-            <w:pPr>
-              <w:pStyle w:val="Compact"/>
-              <w:jc w:val="right"/>
-            </w:pPr>
-            <w:r>
-              <w:t xml:space="preserve">38042</w:t>
-            </w:r>
-          </w:p>
-        </w:tc>
-        <w:tc>
-          <w:tcPr/>
-          <w:p>
-            <w:pPr>
-              <w:pStyle w:val="Compact"/>
-              <w:jc w:val="right"/>
-            </w:pPr>
-            <w:r>
-              <w:t xml:space="preserve">75.10</w:t>
+              <w:t xml:space="preserve">Mahindi</w:t>
+            </w:r>
+          </w:p>
+        </w:tc>
+        <w:tc>
+          <w:tcPr/>
+          <w:p>
+            <w:pPr>
+              <w:pStyle w:val="Compact"/>
+              <w:jc w:val="right"/>
+            </w:pPr>
+            <w:r>
+              <w:t xml:space="preserve">29920</w:t>
+            </w:r>
+          </w:p>
+        </w:tc>
+        <w:tc>
+          <w:tcPr/>
+          <w:p>
+            <w:pPr>
+              <w:pStyle w:val="Compact"/>
+              <w:jc w:val="right"/>
+            </w:pPr>
+            <w:r>
+              <w:t xml:space="preserve">313276</w:t>
+            </w:r>
+          </w:p>
+        </w:tc>
+        <w:tc>
+          <w:tcPr/>
+          <w:p>
+            <w:pPr>
+              <w:pStyle w:val="Compact"/>
+              <w:jc w:val="right"/>
+            </w:pPr>
+            <w:r>
+              <w:t xml:space="preserve">10.47</w:t>
+            </w:r>
+          </w:p>
+        </w:tc>
+        <w:tc>
+          <w:tcPr/>
+          <w:p>
+            <w:pPr>
+              <w:pStyle w:val="Compact"/>
+              <w:jc w:val="right"/>
+            </w:pPr>
+            <w:r>
+              <w:t xml:space="preserve">22461</w:t>
+            </w:r>
+          </w:p>
+        </w:tc>
+        <w:tc>
+          <w:tcPr/>
+          <w:p>
+            <w:pPr>
+              <w:pStyle w:val="Compact"/>
+              <w:jc w:val="right"/>
+            </w:pPr>
+            <w:r>
+              <w:t xml:space="preserve">75.07</w:t>
             </w:r>
           </w:p>
         </w:tc>
@@ -16083,67 +16595,67 @@
               <w:jc w:val="left"/>
             </w:pPr>
             <w:r>
-              <w:t xml:space="preserve">Nduma</w:t>
-            </w:r>
-          </w:p>
-        </w:tc>
-        <w:tc>
-          <w:tcPr/>
-          <w:p>
-            <w:pPr>
-              <w:pStyle w:val="Compact"/>
-              <w:jc w:val="right"/>
-            </w:pPr>
-            <w:r>
-              <w:t xml:space="preserve">50258</w:t>
-            </w:r>
-          </w:p>
-        </w:tc>
-        <w:tc>
-          <w:tcPr/>
-          <w:p>
-            <w:pPr>
-              <w:pStyle w:val="Compact"/>
-              <w:jc w:val="right"/>
-            </w:pPr>
-            <w:r>
-              <w:t xml:space="preserve">527233</w:t>
-            </w:r>
-          </w:p>
-        </w:tc>
-        <w:tc>
-          <w:tcPr/>
-          <w:p>
-            <w:pPr>
-              <w:pStyle w:val="Compact"/>
-              <w:jc w:val="right"/>
-            </w:pPr>
-            <w:r>
-              <w:t xml:space="preserve">10.49</w:t>
-            </w:r>
-          </w:p>
-        </w:tc>
-        <w:tc>
-          <w:tcPr/>
-          <w:p>
-            <w:pPr>
-              <w:pStyle w:val="Compact"/>
-              <w:jc w:val="right"/>
-            </w:pPr>
-            <w:r>
-              <w:t xml:space="preserve">37662</w:t>
-            </w:r>
-          </w:p>
-        </w:tc>
-        <w:tc>
-          <w:tcPr/>
-          <w:p>
-            <w:pPr>
-              <w:pStyle w:val="Compact"/>
-              <w:jc w:val="right"/>
-            </w:pPr>
-            <w:r>
-              <w:t xml:space="preserve">74.94</w:t>
+              <w:t xml:space="preserve">Nyama Choma</w:t>
+            </w:r>
+          </w:p>
+        </w:tc>
+        <w:tc>
+          <w:tcPr/>
+          <w:p>
+            <w:pPr>
+              <w:pStyle w:val="Compact"/>
+              <w:jc w:val="right"/>
+            </w:pPr>
+            <w:r>
+              <w:t xml:space="preserve">29874</w:t>
+            </w:r>
+          </w:p>
+        </w:tc>
+        <w:tc>
+          <w:tcPr/>
+          <w:p>
+            <w:pPr>
+              <w:pStyle w:val="Compact"/>
+              <w:jc w:val="right"/>
+            </w:pPr>
+            <w:r>
+              <w:t xml:space="preserve">311965</w:t>
+            </w:r>
+          </w:p>
+        </w:tc>
+        <w:tc>
+          <w:tcPr/>
+          <w:p>
+            <w:pPr>
+              <w:pStyle w:val="Compact"/>
+              <w:jc w:val="right"/>
+            </w:pPr>
+            <w:r>
+              <w:t xml:space="preserve">10.44</w:t>
+            </w:r>
+          </w:p>
+        </w:tc>
+        <w:tc>
+          <w:tcPr/>
+          <w:p>
+            <w:pPr>
+              <w:pStyle w:val="Compact"/>
+              <w:jc w:val="right"/>
+            </w:pPr>
+            <w:r>
+              <w:t xml:space="preserve">22242</w:t>
+            </w:r>
+          </w:p>
+        </w:tc>
+        <w:tc>
+          <w:tcPr/>
+          <w:p>
+            <w:pPr>
+              <w:pStyle w:val="Compact"/>
+              <w:jc w:val="right"/>
+            </w:pPr>
+            <w:r>
+              <w:t xml:space="preserve">74.45</w:t>
             </w:r>
           </w:p>
         </w:tc>
@@ -16157,67 +16669,67 @@
               <w:jc w:val="left"/>
             </w:pPr>
             <w:r>
-              <w:t xml:space="preserve">Terere</w:t>
-            </w:r>
-          </w:p>
-        </w:tc>
-        <w:tc>
-          <w:tcPr/>
-          <w:p>
-            <w:pPr>
-              <w:pStyle w:val="Compact"/>
-              <w:jc w:val="right"/>
-            </w:pPr>
-            <w:r>
-              <w:t xml:space="preserve">50149</w:t>
-            </w:r>
-          </w:p>
-        </w:tc>
-        <w:tc>
-          <w:tcPr/>
-          <w:p>
-            <w:pPr>
-              <w:pStyle w:val="Compact"/>
-              <w:jc w:val="right"/>
-            </w:pPr>
-            <w:r>
-              <w:t xml:space="preserve">526600</w:t>
-            </w:r>
-          </w:p>
-        </w:tc>
-        <w:tc>
-          <w:tcPr/>
-          <w:p>
-            <w:pPr>
-              <w:pStyle w:val="Compact"/>
-              <w:jc w:val="right"/>
-            </w:pPr>
-            <w:r>
-              <w:t xml:space="preserve">10.50</w:t>
-            </w:r>
-          </w:p>
-        </w:tc>
-        <w:tc>
-          <w:tcPr/>
-          <w:p>
-            <w:pPr>
-              <w:pStyle w:val="Compact"/>
-              <w:jc w:val="right"/>
-            </w:pPr>
-            <w:r>
-              <w:t xml:space="preserve">37570</w:t>
-            </w:r>
-          </w:p>
-        </w:tc>
-        <w:tc>
-          <w:tcPr/>
-          <w:p>
-            <w:pPr>
-              <w:pStyle w:val="Compact"/>
-              <w:jc w:val="right"/>
-            </w:pPr>
-            <w:r>
-              <w:t xml:space="preserve">74.92</w:t>
+              <w:t xml:space="preserve">Matumbo</w:t>
+            </w:r>
+          </w:p>
+        </w:tc>
+        <w:tc>
+          <w:tcPr/>
+          <w:p>
+            <w:pPr>
+              <w:pStyle w:val="Compact"/>
+              <w:jc w:val="right"/>
+            </w:pPr>
+            <w:r>
+              <w:t xml:space="preserve">29629</w:t>
+            </w:r>
+          </w:p>
+        </w:tc>
+        <w:tc>
+          <w:tcPr/>
+          <w:p>
+            <w:pPr>
+              <w:pStyle w:val="Compact"/>
+              <w:jc w:val="right"/>
+            </w:pPr>
+            <w:r>
+              <w:t xml:space="preserve">311815</w:t>
+            </w:r>
+          </w:p>
+        </w:tc>
+        <w:tc>
+          <w:tcPr/>
+          <w:p>
+            <w:pPr>
+              <w:pStyle w:val="Compact"/>
+              <w:jc w:val="right"/>
+            </w:pPr>
+            <w:r>
+              <w:t xml:space="preserve">10.52</w:t>
+            </w:r>
+          </w:p>
+        </w:tc>
+        <w:tc>
+          <w:tcPr/>
+          <w:p>
+            <w:pPr>
+              <w:pStyle w:val="Compact"/>
+              <w:jc w:val="right"/>
+            </w:pPr>
+            <w:r>
+              <w:t xml:space="preserve">22222</w:t>
+            </w:r>
+          </w:p>
+        </w:tc>
+        <w:tc>
+          <w:tcPr/>
+          <w:p>
+            <w:pPr>
+              <w:pStyle w:val="Compact"/>
+              <w:jc w:val="right"/>
+            </w:pPr>
+            <w:r>
+              <w:t xml:space="preserve">75.00</w:t>
             </w:r>
           </w:p>
         </w:tc>
@@ -16231,67 +16743,67 @@
               <w:jc w:val="left"/>
             </w:pPr>
             <w:r>
-              <w:t xml:space="preserve">Mahindi</w:t>
-            </w:r>
-          </w:p>
-        </w:tc>
-        <w:tc>
-          <w:tcPr/>
-          <w:p>
-            <w:pPr>
-              <w:pStyle w:val="Compact"/>
-              <w:jc w:val="right"/>
-            </w:pPr>
-            <w:r>
-              <w:t xml:space="preserve">49853</w:t>
-            </w:r>
-          </w:p>
-        </w:tc>
-        <w:tc>
-          <w:tcPr/>
-          <w:p>
-            <w:pPr>
-              <w:pStyle w:val="Compact"/>
-              <w:jc w:val="right"/>
-            </w:pPr>
-            <w:r>
-              <w:t xml:space="preserve">525522</w:t>
-            </w:r>
-          </w:p>
-        </w:tc>
-        <w:tc>
-          <w:tcPr/>
-          <w:p>
-            <w:pPr>
-              <w:pStyle w:val="Compact"/>
-              <w:jc w:val="right"/>
-            </w:pPr>
-            <w:r>
-              <w:t xml:space="preserve">10.54</w:t>
-            </w:r>
-          </w:p>
-        </w:tc>
-        <w:tc>
-          <w:tcPr/>
-          <w:p>
-            <w:pPr>
-              <w:pStyle w:val="Compact"/>
-              <w:jc w:val="right"/>
-            </w:pPr>
-            <w:r>
-              <w:t xml:space="preserve">37477</w:t>
-            </w:r>
-          </w:p>
-        </w:tc>
-        <w:tc>
-          <w:tcPr/>
-          <w:p>
-            <w:pPr>
-              <w:pStyle w:val="Compact"/>
-              <w:jc w:val="right"/>
-            </w:pPr>
-            <w:r>
-              <w:t xml:space="preserve">75.18</w:t>
+              <w:t xml:space="preserve">Ugali</w:t>
+            </w:r>
+          </w:p>
+        </w:tc>
+        <w:tc>
+          <w:tcPr/>
+          <w:p>
+            <w:pPr>
+              <w:pStyle w:val="Compact"/>
+              <w:jc w:val="right"/>
+            </w:pPr>
+            <w:r>
+              <w:t xml:space="preserve">29830</w:t>
+            </w:r>
+          </w:p>
+        </w:tc>
+        <w:tc>
+          <w:tcPr/>
+          <w:p>
+            <w:pPr>
+              <w:pStyle w:val="Compact"/>
+              <w:jc w:val="right"/>
+            </w:pPr>
+            <w:r>
+              <w:t xml:space="preserve">311645</w:t>
+            </w:r>
+          </w:p>
+        </w:tc>
+        <w:tc>
+          <w:tcPr/>
+          <w:p>
+            <w:pPr>
+              <w:pStyle w:val="Compact"/>
+              <w:jc w:val="right"/>
+            </w:pPr>
+            <w:r>
+              <w:t xml:space="preserve">10.45</w:t>
+            </w:r>
+          </w:p>
+        </w:tc>
+        <w:tc>
+          <w:tcPr/>
+          <w:p>
+            <w:pPr>
+              <w:pStyle w:val="Compact"/>
+              <w:jc w:val="right"/>
+            </w:pPr>
+            <w:r>
+              <w:t xml:space="preserve">22354</w:t>
+            </w:r>
+          </w:p>
+        </w:tc>
+        <w:tc>
+          <w:tcPr/>
+          <w:p>
+            <w:pPr>
+              <w:pStyle w:val="Compact"/>
+              <w:jc w:val="right"/>
+            </w:pPr>
+            <w:r>
+              <w:t xml:space="preserve">74.94</w:t>
             </w:r>
           </w:p>
         </w:tc>
@@ -16305,31 +16817,31 @@
               <w:jc w:val="left"/>
             </w:pPr>
             <w:r>
-              <w:t xml:space="preserve">Nyanya</w:t>
-            </w:r>
-          </w:p>
-        </w:tc>
-        <w:tc>
-          <w:tcPr/>
-          <w:p>
-            <w:pPr>
-              <w:pStyle w:val="Compact"/>
-              <w:jc w:val="right"/>
-            </w:pPr>
-            <w:r>
-              <w:t xml:space="preserve">50102</w:t>
-            </w:r>
-          </w:p>
-        </w:tc>
-        <w:tc>
-          <w:tcPr/>
-          <w:p>
-            <w:pPr>
-              <w:pStyle w:val="Compact"/>
-              <w:jc w:val="right"/>
-            </w:pPr>
-            <w:r>
-              <w:t xml:space="preserve">525391</w:t>
+              <w:t xml:space="preserve">Sukuma Wiki</w:t>
+            </w:r>
+          </w:p>
+        </w:tc>
+        <w:tc>
+          <w:tcPr/>
+          <w:p>
+            <w:pPr>
+              <w:pStyle w:val="Compact"/>
+              <w:jc w:val="right"/>
+            </w:pPr>
+            <w:r>
+              <w:t xml:space="preserve">29701</w:t>
+            </w:r>
+          </w:p>
+        </w:tc>
+        <w:tc>
+          <w:tcPr/>
+          <w:p>
+            <w:pPr>
+              <w:pStyle w:val="Compact"/>
+              <w:jc w:val="right"/>
+            </w:pPr>
+            <w:r>
+              <w:t xml:space="preserve">311565</w:t>
             </w:r>
           </w:p>
         </w:tc>
@@ -16353,19 +16865,19 @@
               <w:jc w:val="right"/>
             </w:pPr>
             <w:r>
-              <w:t xml:space="preserve">37584</w:t>
-            </w:r>
-          </w:p>
-        </w:tc>
-        <w:tc>
-          <w:tcPr/>
-          <w:p>
-            <w:pPr>
-              <w:pStyle w:val="Compact"/>
-              <w:jc w:val="right"/>
-            </w:pPr>
-            <w:r>
-              <w:t xml:space="preserve">75.01</w:t>
+              <w:t xml:space="preserve">22232</w:t>
+            </w:r>
+          </w:p>
+        </w:tc>
+        <w:tc>
+          <w:tcPr/>
+          <w:p>
+            <w:pPr>
+              <w:pStyle w:val="Compact"/>
+              <w:jc w:val="right"/>
+            </w:pPr>
+            <w:r>
+              <w:t xml:space="preserve">74.85</w:t>
             </w:r>
           </w:p>
         </w:tc>
@@ -16379,67 +16891,67 @@
               <w:jc w:val="left"/>
             </w:pPr>
             <w:r>
-              <w:t xml:space="preserve">Viazi</w:t>
-            </w:r>
-          </w:p>
-        </w:tc>
-        <w:tc>
-          <w:tcPr/>
-          <w:p>
-            <w:pPr>
-              <w:pStyle w:val="Compact"/>
-              <w:jc w:val="right"/>
-            </w:pPr>
-            <w:r>
-              <w:t xml:space="preserve">49949</w:t>
-            </w:r>
-          </w:p>
-        </w:tc>
-        <w:tc>
-          <w:tcPr/>
-          <w:p>
-            <w:pPr>
-              <w:pStyle w:val="Compact"/>
-              <w:jc w:val="right"/>
-            </w:pPr>
-            <w:r>
-              <w:t xml:space="preserve">524535</w:t>
-            </w:r>
-          </w:p>
-        </w:tc>
-        <w:tc>
-          <w:tcPr/>
-          <w:p>
-            <w:pPr>
-              <w:pStyle w:val="Compact"/>
-              <w:jc w:val="right"/>
-            </w:pPr>
-            <w:r>
-              <w:t xml:space="preserve">10.50</w:t>
-            </w:r>
-          </w:p>
-        </w:tc>
-        <w:tc>
-          <w:tcPr/>
-          <w:p>
-            <w:pPr>
-              <w:pStyle w:val="Compact"/>
-              <w:jc w:val="right"/>
-            </w:pPr>
-            <w:r>
-              <w:t xml:space="preserve">37471</w:t>
-            </w:r>
-          </w:p>
-        </w:tc>
-        <w:tc>
-          <w:tcPr/>
-          <w:p>
-            <w:pPr>
-              <w:pStyle w:val="Compact"/>
-              <w:jc w:val="right"/>
-            </w:pPr>
-            <w:r>
-              <w:t xml:space="preserve">75.02</w:t>
+              <w:t xml:space="preserve">Kaimati</w:t>
+            </w:r>
+          </w:p>
+        </w:tc>
+        <w:tc>
+          <w:tcPr/>
+          <w:p>
+            <w:pPr>
+              <w:pStyle w:val="Compact"/>
+              <w:jc w:val="right"/>
+            </w:pPr>
+            <w:r>
+              <w:t xml:space="preserve">29644</w:t>
+            </w:r>
+          </w:p>
+        </w:tc>
+        <w:tc>
+          <w:tcPr/>
+          <w:p>
+            <w:pPr>
+              <w:pStyle w:val="Compact"/>
+              <w:jc w:val="right"/>
+            </w:pPr>
+            <w:r>
+              <w:t xml:space="preserve">310761</w:t>
+            </w:r>
+          </w:p>
+        </w:tc>
+        <w:tc>
+          <w:tcPr/>
+          <w:p>
+            <w:pPr>
+              <w:pStyle w:val="Compact"/>
+              <w:jc w:val="right"/>
+            </w:pPr>
+            <w:r>
+              <w:t xml:space="preserve">10.48</w:t>
+            </w:r>
+          </w:p>
+        </w:tc>
+        <w:tc>
+          <w:tcPr/>
+          <w:p>
+            <w:pPr>
+              <w:pStyle w:val="Compact"/>
+              <w:jc w:val="right"/>
+            </w:pPr>
+            <w:r>
+              <w:t xml:space="preserve">22135</w:t>
+            </w:r>
+          </w:p>
+        </w:tc>
+        <w:tc>
+          <w:tcPr/>
+          <w:p>
+            <w:pPr>
+              <w:pStyle w:val="Compact"/>
+              <w:jc w:val="right"/>
+            </w:pPr>
+            <w:r>
+              <w:t xml:space="preserve">74.67</w:t>
             </w:r>
           </w:p>
         </w:tc>
@@ -16453,67 +16965,67 @@
               <w:jc w:val="left"/>
             </w:pPr>
             <w:r>
-              <w:t xml:space="preserve">Managu</w:t>
-            </w:r>
-          </w:p>
-        </w:tc>
-        <w:tc>
-          <w:tcPr/>
-          <w:p>
-            <w:pPr>
-              <w:pStyle w:val="Compact"/>
-              <w:jc w:val="right"/>
-            </w:pPr>
-            <w:r>
-              <w:t xml:space="preserve">50038</w:t>
-            </w:r>
-          </w:p>
-        </w:tc>
-        <w:tc>
-          <w:tcPr/>
-          <w:p>
-            <w:pPr>
-              <w:pStyle w:val="Compact"/>
-              <w:jc w:val="right"/>
-            </w:pPr>
-            <w:r>
-              <w:t xml:space="preserve">523791</w:t>
-            </w:r>
-          </w:p>
-        </w:tc>
-        <w:tc>
-          <w:tcPr/>
-          <w:p>
-            <w:pPr>
-              <w:pStyle w:val="Compact"/>
-              <w:jc w:val="right"/>
-            </w:pPr>
-            <w:r>
-              <w:t xml:space="preserve">10.47</w:t>
-            </w:r>
-          </w:p>
-        </w:tc>
-        <w:tc>
-          <w:tcPr/>
-          <w:p>
-            <w:pPr>
-              <w:pStyle w:val="Compact"/>
-              <w:jc w:val="right"/>
-            </w:pPr>
-            <w:r>
-              <w:t xml:space="preserve">37503</w:t>
-            </w:r>
-          </w:p>
-        </w:tc>
-        <w:tc>
-          <w:tcPr/>
-          <w:p>
-            <w:pPr>
-              <w:pStyle w:val="Compact"/>
-              <w:jc w:val="right"/>
-            </w:pPr>
-            <w:r>
-              <w:t xml:space="preserve">74.95</w:t>
+              <w:t xml:space="preserve">Egusi Soup</w:t>
+            </w:r>
+          </w:p>
+        </w:tc>
+        <w:tc>
+          <w:tcPr/>
+          <w:p>
+            <w:pPr>
+              <w:pStyle w:val="Compact"/>
+              <w:jc w:val="right"/>
+            </w:pPr>
+            <w:r>
+              <w:t xml:space="preserve">29656</w:t>
+            </w:r>
+          </w:p>
+        </w:tc>
+        <w:tc>
+          <w:tcPr/>
+          <w:p>
+            <w:pPr>
+              <w:pStyle w:val="Compact"/>
+              <w:jc w:val="right"/>
+            </w:pPr>
+            <w:r>
+              <w:t xml:space="preserve">310722</w:t>
+            </w:r>
+          </w:p>
+        </w:tc>
+        <w:tc>
+          <w:tcPr/>
+          <w:p>
+            <w:pPr>
+              <w:pStyle w:val="Compact"/>
+              <w:jc w:val="right"/>
+            </w:pPr>
+            <w:r>
+              <w:t xml:space="preserve">10.48</w:t>
+            </w:r>
+          </w:p>
+        </w:tc>
+        <w:tc>
+          <w:tcPr/>
+          <w:p>
+            <w:pPr>
+              <w:pStyle w:val="Compact"/>
+              <w:jc w:val="right"/>
+            </w:pPr>
+            <w:r>
+              <w:t xml:space="preserve">22185</w:t>
+            </w:r>
+          </w:p>
+        </w:tc>
+        <w:tc>
+          <w:tcPr/>
+          <w:p>
+            <w:pPr>
+              <w:pStyle w:val="Compact"/>
+              <w:jc w:val="right"/>
+            </w:pPr>
+            <w:r>
+              <w:t xml:space="preserve">74.81</w:t>
             </w:r>
           </w:p>
         </w:tc>
@@ -16527,67 +17039,67 @@
               <w:jc w:val="left"/>
             </w:pPr>
             <w:r>
-              <w:t xml:space="preserve">Sukuma Wiki</w:t>
-            </w:r>
-          </w:p>
-        </w:tc>
-        <w:tc>
-          <w:tcPr/>
-          <w:p>
-            <w:pPr>
-              <w:pStyle w:val="Compact"/>
-              <w:jc w:val="right"/>
-            </w:pPr>
-            <w:r>
-              <w:t xml:space="preserve">49772</w:t>
-            </w:r>
-          </w:p>
-        </w:tc>
-        <w:tc>
-          <w:tcPr/>
-          <w:p>
-            <w:pPr>
-              <w:pStyle w:val="Compact"/>
-              <w:jc w:val="right"/>
-            </w:pPr>
-            <w:r>
-              <w:t xml:space="preserve">523714</w:t>
-            </w:r>
-          </w:p>
-        </w:tc>
-        <w:tc>
-          <w:tcPr/>
-          <w:p>
-            <w:pPr>
-              <w:pStyle w:val="Compact"/>
-              <w:jc w:val="right"/>
-            </w:pPr>
-            <w:r>
-              <w:t xml:space="preserve">10.52</w:t>
-            </w:r>
-          </w:p>
-        </w:tc>
-        <w:tc>
-          <w:tcPr/>
-          <w:p>
-            <w:pPr>
-              <w:pStyle w:val="Compact"/>
-              <w:jc w:val="right"/>
-            </w:pPr>
-            <w:r>
-              <w:t xml:space="preserve">37332</w:t>
-            </w:r>
-          </w:p>
-        </w:tc>
-        <w:tc>
-          <w:tcPr/>
-          <w:p>
-            <w:pPr>
-              <w:pStyle w:val="Compact"/>
-              <w:jc w:val="right"/>
-            </w:pPr>
-            <w:r>
-              <w:t xml:space="preserve">75.01</w:t>
+              <w:t xml:space="preserve">Jollof Rice</w:t>
+            </w:r>
+          </w:p>
+        </w:tc>
+        <w:tc>
+          <w:tcPr/>
+          <w:p>
+            <w:pPr>
+              <w:pStyle w:val="Compact"/>
+              <w:jc w:val="right"/>
+            </w:pPr>
+            <w:r>
+              <w:t xml:space="preserve">29585</w:t>
+            </w:r>
+          </w:p>
+        </w:tc>
+        <w:tc>
+          <w:tcPr/>
+          <w:p>
+            <w:pPr>
+              <w:pStyle w:val="Compact"/>
+              <w:jc w:val="right"/>
+            </w:pPr>
+            <w:r>
+              <w:t xml:space="preserve">310324</w:t>
+            </w:r>
+          </w:p>
+        </w:tc>
+        <w:tc>
+          <w:tcPr/>
+          <w:p>
+            <w:pPr>
+              <w:pStyle w:val="Compact"/>
+              <w:jc w:val="right"/>
+            </w:pPr>
+            <w:r>
+              <w:t xml:space="preserve">10.49</w:t>
+            </w:r>
+          </w:p>
+        </w:tc>
+        <w:tc>
+          <w:tcPr/>
+          <w:p>
+            <w:pPr>
+              <w:pStyle w:val="Compact"/>
+              <w:jc w:val="right"/>
+            </w:pPr>
+            <w:r>
+              <w:t xml:space="preserve">22176</w:t>
+            </w:r>
+          </w:p>
+        </w:tc>
+        <w:tc>
+          <w:tcPr/>
+          <w:p>
+            <w:pPr>
+              <w:pStyle w:val="Compact"/>
+              <w:jc w:val="right"/>
+            </w:pPr>
+            <w:r>
+              <w:t xml:space="preserve">74.96</w:t>
             </w:r>
           </w:p>
         </w:tc>
@@ -16601,67 +17113,67 @@
               <w:jc w:val="left"/>
             </w:pPr>
             <w:r>
-              <w:t xml:space="preserve">Mchicha</w:t>
-            </w:r>
-          </w:p>
-        </w:tc>
-        <w:tc>
-          <w:tcPr/>
-          <w:p>
-            <w:pPr>
-              <w:pStyle w:val="Compact"/>
-              <w:jc w:val="right"/>
-            </w:pPr>
-            <w:r>
-              <w:t xml:space="preserve">49851</w:t>
-            </w:r>
-          </w:p>
-        </w:tc>
-        <w:tc>
-          <w:tcPr/>
-          <w:p>
-            <w:pPr>
-              <w:pStyle w:val="Compact"/>
-              <w:jc w:val="right"/>
-            </w:pPr>
-            <w:r>
-              <w:t xml:space="preserve">522627</w:t>
-            </w:r>
-          </w:p>
-        </w:tc>
-        <w:tc>
-          <w:tcPr/>
-          <w:p>
-            <w:pPr>
-              <w:pStyle w:val="Compact"/>
-              <w:jc w:val="right"/>
-            </w:pPr>
-            <w:r>
-              <w:t xml:space="preserve">10.48</w:t>
-            </w:r>
-          </w:p>
-        </w:tc>
-        <w:tc>
-          <w:tcPr/>
-          <w:p>
-            <w:pPr>
-              <w:pStyle w:val="Compact"/>
-              <w:jc w:val="right"/>
-            </w:pPr>
-            <w:r>
-              <w:t xml:space="preserve">37275</w:t>
-            </w:r>
-          </w:p>
-        </w:tc>
-        <w:tc>
-          <w:tcPr/>
-          <w:p>
-            <w:pPr>
-              <w:pStyle w:val="Compact"/>
-              <w:jc w:val="right"/>
-            </w:pPr>
-            <w:r>
-              <w:t xml:space="preserve">74.77</w:t>
+              <w:t xml:space="preserve">Spinach</w:t>
+            </w:r>
+          </w:p>
+        </w:tc>
+        <w:tc>
+          <w:tcPr/>
+          <w:p>
+            <w:pPr>
+              <w:pStyle w:val="Compact"/>
+              <w:jc w:val="right"/>
+            </w:pPr>
+            <w:r>
+              <w:t xml:space="preserve">29625</w:t>
+            </w:r>
+          </w:p>
+        </w:tc>
+        <w:tc>
+          <w:tcPr/>
+          <w:p>
+            <w:pPr>
+              <w:pStyle w:val="Compact"/>
+              <w:jc w:val="right"/>
+            </w:pPr>
+            <w:r>
+              <w:t xml:space="preserve">309933</w:t>
+            </w:r>
+          </w:p>
+        </w:tc>
+        <w:tc>
+          <w:tcPr/>
+          <w:p>
+            <w:pPr>
+              <w:pStyle w:val="Compact"/>
+              <w:jc w:val="right"/>
+            </w:pPr>
+            <w:r>
+              <w:t xml:space="preserve">10.46</w:t>
+            </w:r>
+          </w:p>
+        </w:tc>
+        <w:tc>
+          <w:tcPr/>
+          <w:p>
+            <w:pPr>
+              <w:pStyle w:val="Compact"/>
+              <w:jc w:val="right"/>
+            </w:pPr>
+            <w:r>
+              <w:t xml:space="preserve">22145</w:t>
+            </w:r>
+          </w:p>
+        </w:tc>
+        <w:tc>
+          <w:tcPr/>
+          <w:p>
+            <w:pPr>
+              <w:pStyle w:val="Compact"/>
+              <w:jc w:val="right"/>
+            </w:pPr>
+            <w:r>
+              <w:t xml:space="preserve">74.75</w:t>
             </w:r>
           </w:p>
         </w:tc>
@@ -16675,67 +17187,67 @@
               <w:jc w:val="left"/>
             </w:pPr>
             <w:r>
-              <w:t xml:space="preserve">Ngwaci</w:t>
-            </w:r>
-          </w:p>
-        </w:tc>
-        <w:tc>
-          <w:tcPr/>
-          <w:p>
-            <w:pPr>
-              <w:pStyle w:val="Compact"/>
-              <w:jc w:val="right"/>
-            </w:pPr>
-            <w:r>
-              <w:t xml:space="preserve">49726</w:t>
-            </w:r>
-          </w:p>
-        </w:tc>
-        <w:tc>
-          <w:tcPr/>
-          <w:p>
-            <w:pPr>
-              <w:pStyle w:val="Compact"/>
-              <w:jc w:val="right"/>
-            </w:pPr>
-            <w:r>
-              <w:t xml:space="preserve">521641</w:t>
-            </w:r>
-          </w:p>
-        </w:tc>
-        <w:tc>
-          <w:tcPr/>
-          <w:p>
-            <w:pPr>
-              <w:pStyle w:val="Compact"/>
-              <w:jc w:val="right"/>
-            </w:pPr>
-            <w:r>
-              <w:t xml:space="preserve">10.49</w:t>
-            </w:r>
-          </w:p>
-        </w:tc>
-        <w:tc>
-          <w:tcPr/>
-          <w:p>
-            <w:pPr>
-              <w:pStyle w:val="Compact"/>
-              <w:jc w:val="right"/>
-            </w:pPr>
-            <w:r>
-              <w:t xml:space="preserve">37266</w:t>
-            </w:r>
-          </w:p>
-        </w:tc>
-        <w:tc>
-          <w:tcPr/>
-          <w:p>
-            <w:pPr>
-              <w:pStyle w:val="Compact"/>
-              <w:jc w:val="right"/>
-            </w:pPr>
-            <w:r>
-              <w:t xml:space="preserve">74.94</w:t>
+              <w:t xml:space="preserve">Injera</w:t>
+            </w:r>
+          </w:p>
+        </w:tc>
+        <w:tc>
+          <w:tcPr/>
+          <w:p>
+            <w:pPr>
+              <w:pStyle w:val="Compact"/>
+              <w:jc w:val="right"/>
+            </w:pPr>
+            <w:r>
+              <w:t xml:space="preserve">29714</w:t>
+            </w:r>
+          </w:p>
+        </w:tc>
+        <w:tc>
+          <w:tcPr/>
+          <w:p>
+            <w:pPr>
+              <w:pStyle w:val="Compact"/>
+              <w:jc w:val="right"/>
+            </w:pPr>
+            <w:r>
+              <w:t xml:space="preserve">309404</w:t>
+            </w:r>
+          </w:p>
+        </w:tc>
+        <w:tc>
+          <w:tcPr/>
+          <w:p>
+            <w:pPr>
+              <w:pStyle w:val="Compact"/>
+              <w:jc w:val="right"/>
+            </w:pPr>
+            <w:r>
+              <w:t xml:space="preserve">10.41</w:t>
+            </w:r>
+          </w:p>
+        </w:tc>
+        <w:tc>
+          <w:tcPr/>
+          <w:p>
+            <w:pPr>
+              <w:pStyle w:val="Compact"/>
+              <w:jc w:val="right"/>
+            </w:pPr>
+            <w:r>
+              <w:t xml:space="preserve">22123</w:t>
+            </w:r>
+          </w:p>
+        </w:tc>
+        <w:tc>
+          <w:tcPr/>
+          <w:p>
+            <w:pPr>
+              <w:pStyle w:val="Compact"/>
+              <w:jc w:val="right"/>
+            </w:pPr>
+            <w:r>
+              <w:t xml:space="preserve">74.45</w:t>
             </w:r>
           </w:p>
         </w:tc>
@@ -16749,67 +17261,67 @@
               <w:jc w:val="left"/>
             </w:pPr>
             <w:r>
-              <w:t xml:space="preserve">Mutura</w:t>
-            </w:r>
-          </w:p>
-        </w:tc>
-        <w:tc>
-          <w:tcPr/>
-          <w:p>
-            <w:pPr>
-              <w:pStyle w:val="Compact"/>
-              <w:jc w:val="right"/>
-            </w:pPr>
-            <w:r>
-              <w:t xml:space="preserve">97</w:t>
-            </w:r>
-          </w:p>
-        </w:tc>
-        <w:tc>
-          <w:tcPr/>
-          <w:p>
-            <w:pPr>
-              <w:pStyle w:val="Compact"/>
-              <w:jc w:val="right"/>
-            </w:pPr>
-            <w:r>
-              <w:t xml:space="preserve">469</w:t>
-            </w:r>
-          </w:p>
-        </w:tc>
-        <w:tc>
-          <w:tcPr/>
-          <w:p>
-            <w:pPr>
-              <w:pStyle w:val="Compact"/>
-              <w:jc w:val="right"/>
-            </w:pPr>
-            <w:r>
-              <w:t xml:space="preserve">4.84</w:t>
-            </w:r>
-          </w:p>
-        </w:tc>
-        <w:tc>
-          <w:tcPr/>
-          <w:p>
-            <w:pPr>
-              <w:pStyle w:val="Compact"/>
-              <w:jc w:val="right"/>
-            </w:pPr>
-            <w:r>
-              <w:t xml:space="preserve">45</w:t>
-            </w:r>
-          </w:p>
-        </w:tc>
-        <w:tc>
-          <w:tcPr/>
-          <w:p>
-            <w:pPr>
-              <w:pStyle w:val="Compact"/>
-              <w:jc w:val="right"/>
-            </w:pPr>
-            <w:r>
-              <w:t xml:space="preserve">46.39</w:t>
+              <w:t xml:space="preserve">Managu</w:t>
+            </w:r>
+          </w:p>
+        </w:tc>
+        <w:tc>
+          <w:tcPr/>
+          <w:p>
+            <w:pPr>
+              <w:pStyle w:val="Compact"/>
+              <w:jc w:val="right"/>
+            </w:pPr>
+            <w:r>
+              <w:t xml:space="preserve">29578</w:t>
+            </w:r>
+          </w:p>
+        </w:tc>
+        <w:tc>
+          <w:tcPr/>
+          <w:p>
+            <w:pPr>
+              <w:pStyle w:val="Compact"/>
+              <w:jc w:val="right"/>
+            </w:pPr>
+            <w:r>
+              <w:t xml:space="preserve">309012</w:t>
+            </w:r>
+          </w:p>
+        </w:tc>
+        <w:tc>
+          <w:tcPr/>
+          <w:p>
+            <w:pPr>
+              <w:pStyle w:val="Compact"/>
+              <w:jc w:val="right"/>
+            </w:pPr>
+            <w:r>
+              <w:t xml:space="preserve">10.45</w:t>
+            </w:r>
+          </w:p>
+        </w:tc>
+        <w:tc>
+          <w:tcPr/>
+          <w:p>
+            <w:pPr>
+              <w:pStyle w:val="Compact"/>
+              <w:jc w:val="right"/>
+            </w:pPr>
+            <w:r>
+              <w:t xml:space="preserve">22235</w:t>
+            </w:r>
+          </w:p>
+        </w:tc>
+        <w:tc>
+          <w:tcPr/>
+          <w:p>
+            <w:pPr>
+              <w:pStyle w:val="Compact"/>
+              <w:jc w:val="right"/>
+            </w:pPr>
+            <w:r>
+              <w:t xml:space="preserve">75.17</w:t>
             </w:r>
           </w:p>
         </w:tc>
@@ -16823,67 +17335,67 @@
               <w:jc w:val="left"/>
             </w:pPr>
             <w:r>
-              <w:t xml:space="preserve">Fufu</w:t>
-            </w:r>
-          </w:p>
-        </w:tc>
-        <w:tc>
-          <w:tcPr/>
-          <w:p>
-            <w:pPr>
-              <w:pStyle w:val="Compact"/>
-              <w:jc w:val="right"/>
-            </w:pPr>
-            <w:r>
-              <w:t xml:space="preserve">94</w:t>
-            </w:r>
-          </w:p>
-        </w:tc>
-        <w:tc>
-          <w:tcPr/>
-          <w:p>
-            <w:pPr>
-              <w:pStyle w:val="Compact"/>
-              <w:jc w:val="right"/>
-            </w:pPr>
-            <w:r>
-              <w:t xml:space="preserve">435</w:t>
-            </w:r>
-          </w:p>
-        </w:tc>
-        <w:tc>
-          <w:tcPr/>
-          <w:p>
-            <w:pPr>
-              <w:pStyle w:val="Compact"/>
-              <w:jc w:val="right"/>
-            </w:pPr>
-            <w:r>
-              <w:t xml:space="preserve">4.63</w:t>
-            </w:r>
-          </w:p>
-        </w:tc>
-        <w:tc>
-          <w:tcPr/>
-          <w:p>
-            <w:pPr>
-              <w:pStyle w:val="Compact"/>
-              <w:jc w:val="right"/>
-            </w:pPr>
-            <w:r>
-              <w:t xml:space="preserve">38</w:t>
-            </w:r>
-          </w:p>
-        </w:tc>
-        <w:tc>
-          <w:tcPr/>
-          <w:p>
-            <w:pPr>
-              <w:pStyle w:val="Compact"/>
-              <w:jc w:val="right"/>
-            </w:pPr>
-            <w:r>
-              <w:t xml:space="preserve">40.43</w:t>
+              <w:t xml:space="preserve">Omena</w:t>
+            </w:r>
+          </w:p>
+        </w:tc>
+        <w:tc>
+          <w:tcPr/>
+          <w:p>
+            <w:pPr>
+              <w:pStyle w:val="Compact"/>
+              <w:jc w:val="right"/>
+            </w:pPr>
+            <w:r>
+              <w:t xml:space="preserve">29422</w:t>
+            </w:r>
+          </w:p>
+        </w:tc>
+        <w:tc>
+          <w:tcPr/>
+          <w:p>
+            <w:pPr>
+              <w:pStyle w:val="Compact"/>
+              <w:jc w:val="right"/>
+            </w:pPr>
+            <w:r>
+              <w:t xml:space="preserve">308745</w:t>
+            </w:r>
+          </w:p>
+        </w:tc>
+        <w:tc>
+          <w:tcPr/>
+          <w:p>
+            <w:pPr>
+              <w:pStyle w:val="Compact"/>
+              <w:jc w:val="right"/>
+            </w:pPr>
+            <w:r>
+              <w:t xml:space="preserve">10.49</w:t>
+            </w:r>
+          </w:p>
+        </w:tc>
+        <w:tc>
+          <w:tcPr/>
+          <w:p>
+            <w:pPr>
+              <w:pStyle w:val="Compact"/>
+              <w:jc w:val="right"/>
+            </w:pPr>
+            <w:r>
+              <w:t xml:space="preserve">22003</w:t>
+            </w:r>
+          </w:p>
+        </w:tc>
+        <w:tc>
+          <w:tcPr/>
+          <w:p>
+            <w:pPr>
+              <w:pStyle w:val="Compact"/>
+              <w:jc w:val="right"/>
+            </w:pPr>
+            <w:r>
+              <w:t xml:space="preserve">74.78</w:t>
             </w:r>
           </w:p>
         </w:tc>
@@ -16909,55 +17421,55 @@
               <w:jc w:val="right"/>
             </w:pPr>
             <w:r>
-              <w:t xml:space="preserve">99</w:t>
-            </w:r>
-          </w:p>
-        </w:tc>
-        <w:tc>
-          <w:tcPr/>
-          <w:p>
-            <w:pPr>
-              <w:pStyle w:val="Compact"/>
-              <w:jc w:val="right"/>
-            </w:pPr>
-            <w:r>
-              <w:t xml:space="preserve">432</w:t>
-            </w:r>
-          </w:p>
-        </w:tc>
-        <w:tc>
-          <w:tcPr/>
-          <w:p>
-            <w:pPr>
-              <w:pStyle w:val="Compact"/>
-              <w:jc w:val="right"/>
-            </w:pPr>
-            <w:r>
-              <w:t xml:space="preserve">4.36</w:t>
-            </w:r>
-          </w:p>
-        </w:tc>
-        <w:tc>
-          <w:tcPr/>
-          <w:p>
-            <w:pPr>
-              <w:pStyle w:val="Compact"/>
-              <w:jc w:val="right"/>
-            </w:pPr>
-            <w:r>
-              <w:t xml:space="preserve">34</w:t>
-            </w:r>
-          </w:p>
-        </w:tc>
-        <w:tc>
-          <w:tcPr/>
-          <w:p>
-            <w:pPr>
-              <w:pStyle w:val="Compact"/>
-              <w:jc w:val="right"/>
-            </w:pPr>
-            <w:r>
-              <w:t xml:space="preserve">34.34</w:t>
+              <w:t xml:space="preserve">29331</w:t>
+            </w:r>
+          </w:p>
+        </w:tc>
+        <w:tc>
+          <w:tcPr/>
+          <w:p>
+            <w:pPr>
+              <w:pStyle w:val="Compact"/>
+              <w:jc w:val="right"/>
+            </w:pPr>
+            <w:r>
+              <w:t xml:space="preserve">308413</w:t>
+            </w:r>
+          </w:p>
+        </w:tc>
+        <w:tc>
+          <w:tcPr/>
+          <w:p>
+            <w:pPr>
+              <w:pStyle w:val="Compact"/>
+              <w:jc w:val="right"/>
+            </w:pPr>
+            <w:r>
+              <w:t xml:space="preserve">10.51</w:t>
+            </w:r>
+          </w:p>
+        </w:tc>
+        <w:tc>
+          <w:tcPr/>
+          <w:p>
+            <w:pPr>
+              <w:pStyle w:val="Compact"/>
+              <w:jc w:val="right"/>
+            </w:pPr>
+            <w:r>
+              <w:t xml:space="preserve">22032</w:t>
+            </w:r>
+          </w:p>
+        </w:tc>
+        <w:tc>
+          <w:tcPr/>
+          <w:p>
+            <w:pPr>
+              <w:pStyle w:val="Compact"/>
+              <w:jc w:val="right"/>
+            </w:pPr>
+            <w:r>
+              <w:t xml:space="preserve">75.12</w:t>
             </w:r>
           </w:p>
         </w:tc>
@@ -16971,67 +17483,67 @@
               <w:jc w:val="left"/>
             </w:pPr>
             <w:r>
-              <w:t xml:space="preserve">Matumbo</w:t>
-            </w:r>
-          </w:p>
-        </w:tc>
-        <w:tc>
-          <w:tcPr/>
-          <w:p>
-            <w:pPr>
-              <w:pStyle w:val="Compact"/>
-              <w:jc w:val="right"/>
-            </w:pPr>
-            <w:r>
-              <w:t xml:space="preserve">90</w:t>
-            </w:r>
-          </w:p>
-        </w:tc>
-        <w:tc>
-          <w:tcPr/>
-          <w:p>
-            <w:pPr>
-              <w:pStyle w:val="Compact"/>
-              <w:jc w:val="right"/>
-            </w:pPr>
-            <w:r>
-              <w:t xml:space="preserve">419</w:t>
-            </w:r>
-          </w:p>
-        </w:tc>
-        <w:tc>
-          <w:tcPr/>
-          <w:p>
-            <w:pPr>
-              <w:pStyle w:val="Compact"/>
-              <w:jc w:val="right"/>
-            </w:pPr>
-            <w:r>
-              <w:t xml:space="preserve">4.66</w:t>
-            </w:r>
-          </w:p>
-        </w:tc>
-        <w:tc>
-          <w:tcPr/>
-          <w:p>
-            <w:pPr>
-              <w:pStyle w:val="Compact"/>
-              <w:jc w:val="right"/>
-            </w:pPr>
-            <w:r>
-              <w:t xml:space="preserve">37</w:t>
-            </w:r>
-          </w:p>
-        </w:tc>
-        <w:tc>
-          <w:tcPr/>
-          <w:p>
-            <w:pPr>
-              <w:pStyle w:val="Compact"/>
-              <w:jc w:val="right"/>
-            </w:pPr>
-            <w:r>
-              <w:t xml:space="preserve">41.11</w:t>
+              <w:t xml:space="preserve">Mahamri</w:t>
+            </w:r>
+          </w:p>
+        </w:tc>
+        <w:tc>
+          <w:tcPr/>
+          <w:p>
+            <w:pPr>
+              <w:pStyle w:val="Compact"/>
+              <w:jc w:val="right"/>
+            </w:pPr>
+            <w:r>
+              <w:t xml:space="preserve">29467</w:t>
+            </w:r>
+          </w:p>
+        </w:tc>
+        <w:tc>
+          <w:tcPr/>
+          <w:p>
+            <w:pPr>
+              <w:pStyle w:val="Compact"/>
+              <w:jc w:val="right"/>
+            </w:pPr>
+            <w:r>
+              <w:t xml:space="preserve">308317</w:t>
+            </w:r>
+          </w:p>
+        </w:tc>
+        <w:tc>
+          <w:tcPr/>
+          <w:p>
+            <w:pPr>
+              <w:pStyle w:val="Compact"/>
+              <w:jc w:val="right"/>
+            </w:pPr>
+            <w:r>
+              <w:t xml:space="preserve">10.46</w:t>
+            </w:r>
+          </w:p>
+        </w:tc>
+        <w:tc>
+          <w:tcPr/>
+          <w:p>
+            <w:pPr>
+              <w:pStyle w:val="Compact"/>
+              <w:jc w:val="right"/>
+            </w:pPr>
+            <w:r>
+              <w:t xml:space="preserve">22007</w:t>
+            </w:r>
+          </w:p>
+        </w:tc>
+        <w:tc>
+          <w:tcPr/>
+          <w:p>
+            <w:pPr>
+              <w:pStyle w:val="Compact"/>
+              <w:jc w:val="right"/>
+            </w:pPr>
+            <w:r>
+              <w:t xml:space="preserve">74.68</w:t>
             </w:r>
           </w:p>
         </w:tc>
@@ -17045,67 +17557,67 @@
               <w:jc w:val="left"/>
             </w:pPr>
             <w:r>
-              <w:t xml:space="preserve">Omena</w:t>
-            </w:r>
-          </w:p>
-        </w:tc>
-        <w:tc>
-          <w:tcPr/>
-          <w:p>
-            <w:pPr>
-              <w:pStyle w:val="Compact"/>
-              <w:jc w:val="right"/>
-            </w:pPr>
-            <w:r>
-              <w:t xml:space="preserve">87</w:t>
-            </w:r>
-          </w:p>
-        </w:tc>
-        <w:tc>
-          <w:tcPr/>
-          <w:p>
-            <w:pPr>
-              <w:pStyle w:val="Compact"/>
-              <w:jc w:val="right"/>
-            </w:pPr>
-            <w:r>
-              <w:t xml:space="preserve">412</w:t>
-            </w:r>
-          </w:p>
-        </w:tc>
-        <w:tc>
-          <w:tcPr/>
-          <w:p>
-            <w:pPr>
-              <w:pStyle w:val="Compact"/>
-              <w:jc w:val="right"/>
-            </w:pPr>
-            <w:r>
-              <w:t xml:space="preserve">4.74</w:t>
-            </w:r>
-          </w:p>
-        </w:tc>
-        <w:tc>
-          <w:tcPr/>
-          <w:p>
-            <w:pPr>
-              <w:pStyle w:val="Compact"/>
-              <w:jc w:val="right"/>
-            </w:pPr>
-            <w:r>
-              <w:t xml:space="preserve">33</w:t>
-            </w:r>
-          </w:p>
-        </w:tc>
-        <w:tc>
-          <w:tcPr/>
-          <w:p>
-            <w:pPr>
-              <w:pStyle w:val="Compact"/>
-              <w:jc w:val="right"/>
-            </w:pPr>
-            <w:r>
-              <w:t xml:space="preserve">37.93</w:t>
+              <w:t xml:space="preserve">Fufu</w:t>
+            </w:r>
+          </w:p>
+        </w:tc>
+        <w:tc>
+          <w:tcPr/>
+          <w:p>
+            <w:pPr>
+              <w:pStyle w:val="Compact"/>
+              <w:jc w:val="right"/>
+            </w:pPr>
+            <w:r>
+              <w:t xml:space="preserve">29575</w:t>
+            </w:r>
+          </w:p>
+        </w:tc>
+        <w:tc>
+          <w:tcPr/>
+          <w:p>
+            <w:pPr>
+              <w:pStyle w:val="Compact"/>
+              <w:jc w:val="right"/>
+            </w:pPr>
+            <w:r>
+              <w:t xml:space="preserve">307852</w:t>
+            </w:r>
+          </w:p>
+        </w:tc>
+        <w:tc>
+          <w:tcPr/>
+          <w:p>
+            <w:pPr>
+              <w:pStyle w:val="Compact"/>
+              <w:jc w:val="right"/>
+            </w:pPr>
+            <w:r>
+              <w:t xml:space="preserve">10.41</w:t>
+            </w:r>
+          </w:p>
+        </w:tc>
+        <w:tc>
+          <w:tcPr/>
+          <w:p>
+            <w:pPr>
+              <w:pStyle w:val="Compact"/>
+              <w:jc w:val="right"/>
+            </w:pPr>
+            <w:r>
+              <w:t xml:space="preserve">22071</w:t>
+            </w:r>
+          </w:p>
+        </w:tc>
+        <w:tc>
+          <w:tcPr/>
+          <w:p>
+            <w:pPr>
+              <w:pStyle w:val="Compact"/>
+              <w:jc w:val="right"/>
+            </w:pPr>
+            <w:r>
+              <w:t xml:space="preserve">74.63</w:t>
             </w:r>
           </w:p>
         </w:tc>
@@ -17119,67 +17631,67 @@
               <w:jc w:val="left"/>
             </w:pPr>
             <w:r>
-              <w:t xml:space="preserve">Nyama Choma</w:t>
-            </w:r>
-          </w:p>
-        </w:tc>
-        <w:tc>
-          <w:tcPr/>
-          <w:p>
-            <w:pPr>
-              <w:pStyle w:val="Compact"/>
-              <w:jc w:val="right"/>
-            </w:pPr>
-            <w:r>
-              <w:t xml:space="preserve">88</w:t>
-            </w:r>
-          </w:p>
-        </w:tc>
-        <w:tc>
-          <w:tcPr/>
-          <w:p>
-            <w:pPr>
-              <w:pStyle w:val="Compact"/>
-              <w:jc w:val="right"/>
-            </w:pPr>
-            <w:r>
-              <w:t xml:space="preserve">407</w:t>
-            </w:r>
-          </w:p>
-        </w:tc>
-        <w:tc>
-          <w:tcPr/>
-          <w:p>
-            <w:pPr>
-              <w:pStyle w:val="Compact"/>
-              <w:jc w:val="right"/>
-            </w:pPr>
-            <w:r>
-              <w:t xml:space="preserve">4.63</w:t>
-            </w:r>
-          </w:p>
-        </w:tc>
-        <w:tc>
-          <w:tcPr/>
-          <w:p>
-            <w:pPr>
-              <w:pStyle w:val="Compact"/>
-              <w:jc w:val="right"/>
-            </w:pPr>
-            <w:r>
-              <w:t xml:space="preserve">36</w:t>
-            </w:r>
-          </w:p>
-        </w:tc>
-        <w:tc>
-          <w:tcPr/>
-          <w:p>
-            <w:pPr>
-              <w:pStyle w:val="Compact"/>
-              <w:jc w:val="right"/>
-            </w:pPr>
-            <w:r>
-              <w:t xml:space="preserve">40.91</w:t>
+              <w:t xml:space="preserve">Mutura</w:t>
+            </w:r>
+          </w:p>
+        </w:tc>
+        <w:tc>
+          <w:tcPr/>
+          <w:p>
+            <w:pPr>
+              <w:pStyle w:val="Compact"/>
+              <w:jc w:val="right"/>
+            </w:pPr>
+            <w:r>
+              <w:t xml:space="preserve">29473</w:t>
+            </w:r>
+          </w:p>
+        </w:tc>
+        <w:tc>
+          <w:tcPr/>
+          <w:p>
+            <w:pPr>
+              <w:pStyle w:val="Compact"/>
+              <w:jc w:val="right"/>
+            </w:pPr>
+            <w:r>
+              <w:t xml:space="preserve">307824</w:t>
+            </w:r>
+          </w:p>
+        </w:tc>
+        <w:tc>
+          <w:tcPr/>
+          <w:p>
+            <w:pPr>
+              <w:pStyle w:val="Compact"/>
+              <w:jc w:val="right"/>
+            </w:pPr>
+            <w:r>
+              <w:t xml:space="preserve">10.44</w:t>
+            </w:r>
+          </w:p>
+        </w:tc>
+        <w:tc>
+          <w:tcPr/>
+          <w:p>
+            <w:pPr>
+              <w:pStyle w:val="Compact"/>
+              <w:jc w:val="right"/>
+            </w:pPr>
+            <w:r>
+              <w:t xml:space="preserve">22019</w:t>
+            </w:r>
+          </w:p>
+        </w:tc>
+        <w:tc>
+          <w:tcPr/>
+          <w:p>
+            <w:pPr>
+              <w:pStyle w:val="Compact"/>
+              <w:jc w:val="right"/>
+            </w:pPr>
+            <w:r>
+              <w:t xml:space="preserve">74.71</w:t>
             </w:r>
           </w:p>
         </w:tc>
@@ -17193,511 +17705,67 @@
               <w:jc w:val="left"/>
             </w:pPr>
             <w:r>
-              <w:t xml:space="preserve">Jollof Rice</w:t>
-            </w:r>
-          </w:p>
-        </w:tc>
-        <w:tc>
-          <w:tcPr/>
-          <w:p>
-            <w:pPr>
-              <w:pStyle w:val="Compact"/>
-              <w:jc w:val="right"/>
-            </w:pPr>
-            <w:r>
-              <w:t xml:space="preserve">90</w:t>
-            </w:r>
-          </w:p>
-        </w:tc>
-        <w:tc>
-          <w:tcPr/>
-          <w:p>
-            <w:pPr>
-              <w:pStyle w:val="Compact"/>
-              <w:jc w:val="right"/>
-            </w:pPr>
-            <w:r>
-              <w:t xml:space="preserve">399</w:t>
-            </w:r>
-          </w:p>
-        </w:tc>
-        <w:tc>
-          <w:tcPr/>
-          <w:p>
-            <w:pPr>
-              <w:pStyle w:val="Compact"/>
-              <w:jc w:val="right"/>
-            </w:pPr>
-            <w:r>
-              <w:t xml:space="preserve">4.43</w:t>
-            </w:r>
-          </w:p>
-        </w:tc>
-        <w:tc>
-          <w:tcPr/>
-          <w:p>
-            <w:pPr>
-              <w:pStyle w:val="Compact"/>
-              <w:jc w:val="right"/>
-            </w:pPr>
-            <w:r>
-              <w:t xml:space="preserve">32</w:t>
-            </w:r>
-          </w:p>
-        </w:tc>
-        <w:tc>
-          <w:tcPr/>
-          <w:p>
-            <w:pPr>
-              <w:pStyle w:val="Compact"/>
-              <w:jc w:val="right"/>
-            </w:pPr>
-            <w:r>
-              <w:t xml:space="preserve">35.56</w:t>
-            </w:r>
-          </w:p>
-        </w:tc>
-      </w:tr>
-      <w:tr>
-        <w:tc>
-          <w:tcPr/>
-          <w:p>
-            <w:pPr>
-              <w:pStyle w:val="Compact"/>
-              <w:jc w:val="left"/>
-            </w:pPr>
-            <w:r>
-              <w:t xml:space="preserve">Ugali</w:t>
-            </w:r>
-          </w:p>
-        </w:tc>
-        <w:tc>
-          <w:tcPr/>
-          <w:p>
-            <w:pPr>
-              <w:pStyle w:val="Compact"/>
-              <w:jc w:val="right"/>
-            </w:pPr>
-            <w:r>
-              <w:t xml:space="preserve">83</w:t>
-            </w:r>
-          </w:p>
-        </w:tc>
-        <w:tc>
-          <w:tcPr/>
-          <w:p>
-            <w:pPr>
-              <w:pStyle w:val="Compact"/>
-              <w:jc w:val="right"/>
-            </w:pPr>
-            <w:r>
-              <w:t xml:space="preserve">384</w:t>
-            </w:r>
-          </w:p>
-        </w:tc>
-        <w:tc>
-          <w:tcPr/>
-          <w:p>
-            <w:pPr>
-              <w:pStyle w:val="Compact"/>
-              <w:jc w:val="right"/>
-            </w:pPr>
-            <w:r>
-              <w:t xml:space="preserve">4.63</w:t>
-            </w:r>
-          </w:p>
-        </w:tc>
-        <w:tc>
-          <w:tcPr/>
-          <w:p>
-            <w:pPr>
-              <w:pStyle w:val="Compact"/>
-              <w:jc w:val="right"/>
-            </w:pPr>
-            <w:r>
-              <w:t xml:space="preserve">35</w:t>
-            </w:r>
-          </w:p>
-        </w:tc>
-        <w:tc>
-          <w:tcPr/>
-          <w:p>
-            <w:pPr>
-              <w:pStyle w:val="Compact"/>
-              <w:jc w:val="right"/>
-            </w:pPr>
-            <w:r>
-              <w:t xml:space="preserve">42.17</w:t>
-            </w:r>
-          </w:p>
-        </w:tc>
-      </w:tr>
-      <w:tr>
-        <w:tc>
-          <w:tcPr/>
-          <w:p>
-            <w:pPr>
-              <w:pStyle w:val="Compact"/>
-              <w:jc w:val="left"/>
-            </w:pPr>
-            <w:r>
-              <w:t xml:space="preserve">Spinach</w:t>
-            </w:r>
-          </w:p>
-        </w:tc>
-        <w:tc>
-          <w:tcPr/>
-          <w:p>
-            <w:pPr>
-              <w:pStyle w:val="Compact"/>
-              <w:jc w:val="right"/>
-            </w:pPr>
-            <w:r>
-              <w:t xml:space="preserve">85</w:t>
-            </w:r>
-          </w:p>
-        </w:tc>
-        <w:tc>
-          <w:tcPr/>
-          <w:p>
-            <w:pPr>
-              <w:pStyle w:val="Compact"/>
-              <w:jc w:val="right"/>
-            </w:pPr>
-            <w:r>
-              <w:t xml:space="preserve">382</w:t>
-            </w:r>
-          </w:p>
-        </w:tc>
-        <w:tc>
-          <w:tcPr/>
-          <w:p>
-            <w:pPr>
-              <w:pStyle w:val="Compact"/>
-              <w:jc w:val="right"/>
-            </w:pPr>
-            <w:r>
-              <w:t xml:space="preserve">4.49</w:t>
-            </w:r>
-          </w:p>
-        </w:tc>
-        <w:tc>
-          <w:tcPr/>
-          <w:p>
-            <w:pPr>
-              <w:pStyle w:val="Compact"/>
-              <w:jc w:val="right"/>
-            </w:pPr>
-            <w:r>
-              <w:t xml:space="preserve">32</w:t>
-            </w:r>
-          </w:p>
-        </w:tc>
-        <w:tc>
-          <w:tcPr/>
-          <w:p>
-            <w:pPr>
-              <w:pStyle w:val="Compact"/>
-              <w:jc w:val="right"/>
-            </w:pPr>
-            <w:r>
-              <w:t xml:space="preserve">37.65</w:t>
-            </w:r>
-          </w:p>
-        </w:tc>
-      </w:tr>
-      <w:tr>
-        <w:tc>
-          <w:tcPr/>
-          <w:p>
-            <w:pPr>
-              <w:pStyle w:val="Compact"/>
-              <w:jc w:val="left"/>
-            </w:pPr>
-            <w:r>
-              <w:t xml:space="preserve">Injera</w:t>
-            </w:r>
-          </w:p>
-        </w:tc>
-        <w:tc>
-          <w:tcPr/>
-          <w:p>
-            <w:pPr>
-              <w:pStyle w:val="Compact"/>
-              <w:jc w:val="right"/>
-            </w:pPr>
-            <w:r>
-              <w:t xml:space="preserve">77</w:t>
-            </w:r>
-          </w:p>
-        </w:tc>
-        <w:tc>
-          <w:tcPr/>
-          <w:p>
-            <w:pPr>
-              <w:pStyle w:val="Compact"/>
-              <w:jc w:val="right"/>
-            </w:pPr>
-            <w:r>
-              <w:t xml:space="preserve">343</w:t>
-            </w:r>
-          </w:p>
-        </w:tc>
-        <w:tc>
-          <w:tcPr/>
-          <w:p>
-            <w:pPr>
-              <w:pStyle w:val="Compact"/>
-              <w:jc w:val="right"/>
-            </w:pPr>
-            <w:r>
-              <w:t xml:space="preserve">4.45</w:t>
-            </w:r>
-          </w:p>
-        </w:tc>
-        <w:tc>
-          <w:tcPr/>
-          <w:p>
-            <w:pPr>
-              <w:pStyle w:val="Compact"/>
-              <w:jc w:val="right"/>
-            </w:pPr>
-            <w:r>
-              <w:t xml:space="preserve">34</w:t>
-            </w:r>
-          </w:p>
-        </w:tc>
-        <w:tc>
-          <w:tcPr/>
-          <w:p>
-            <w:pPr>
-              <w:pStyle w:val="Compact"/>
-              <w:jc w:val="right"/>
-            </w:pPr>
-            <w:r>
-              <w:t xml:space="preserve">44.16</w:t>
-            </w:r>
-          </w:p>
-        </w:tc>
-      </w:tr>
-      <w:tr>
-        <w:tc>
-          <w:tcPr/>
-          <w:p>
-            <w:pPr>
-              <w:pStyle w:val="Compact"/>
-              <w:jc w:val="left"/>
-            </w:pPr>
-            <w:r>
-              <w:t xml:space="preserve">Egusi Soup</w:t>
-            </w:r>
-          </w:p>
-        </w:tc>
-        <w:tc>
-          <w:tcPr/>
-          <w:p>
-            <w:pPr>
-              <w:pStyle w:val="Compact"/>
-              <w:jc w:val="right"/>
-            </w:pPr>
-            <w:r>
-              <w:t xml:space="preserve">79</w:t>
-            </w:r>
-          </w:p>
-        </w:tc>
-        <w:tc>
-          <w:tcPr/>
-          <w:p>
-            <w:pPr>
-              <w:pStyle w:val="Compact"/>
-              <w:jc w:val="right"/>
-            </w:pPr>
-            <w:r>
-              <w:t xml:space="preserve">335</w:t>
-            </w:r>
-          </w:p>
-        </w:tc>
-        <w:tc>
-          <w:tcPr/>
-          <w:p>
-            <w:pPr>
-              <w:pStyle w:val="Compact"/>
-              <w:jc w:val="right"/>
-            </w:pPr>
-            <w:r>
-              <w:t xml:space="preserve">4.24</w:t>
-            </w:r>
-          </w:p>
-        </w:tc>
-        <w:tc>
-          <w:tcPr/>
-          <w:p>
-            <w:pPr>
-              <w:pStyle w:val="Compact"/>
-              <w:jc w:val="right"/>
-            </w:pPr>
-            <w:r>
-              <w:t xml:space="preserve">25</w:t>
-            </w:r>
-          </w:p>
-        </w:tc>
-        <w:tc>
-          <w:tcPr/>
-          <w:p>
-            <w:pPr>
-              <w:pStyle w:val="Compact"/>
-              <w:jc w:val="right"/>
-            </w:pPr>
-            <w:r>
-              <w:t xml:space="preserve">31.65</w:t>
-            </w:r>
-          </w:p>
-        </w:tc>
-      </w:tr>
-      <w:tr>
-        <w:tc>
-          <w:tcPr/>
-          <w:p>
-            <w:pPr>
-              <w:pStyle w:val="Compact"/>
-              <w:jc w:val="left"/>
-            </w:pPr>
-            <w:r>
-              <w:t xml:space="preserve">Kaimati</w:t>
-            </w:r>
-          </w:p>
-        </w:tc>
-        <w:tc>
-          <w:tcPr/>
-          <w:p>
-            <w:pPr>
-              <w:pStyle w:val="Compact"/>
-              <w:jc w:val="right"/>
-            </w:pPr>
-            <w:r>
-              <w:t xml:space="preserve">82</w:t>
-            </w:r>
-          </w:p>
-        </w:tc>
-        <w:tc>
-          <w:tcPr/>
-          <w:p>
-            <w:pPr>
-              <w:pStyle w:val="Compact"/>
-              <w:jc w:val="right"/>
-            </w:pPr>
-            <w:r>
-              <w:t xml:space="preserve">321</w:t>
-            </w:r>
-          </w:p>
-        </w:tc>
-        <w:tc>
-          <w:tcPr/>
-          <w:p>
-            <w:pPr>
-              <w:pStyle w:val="Compact"/>
-              <w:jc w:val="right"/>
-            </w:pPr>
-            <w:r>
-              <w:t xml:space="preserve">3.91</w:t>
-            </w:r>
-          </w:p>
-        </w:tc>
-        <w:tc>
-          <w:tcPr/>
-          <w:p>
-            <w:pPr>
-              <w:pStyle w:val="Compact"/>
-              <w:jc w:val="right"/>
-            </w:pPr>
-            <w:r>
-              <w:t xml:space="preserve">19</w:t>
-            </w:r>
-          </w:p>
-        </w:tc>
-        <w:tc>
-          <w:tcPr/>
-          <w:p>
-            <w:pPr>
-              <w:pStyle w:val="Compact"/>
-              <w:jc w:val="right"/>
-            </w:pPr>
-            <w:r>
-              <w:t xml:space="preserve">23.17</w:t>
-            </w:r>
-          </w:p>
-        </w:tc>
-      </w:tr>
-      <w:tr>
-        <w:tc>
-          <w:tcPr/>
-          <w:p>
-            <w:pPr>
-              <w:pStyle w:val="Compact"/>
-              <w:jc w:val="left"/>
-            </w:pPr>
-            <w:r>
-              <w:t xml:space="preserve">Mahamri</w:t>
-            </w:r>
-          </w:p>
-        </w:tc>
-        <w:tc>
-          <w:tcPr/>
-          <w:p>
-            <w:pPr>
-              <w:pStyle w:val="Compact"/>
-              <w:jc w:val="right"/>
-            </w:pPr>
-            <w:r>
-              <w:t xml:space="preserve">68</w:t>
-            </w:r>
-          </w:p>
-        </w:tc>
-        <w:tc>
-          <w:tcPr/>
-          <w:p>
-            <w:pPr>
-              <w:pStyle w:val="Compact"/>
-              <w:jc w:val="right"/>
-            </w:pPr>
-            <w:r>
-              <w:t xml:space="preserve">291</w:t>
-            </w:r>
-          </w:p>
-        </w:tc>
-        <w:tc>
-          <w:tcPr/>
-          <w:p>
-            <w:pPr>
-              <w:pStyle w:val="Compact"/>
-              <w:jc w:val="right"/>
-            </w:pPr>
-            <w:r>
-              <w:t xml:space="preserve">4.28</w:t>
-            </w:r>
-          </w:p>
-        </w:tc>
-        <w:tc>
-          <w:tcPr/>
-          <w:p>
-            <w:pPr>
-              <w:pStyle w:val="Compact"/>
-              <w:jc w:val="right"/>
-            </w:pPr>
-            <w:r>
-              <w:t xml:space="preserve">22</w:t>
-            </w:r>
-          </w:p>
-        </w:tc>
-        <w:tc>
-          <w:tcPr/>
-          <w:p>
-            <w:pPr>
-              <w:pStyle w:val="Compact"/>
-              <w:jc w:val="right"/>
-            </w:pPr>
-            <w:r>
-              <w:t xml:space="preserve">32.35</w:t>
+              <w:t xml:space="preserve">Nyanya</w:t>
+            </w:r>
+          </w:p>
+        </w:tc>
+        <w:tc>
+          <w:tcPr/>
+          <w:p>
+            <w:pPr>
+              <w:pStyle w:val="Compact"/>
+              <w:jc w:val="right"/>
+            </w:pPr>
+            <w:r>
+              <w:t xml:space="preserve">29238</w:t>
+            </w:r>
+          </w:p>
+        </w:tc>
+        <w:tc>
+          <w:tcPr/>
+          <w:p>
+            <w:pPr>
+              <w:pStyle w:val="Compact"/>
+              <w:jc w:val="right"/>
+            </w:pPr>
+            <w:r>
+              <w:t xml:space="preserve">305152</w:t>
+            </w:r>
+          </w:p>
+        </w:tc>
+        <w:tc>
+          <w:tcPr/>
+          <w:p>
+            <w:pPr>
+              <w:pStyle w:val="Compact"/>
+              <w:jc w:val="right"/>
+            </w:pPr>
+            <w:r>
+              <w:t xml:space="preserve">10.44</w:t>
+            </w:r>
+          </w:p>
+        </w:tc>
+        <w:tc>
+          <w:tcPr/>
+          <w:p>
+            <w:pPr>
+              <w:pStyle w:val="Compact"/>
+              <w:jc w:val="right"/>
+            </w:pPr>
+            <w:r>
+              <w:t xml:space="preserve">21846</w:t>
+            </w:r>
+          </w:p>
+        </w:tc>
+        <w:tc>
+          <w:tcPr/>
+          <w:p>
+            <w:pPr>
+              <w:pStyle w:val="Compact"/>
+              <w:jc w:val="right"/>
+            </w:pPr>
+            <w:r>
+              <w:t xml:space="preserve">74.72</w:t>
             </w:r>
           </w:p>
         </w:tc>
@@ -17719,7 +17787,7 @@
         <w:rPr>
           <w:rStyle w:val="InformationTok"/>
         </w:rPr>
-        <w:t xml:space="preserve">```{r}</w:t>
+        <w:t xml:space="preserve">```{r benchmark-results-table-from-ClickHouse}</w:t>
       </w:r>
       <w:r>
         <w:br/>
@@ -18090,67 +18158,67 @@
               <w:jc w:val="left"/>
             </w:pPr>
             <w:r>
-              <w:t xml:space="preserve">Kunde</w:t>
-            </w:r>
-          </w:p>
-        </w:tc>
-        <w:tc>
-          <w:tcPr/>
-          <w:p>
-            <w:pPr>
-              <w:pStyle w:val="Compact"/>
-              <w:jc w:val="right"/>
-            </w:pPr>
-            <w:r>
-              <w:t xml:space="preserve">59109</w:t>
-            </w:r>
-          </w:p>
-        </w:tc>
-        <w:tc>
-          <w:tcPr/>
-          <w:p>
-            <w:pPr>
-              <w:pStyle w:val="Compact"/>
-              <w:jc w:val="right"/>
-            </w:pPr>
-            <w:r>
-              <w:t xml:space="preserve">621115</w:t>
-            </w:r>
-          </w:p>
-        </w:tc>
-        <w:tc>
-          <w:tcPr/>
-          <w:p>
-            <w:pPr>
-              <w:pStyle w:val="Compact"/>
-              <w:jc w:val="right"/>
-            </w:pPr>
-            <w:r>
-              <w:t xml:space="preserve">10.51</w:t>
-            </w:r>
-          </w:p>
-        </w:tc>
-        <w:tc>
-          <w:tcPr/>
-          <w:p>
-            <w:pPr>
-              <w:pStyle w:val="Compact"/>
-              <w:jc w:val="right"/>
-            </w:pPr>
-            <w:r>
-              <w:t xml:space="preserve">44393</w:t>
-            </w:r>
-          </w:p>
-        </w:tc>
-        <w:tc>
-          <w:tcPr/>
-          <w:p>
-            <w:pPr>
-              <w:pStyle w:val="Compact"/>
-              <w:jc w:val="right"/>
-            </w:pPr>
-            <w:r>
-              <w:t xml:space="preserve">75.10</w:t>
+              <w:t xml:space="preserve">Mahindi</w:t>
+            </w:r>
+          </w:p>
+        </w:tc>
+        <w:tc>
+          <w:tcPr/>
+          <w:p>
+            <w:pPr>
+              <w:pStyle w:val="Compact"/>
+              <w:jc w:val="right"/>
+            </w:pPr>
+            <w:r>
+              <w:t xml:space="preserve">29920</w:t>
+            </w:r>
+          </w:p>
+        </w:tc>
+        <w:tc>
+          <w:tcPr/>
+          <w:p>
+            <w:pPr>
+              <w:pStyle w:val="Compact"/>
+              <w:jc w:val="right"/>
+            </w:pPr>
+            <w:r>
+              <w:t xml:space="preserve">313276</w:t>
+            </w:r>
+          </w:p>
+        </w:tc>
+        <w:tc>
+          <w:tcPr/>
+          <w:p>
+            <w:pPr>
+              <w:pStyle w:val="Compact"/>
+              <w:jc w:val="right"/>
+            </w:pPr>
+            <w:r>
+              <w:t xml:space="preserve">10.47</w:t>
+            </w:r>
+          </w:p>
+        </w:tc>
+        <w:tc>
+          <w:tcPr/>
+          <w:p>
+            <w:pPr>
+              <w:pStyle w:val="Compact"/>
+              <w:jc w:val="right"/>
+            </w:pPr>
+            <w:r>
+              <w:t xml:space="preserve">22461</w:t>
+            </w:r>
+          </w:p>
+        </w:tc>
+        <w:tc>
+          <w:tcPr/>
+          <w:p>
+            <w:pPr>
+              <w:pStyle w:val="Compact"/>
+              <w:jc w:val="right"/>
+            </w:pPr>
+            <w:r>
+              <w:t xml:space="preserve">75.07</w:t>
             </w:r>
           </w:p>
         </w:tc>
@@ -18164,67 +18232,67 @@
               <w:jc w:val="left"/>
             </w:pPr>
             <w:r>
-              <w:t xml:space="preserve">Nduma</w:t>
-            </w:r>
-          </w:p>
-        </w:tc>
-        <w:tc>
-          <w:tcPr/>
-          <w:p>
-            <w:pPr>
-              <w:pStyle w:val="Compact"/>
-              <w:jc w:val="right"/>
-            </w:pPr>
-            <w:r>
-              <w:t xml:space="preserve">58816</w:t>
-            </w:r>
-          </w:p>
-        </w:tc>
-        <w:tc>
-          <w:tcPr/>
-          <w:p>
-            <w:pPr>
-              <w:pStyle w:val="Compact"/>
-              <w:jc w:val="right"/>
-            </w:pPr>
-            <w:r>
-              <w:t xml:space="preserve">616986</w:t>
-            </w:r>
-          </w:p>
-        </w:tc>
-        <w:tc>
-          <w:tcPr/>
-          <w:p>
-            <w:pPr>
-              <w:pStyle w:val="Compact"/>
-              <w:jc w:val="right"/>
-            </w:pPr>
-            <w:r>
-              <w:t xml:space="preserve">10.49</w:t>
-            </w:r>
-          </w:p>
-        </w:tc>
-        <w:tc>
-          <w:tcPr/>
-          <w:p>
-            <w:pPr>
-              <w:pStyle w:val="Compact"/>
-              <w:jc w:val="right"/>
-            </w:pPr>
-            <w:r>
-              <w:t xml:space="preserve">44101</w:t>
-            </w:r>
-          </w:p>
-        </w:tc>
-        <w:tc>
-          <w:tcPr/>
-          <w:p>
-            <w:pPr>
-              <w:pStyle w:val="Compact"/>
-              <w:jc w:val="right"/>
-            </w:pPr>
-            <w:r>
-              <w:t xml:space="preserve">74.98</w:t>
+              <w:t xml:space="preserve">Nyama Choma</w:t>
+            </w:r>
+          </w:p>
+        </w:tc>
+        <w:tc>
+          <w:tcPr/>
+          <w:p>
+            <w:pPr>
+              <w:pStyle w:val="Compact"/>
+              <w:jc w:val="right"/>
+            </w:pPr>
+            <w:r>
+              <w:t xml:space="preserve">29874</w:t>
+            </w:r>
+          </w:p>
+        </w:tc>
+        <w:tc>
+          <w:tcPr/>
+          <w:p>
+            <w:pPr>
+              <w:pStyle w:val="Compact"/>
+              <w:jc w:val="right"/>
+            </w:pPr>
+            <w:r>
+              <w:t xml:space="preserve">311965</w:t>
+            </w:r>
+          </w:p>
+        </w:tc>
+        <w:tc>
+          <w:tcPr/>
+          <w:p>
+            <w:pPr>
+              <w:pStyle w:val="Compact"/>
+              <w:jc w:val="right"/>
+            </w:pPr>
+            <w:r>
+              <w:t xml:space="preserve">10.44</w:t>
+            </w:r>
+          </w:p>
+        </w:tc>
+        <w:tc>
+          <w:tcPr/>
+          <w:p>
+            <w:pPr>
+              <w:pStyle w:val="Compact"/>
+              <w:jc w:val="right"/>
+            </w:pPr>
+            <w:r>
+              <w:t xml:space="preserve">22242</w:t>
+            </w:r>
+          </w:p>
+        </w:tc>
+        <w:tc>
+          <w:tcPr/>
+          <w:p>
+            <w:pPr>
+              <w:pStyle w:val="Compact"/>
+              <w:jc w:val="right"/>
+            </w:pPr>
+            <w:r>
+              <w:t xml:space="preserve">74.45</w:t>
             </w:r>
           </w:p>
         </w:tc>
@@ -18238,67 +18306,67 @@
               <w:jc w:val="left"/>
             </w:pPr>
             <w:r>
-              <w:t xml:space="preserve">Terere</w:t>
-            </w:r>
-          </w:p>
-        </w:tc>
-        <w:tc>
-          <w:tcPr/>
-          <w:p>
-            <w:pPr>
-              <w:pStyle w:val="Compact"/>
-              <w:jc w:val="right"/>
-            </w:pPr>
-            <w:r>
-              <w:t xml:space="preserve">58697</w:t>
-            </w:r>
-          </w:p>
-        </w:tc>
-        <w:tc>
-          <w:tcPr/>
-          <w:p>
-            <w:pPr>
-              <w:pStyle w:val="Compact"/>
-              <w:jc w:val="right"/>
-            </w:pPr>
-            <w:r>
-              <w:t xml:space="preserve">616112</w:t>
-            </w:r>
-          </w:p>
-        </w:tc>
-        <w:tc>
-          <w:tcPr/>
-          <w:p>
-            <w:pPr>
-              <w:pStyle w:val="Compact"/>
-              <w:jc w:val="right"/>
-            </w:pPr>
-            <w:r>
-              <w:t xml:space="preserve">10.50</w:t>
-            </w:r>
-          </w:p>
-        </w:tc>
-        <w:tc>
-          <w:tcPr/>
-          <w:p>
-            <w:pPr>
-              <w:pStyle w:val="Compact"/>
-              <w:jc w:val="right"/>
-            </w:pPr>
-            <w:r>
-              <w:t xml:space="preserve">43966</w:t>
-            </w:r>
-          </w:p>
-        </w:tc>
-        <w:tc>
-          <w:tcPr/>
-          <w:p>
-            <w:pPr>
-              <w:pStyle w:val="Compact"/>
-              <w:jc w:val="right"/>
-            </w:pPr>
-            <w:r>
-              <w:t xml:space="preserve">74.90</w:t>
+              <w:t xml:space="preserve">Matumbo</w:t>
+            </w:r>
+          </w:p>
+        </w:tc>
+        <w:tc>
+          <w:tcPr/>
+          <w:p>
+            <w:pPr>
+              <w:pStyle w:val="Compact"/>
+              <w:jc w:val="right"/>
+            </w:pPr>
+            <w:r>
+              <w:t xml:space="preserve">29629</w:t>
+            </w:r>
+          </w:p>
+        </w:tc>
+        <w:tc>
+          <w:tcPr/>
+          <w:p>
+            <w:pPr>
+              <w:pStyle w:val="Compact"/>
+              <w:jc w:val="right"/>
+            </w:pPr>
+            <w:r>
+              <w:t xml:space="preserve">311815</w:t>
+            </w:r>
+          </w:p>
+        </w:tc>
+        <w:tc>
+          <w:tcPr/>
+          <w:p>
+            <w:pPr>
+              <w:pStyle w:val="Compact"/>
+              <w:jc w:val="right"/>
+            </w:pPr>
+            <w:r>
+              <w:t xml:space="preserve">10.52</w:t>
+            </w:r>
+          </w:p>
+        </w:tc>
+        <w:tc>
+          <w:tcPr/>
+          <w:p>
+            <w:pPr>
+              <w:pStyle w:val="Compact"/>
+              <w:jc w:val="right"/>
+            </w:pPr>
+            <w:r>
+              <w:t xml:space="preserve">22222</w:t>
+            </w:r>
+          </w:p>
+        </w:tc>
+        <w:tc>
+          <w:tcPr/>
+          <w:p>
+            <w:pPr>
+              <w:pStyle w:val="Compact"/>
+              <w:jc w:val="right"/>
+            </w:pPr>
+            <w:r>
+              <w:t xml:space="preserve">75.00</w:t>
             </w:r>
           </w:p>
         </w:tc>
@@ -18312,67 +18380,67 @@
               <w:jc w:val="left"/>
             </w:pPr>
             <w:r>
-              <w:t xml:space="preserve">Nyanya</w:t>
-            </w:r>
-          </w:p>
-        </w:tc>
-        <w:tc>
-          <w:tcPr/>
-          <w:p>
-            <w:pPr>
-              <w:pStyle w:val="Compact"/>
-              <w:jc w:val="right"/>
-            </w:pPr>
-            <w:r>
-              <w:t xml:space="preserve">58508</w:t>
-            </w:r>
-          </w:p>
-        </w:tc>
-        <w:tc>
-          <w:tcPr/>
-          <w:p>
-            <w:pPr>
-              <w:pStyle w:val="Compact"/>
-              <w:jc w:val="right"/>
-            </w:pPr>
-            <w:r>
-              <w:t xml:space="preserve">613977</w:t>
-            </w:r>
-          </w:p>
-        </w:tc>
-        <w:tc>
-          <w:tcPr/>
-          <w:p>
-            <w:pPr>
-              <w:pStyle w:val="Compact"/>
-              <w:jc w:val="right"/>
-            </w:pPr>
-            <w:r>
-              <w:t xml:space="preserve">10.49</w:t>
-            </w:r>
-          </w:p>
-        </w:tc>
-        <w:tc>
-          <w:tcPr/>
-          <w:p>
-            <w:pPr>
-              <w:pStyle w:val="Compact"/>
-              <w:jc w:val="right"/>
-            </w:pPr>
-            <w:r>
-              <w:t xml:space="preserve">43875</w:t>
-            </w:r>
-          </w:p>
-        </w:tc>
-        <w:tc>
-          <w:tcPr/>
-          <w:p>
-            <w:pPr>
-              <w:pStyle w:val="Compact"/>
-              <w:jc w:val="right"/>
-            </w:pPr>
-            <w:r>
-              <w:t xml:space="preserve">74.99</w:t>
+              <w:t xml:space="preserve">Ugali</w:t>
+            </w:r>
+          </w:p>
+        </w:tc>
+        <w:tc>
+          <w:tcPr/>
+          <w:p>
+            <w:pPr>
+              <w:pStyle w:val="Compact"/>
+              <w:jc w:val="right"/>
+            </w:pPr>
+            <w:r>
+              <w:t xml:space="preserve">29830</w:t>
+            </w:r>
+          </w:p>
+        </w:tc>
+        <w:tc>
+          <w:tcPr/>
+          <w:p>
+            <w:pPr>
+              <w:pStyle w:val="Compact"/>
+              <w:jc w:val="right"/>
+            </w:pPr>
+            <w:r>
+              <w:t xml:space="preserve">311645</w:t>
+            </w:r>
+          </w:p>
+        </w:tc>
+        <w:tc>
+          <w:tcPr/>
+          <w:p>
+            <w:pPr>
+              <w:pStyle w:val="Compact"/>
+              <w:jc w:val="right"/>
+            </w:pPr>
+            <w:r>
+              <w:t xml:space="preserve">10.45</w:t>
+            </w:r>
+          </w:p>
+        </w:tc>
+        <w:tc>
+          <w:tcPr/>
+          <w:p>
+            <w:pPr>
+              <w:pStyle w:val="Compact"/>
+              <w:jc w:val="right"/>
+            </w:pPr>
+            <w:r>
+              <w:t xml:space="preserve">22354</w:t>
+            </w:r>
+          </w:p>
+        </w:tc>
+        <w:tc>
+          <w:tcPr/>
+          <w:p>
+            <w:pPr>
+              <w:pStyle w:val="Compact"/>
+              <w:jc w:val="right"/>
+            </w:pPr>
+            <w:r>
+              <w:t xml:space="preserve">74.94</w:t>
             </w:r>
           </w:p>
         </w:tc>
@@ -18386,67 +18454,67 @@
               <w:jc w:val="left"/>
             </w:pPr>
             <w:r>
-              <w:t xml:space="preserve">Mahindi</w:t>
-            </w:r>
-          </w:p>
-        </w:tc>
-        <w:tc>
-          <w:tcPr/>
-          <w:p>
-            <w:pPr>
-              <w:pStyle w:val="Compact"/>
-              <w:jc w:val="right"/>
-            </w:pPr>
-            <w:r>
-              <w:t xml:space="preserve">58238</w:t>
-            </w:r>
-          </w:p>
-        </w:tc>
-        <w:tc>
-          <w:tcPr/>
-          <w:p>
-            <w:pPr>
-              <w:pStyle w:val="Compact"/>
-              <w:jc w:val="right"/>
-            </w:pPr>
-            <w:r>
-              <w:t xml:space="preserve">613836</w:t>
-            </w:r>
-          </w:p>
-        </w:tc>
-        <w:tc>
-          <w:tcPr/>
-          <w:p>
-            <w:pPr>
-              <w:pStyle w:val="Compact"/>
-              <w:jc w:val="right"/>
-            </w:pPr>
-            <w:r>
-              <w:t xml:space="preserve">10.54</w:t>
-            </w:r>
-          </w:p>
-        </w:tc>
-        <w:tc>
-          <w:tcPr/>
-          <w:p>
-            <w:pPr>
-              <w:pStyle w:val="Compact"/>
-              <w:jc w:val="right"/>
-            </w:pPr>
-            <w:r>
-              <w:t xml:space="preserve">43797</w:t>
-            </w:r>
-          </w:p>
-        </w:tc>
-        <w:tc>
-          <w:tcPr/>
-          <w:p>
-            <w:pPr>
-              <w:pStyle w:val="Compact"/>
-              <w:jc w:val="right"/>
-            </w:pPr>
-            <w:r>
-              <w:t xml:space="preserve">75.20</w:t>
+              <w:t xml:space="preserve">Sukuma Wiki</w:t>
+            </w:r>
+          </w:p>
+        </w:tc>
+        <w:tc>
+          <w:tcPr/>
+          <w:p>
+            <w:pPr>
+              <w:pStyle w:val="Compact"/>
+              <w:jc w:val="right"/>
+            </w:pPr>
+            <w:r>
+              <w:t xml:space="preserve">29701</w:t>
+            </w:r>
+          </w:p>
+        </w:tc>
+        <w:tc>
+          <w:tcPr/>
+          <w:p>
+            <w:pPr>
+              <w:pStyle w:val="Compact"/>
+              <w:jc w:val="right"/>
+            </w:pPr>
+            <w:r>
+              <w:t xml:space="preserve">311565</w:t>
+            </w:r>
+          </w:p>
+        </w:tc>
+        <w:tc>
+          <w:tcPr/>
+          <w:p>
+            <w:pPr>
+              <w:pStyle w:val="Compact"/>
+              <w:jc w:val="right"/>
+            </w:pPr>
+            <w:r>
+              <w:t xml:space="preserve">10.49</w:t>
+            </w:r>
+          </w:p>
+        </w:tc>
+        <w:tc>
+          <w:tcPr/>
+          <w:p>
+            <w:pPr>
+              <w:pStyle w:val="Compact"/>
+              <w:jc w:val="right"/>
+            </w:pPr>
+            <w:r>
+              <w:t xml:space="preserve">22232</w:t>
+            </w:r>
+          </w:p>
+        </w:tc>
+        <w:tc>
+          <w:tcPr/>
+          <w:p>
+            <w:pPr>
+              <w:pStyle w:val="Compact"/>
+              <w:jc w:val="right"/>
+            </w:pPr>
+            <w:r>
+              <w:t xml:space="preserve">74.85</w:t>
             </w:r>
           </w:p>
         </w:tc>
@@ -18460,67 +18528,67 @@
               <w:jc w:val="left"/>
             </w:pPr>
             <w:r>
-              <w:t xml:space="preserve">Viazi</w:t>
-            </w:r>
-          </w:p>
-        </w:tc>
-        <w:tc>
-          <w:tcPr/>
-          <w:p>
-            <w:pPr>
-              <w:pStyle w:val="Compact"/>
-              <w:jc w:val="right"/>
-            </w:pPr>
-            <w:r>
-              <w:t xml:space="preserve">58404</w:t>
-            </w:r>
-          </w:p>
-        </w:tc>
-        <w:tc>
-          <w:tcPr/>
-          <w:p>
-            <w:pPr>
-              <w:pStyle w:val="Compact"/>
-              <w:jc w:val="right"/>
-            </w:pPr>
-            <w:r>
-              <w:t xml:space="preserve">613007</w:t>
-            </w:r>
-          </w:p>
-        </w:tc>
-        <w:tc>
-          <w:tcPr/>
-          <w:p>
-            <w:pPr>
-              <w:pStyle w:val="Compact"/>
-              <w:jc w:val="right"/>
-            </w:pPr>
-            <w:r>
-              <w:t xml:space="preserve">10.50</w:t>
-            </w:r>
-          </w:p>
-        </w:tc>
-        <w:tc>
-          <w:tcPr/>
-          <w:p>
-            <w:pPr>
-              <w:pStyle w:val="Compact"/>
-              <w:jc w:val="right"/>
-            </w:pPr>
-            <w:r>
-              <w:t xml:space="preserve">43749</w:t>
-            </w:r>
-          </w:p>
-        </w:tc>
-        <w:tc>
-          <w:tcPr/>
-          <w:p>
-            <w:pPr>
-              <w:pStyle w:val="Compact"/>
-              <w:jc w:val="right"/>
-            </w:pPr>
-            <w:r>
-              <w:t xml:space="preserve">74.91</w:t>
+              <w:t xml:space="preserve">Kaimati</w:t>
+            </w:r>
+          </w:p>
+        </w:tc>
+        <w:tc>
+          <w:tcPr/>
+          <w:p>
+            <w:pPr>
+              <w:pStyle w:val="Compact"/>
+              <w:jc w:val="right"/>
+            </w:pPr>
+            <w:r>
+              <w:t xml:space="preserve">29644</w:t>
+            </w:r>
+          </w:p>
+        </w:tc>
+        <w:tc>
+          <w:tcPr/>
+          <w:p>
+            <w:pPr>
+              <w:pStyle w:val="Compact"/>
+              <w:jc w:val="right"/>
+            </w:pPr>
+            <w:r>
+              <w:t xml:space="preserve">310761</w:t>
+            </w:r>
+          </w:p>
+        </w:tc>
+        <w:tc>
+          <w:tcPr/>
+          <w:p>
+            <w:pPr>
+              <w:pStyle w:val="Compact"/>
+              <w:jc w:val="right"/>
+            </w:pPr>
+            <w:r>
+              <w:t xml:space="preserve">10.48</w:t>
+            </w:r>
+          </w:p>
+        </w:tc>
+        <w:tc>
+          <w:tcPr/>
+          <w:p>
+            <w:pPr>
+              <w:pStyle w:val="Compact"/>
+              <w:jc w:val="right"/>
+            </w:pPr>
+            <w:r>
+              <w:t xml:space="preserve">22135</w:t>
+            </w:r>
+          </w:p>
+        </w:tc>
+        <w:tc>
+          <w:tcPr/>
+          <w:p>
+            <w:pPr>
+              <w:pStyle w:val="Compact"/>
+              <w:jc w:val="right"/>
+            </w:pPr>
+            <w:r>
+              <w:t xml:space="preserve">74.67</w:t>
             </w:r>
           </w:p>
         </w:tc>
@@ -18534,67 +18602,67 @@
               <w:jc w:val="left"/>
             </w:pPr>
             <w:r>
-              <w:t xml:space="preserve">Mchicha</w:t>
-            </w:r>
-          </w:p>
-        </w:tc>
-        <w:tc>
-          <w:tcPr/>
-          <w:p>
-            <w:pPr>
-              <w:pStyle w:val="Compact"/>
-              <w:jc w:val="right"/>
-            </w:pPr>
-            <w:r>
-              <w:t xml:space="preserve">58199</w:t>
-            </w:r>
-          </w:p>
-        </w:tc>
-        <w:tc>
-          <w:tcPr/>
-          <w:p>
-            <w:pPr>
-              <w:pStyle w:val="Compact"/>
-              <w:jc w:val="right"/>
-            </w:pPr>
-            <w:r>
-              <w:t xml:space="preserve">610857</w:t>
-            </w:r>
-          </w:p>
-        </w:tc>
-        <w:tc>
-          <w:tcPr/>
-          <w:p>
-            <w:pPr>
-              <w:pStyle w:val="Compact"/>
-              <w:jc w:val="right"/>
-            </w:pPr>
-            <w:r>
-              <w:t xml:space="preserve">10.50</w:t>
-            </w:r>
-          </w:p>
-        </w:tc>
-        <w:tc>
-          <w:tcPr/>
-          <w:p>
-            <w:pPr>
-              <w:pStyle w:val="Compact"/>
-              <w:jc w:val="right"/>
-            </w:pPr>
-            <w:r>
-              <w:t xml:space="preserve">43589</w:t>
-            </w:r>
-          </w:p>
-        </w:tc>
-        <w:tc>
-          <w:tcPr/>
-          <w:p>
-            <w:pPr>
-              <w:pStyle w:val="Compact"/>
-              <w:jc w:val="right"/>
-            </w:pPr>
-            <w:r>
-              <w:t xml:space="preserve">74.90</w:t>
+              <w:t xml:space="preserve">Egusi Soup</w:t>
+            </w:r>
+          </w:p>
+        </w:tc>
+        <w:tc>
+          <w:tcPr/>
+          <w:p>
+            <w:pPr>
+              <w:pStyle w:val="Compact"/>
+              <w:jc w:val="right"/>
+            </w:pPr>
+            <w:r>
+              <w:t xml:space="preserve">29656</w:t>
+            </w:r>
+          </w:p>
+        </w:tc>
+        <w:tc>
+          <w:tcPr/>
+          <w:p>
+            <w:pPr>
+              <w:pStyle w:val="Compact"/>
+              <w:jc w:val="right"/>
+            </w:pPr>
+            <w:r>
+              <w:t xml:space="preserve">310722</w:t>
+            </w:r>
+          </w:p>
+        </w:tc>
+        <w:tc>
+          <w:tcPr/>
+          <w:p>
+            <w:pPr>
+              <w:pStyle w:val="Compact"/>
+              <w:jc w:val="right"/>
+            </w:pPr>
+            <w:r>
+              <w:t xml:space="preserve">10.48</w:t>
+            </w:r>
+          </w:p>
+        </w:tc>
+        <w:tc>
+          <w:tcPr/>
+          <w:p>
+            <w:pPr>
+              <w:pStyle w:val="Compact"/>
+              <w:jc w:val="right"/>
+            </w:pPr>
+            <w:r>
+              <w:t xml:space="preserve">22185</w:t>
+            </w:r>
+          </w:p>
+        </w:tc>
+        <w:tc>
+          <w:tcPr/>
+          <w:p>
+            <w:pPr>
+              <w:pStyle w:val="Compact"/>
+              <w:jc w:val="right"/>
+            </w:pPr>
+            <w:r>
+              <w:t xml:space="preserve">74.81</w:t>
             </w:r>
           </w:p>
         </w:tc>
@@ -18608,67 +18676,67 @@
               <w:jc w:val="left"/>
             </w:pPr>
             <w:r>
-              <w:t xml:space="preserve">Sukuma Wiki</w:t>
-            </w:r>
-          </w:p>
-        </w:tc>
-        <w:tc>
-          <w:tcPr/>
-          <w:p>
-            <w:pPr>
-              <w:pStyle w:val="Compact"/>
-              <w:jc w:val="right"/>
-            </w:pPr>
-            <w:r>
-              <w:t xml:space="preserve">58051</w:t>
-            </w:r>
-          </w:p>
-        </w:tc>
-        <w:tc>
-          <w:tcPr/>
-          <w:p>
-            <w:pPr>
-              <w:pStyle w:val="Compact"/>
-              <w:jc w:val="right"/>
-            </w:pPr>
-            <w:r>
-              <w:t xml:space="preserve">610783</w:t>
-            </w:r>
-          </w:p>
-        </w:tc>
-        <w:tc>
-          <w:tcPr/>
-          <w:p>
-            <w:pPr>
-              <w:pStyle w:val="Compact"/>
-              <w:jc w:val="right"/>
-            </w:pPr>
-            <w:r>
-              <w:t xml:space="preserve">10.52</w:t>
-            </w:r>
-          </w:p>
-        </w:tc>
-        <w:tc>
-          <w:tcPr/>
-          <w:p>
-            <w:pPr>
-              <w:pStyle w:val="Compact"/>
-              <w:jc w:val="right"/>
-            </w:pPr>
-            <w:r>
-              <w:t xml:space="preserve">43566</w:t>
-            </w:r>
-          </w:p>
-        </w:tc>
-        <w:tc>
-          <w:tcPr/>
-          <w:p>
-            <w:pPr>
-              <w:pStyle w:val="Compact"/>
-              <w:jc w:val="right"/>
-            </w:pPr>
-            <w:r>
-              <w:t xml:space="preserve">75.05</w:t>
+              <w:t xml:space="preserve">Jollof Rice</w:t>
+            </w:r>
+          </w:p>
+        </w:tc>
+        <w:tc>
+          <w:tcPr/>
+          <w:p>
+            <w:pPr>
+              <w:pStyle w:val="Compact"/>
+              <w:jc w:val="right"/>
+            </w:pPr>
+            <w:r>
+              <w:t xml:space="preserve">29585</w:t>
+            </w:r>
+          </w:p>
+        </w:tc>
+        <w:tc>
+          <w:tcPr/>
+          <w:p>
+            <w:pPr>
+              <w:pStyle w:val="Compact"/>
+              <w:jc w:val="right"/>
+            </w:pPr>
+            <w:r>
+              <w:t xml:space="preserve">310324</w:t>
+            </w:r>
+          </w:p>
+        </w:tc>
+        <w:tc>
+          <w:tcPr/>
+          <w:p>
+            <w:pPr>
+              <w:pStyle w:val="Compact"/>
+              <w:jc w:val="right"/>
+            </w:pPr>
+            <w:r>
+              <w:t xml:space="preserve">10.49</w:t>
+            </w:r>
+          </w:p>
+        </w:tc>
+        <w:tc>
+          <w:tcPr/>
+          <w:p>
+            <w:pPr>
+              <w:pStyle w:val="Compact"/>
+              <w:jc w:val="right"/>
+            </w:pPr>
+            <w:r>
+              <w:t xml:space="preserve">22176</w:t>
+            </w:r>
+          </w:p>
+        </w:tc>
+        <w:tc>
+          <w:tcPr/>
+          <w:p>
+            <w:pPr>
+              <w:pStyle w:val="Compact"/>
+              <w:jc w:val="right"/>
+            </w:pPr>
+            <w:r>
+              <w:t xml:space="preserve">74.96</w:t>
             </w:r>
           </w:p>
         </w:tc>
@@ -18682,67 +18750,67 @@
               <w:jc w:val="left"/>
             </w:pPr>
             <w:r>
-              <w:t xml:space="preserve">Managu</w:t>
-            </w:r>
-          </w:p>
-        </w:tc>
-        <w:tc>
-          <w:tcPr/>
-          <w:p>
-            <w:pPr>
-              <w:pStyle w:val="Compact"/>
-              <w:jc w:val="right"/>
-            </w:pPr>
-            <w:r>
-              <w:t xml:space="preserve">58299</w:t>
-            </w:r>
-          </w:p>
-        </w:tc>
-        <w:tc>
-          <w:tcPr/>
-          <w:p>
-            <w:pPr>
-              <w:pStyle w:val="Compact"/>
-              <w:jc w:val="right"/>
-            </w:pPr>
-            <w:r>
-              <w:t xml:space="preserve">610118</w:t>
-            </w:r>
-          </w:p>
-        </w:tc>
-        <w:tc>
-          <w:tcPr/>
-          <w:p>
-            <w:pPr>
-              <w:pStyle w:val="Compact"/>
-              <w:jc w:val="right"/>
-            </w:pPr>
-            <w:r>
-              <w:t xml:space="preserve">10.47</w:t>
-            </w:r>
-          </w:p>
-        </w:tc>
-        <w:tc>
-          <w:tcPr/>
-          <w:p>
-            <w:pPr>
-              <w:pStyle w:val="Compact"/>
-              <w:jc w:val="right"/>
-            </w:pPr>
-            <w:r>
-              <w:t xml:space="preserve">43702</w:t>
-            </w:r>
-          </w:p>
-        </w:tc>
-        <w:tc>
-          <w:tcPr/>
-          <w:p>
-            <w:pPr>
-              <w:pStyle w:val="Compact"/>
-              <w:jc w:val="right"/>
-            </w:pPr>
-            <w:r>
-              <w:t xml:space="preserve">74.96</w:t>
+              <w:t xml:space="preserve">Spinach</w:t>
+            </w:r>
+          </w:p>
+        </w:tc>
+        <w:tc>
+          <w:tcPr/>
+          <w:p>
+            <w:pPr>
+              <w:pStyle w:val="Compact"/>
+              <w:jc w:val="right"/>
+            </w:pPr>
+            <w:r>
+              <w:t xml:space="preserve">29625</w:t>
+            </w:r>
+          </w:p>
+        </w:tc>
+        <w:tc>
+          <w:tcPr/>
+          <w:p>
+            <w:pPr>
+              <w:pStyle w:val="Compact"/>
+              <w:jc w:val="right"/>
+            </w:pPr>
+            <w:r>
+              <w:t xml:space="preserve">309933</w:t>
+            </w:r>
+          </w:p>
+        </w:tc>
+        <w:tc>
+          <w:tcPr/>
+          <w:p>
+            <w:pPr>
+              <w:pStyle w:val="Compact"/>
+              <w:jc w:val="right"/>
+            </w:pPr>
+            <w:r>
+              <w:t xml:space="preserve">10.46</w:t>
+            </w:r>
+          </w:p>
+        </w:tc>
+        <w:tc>
+          <w:tcPr/>
+          <w:p>
+            <w:pPr>
+              <w:pStyle w:val="Compact"/>
+              <w:jc w:val="right"/>
+            </w:pPr>
+            <w:r>
+              <w:t xml:space="preserve">22145</w:t>
+            </w:r>
+          </w:p>
+        </w:tc>
+        <w:tc>
+          <w:tcPr/>
+          <w:p>
+            <w:pPr>
+              <w:pStyle w:val="Compact"/>
+              <w:jc w:val="right"/>
+            </w:pPr>
+            <w:r>
+              <w:t xml:space="preserve">74.75</w:t>
             </w:r>
           </w:p>
         </w:tc>
@@ -18756,67 +18824,67 @@
               <w:jc w:val="left"/>
             </w:pPr>
             <w:r>
-              <w:t xml:space="preserve">Ngwaci</w:t>
-            </w:r>
-          </w:p>
-        </w:tc>
-        <w:tc>
-          <w:tcPr/>
-          <w:p>
-            <w:pPr>
-              <w:pStyle w:val="Compact"/>
-              <w:jc w:val="right"/>
-            </w:pPr>
-            <w:r>
-              <w:t xml:space="preserve">58142</w:t>
-            </w:r>
-          </w:p>
-        </w:tc>
-        <w:tc>
-          <w:tcPr/>
-          <w:p>
-            <w:pPr>
-              <w:pStyle w:val="Compact"/>
-              <w:jc w:val="right"/>
-            </w:pPr>
-            <w:r>
-              <w:t xml:space="preserve">609460</w:t>
-            </w:r>
-          </w:p>
-        </w:tc>
-        <w:tc>
-          <w:tcPr/>
-          <w:p>
-            <w:pPr>
-              <w:pStyle w:val="Compact"/>
-              <w:jc w:val="right"/>
-            </w:pPr>
-            <w:r>
-              <w:t xml:space="preserve">10.48</w:t>
-            </w:r>
-          </w:p>
-        </w:tc>
-        <w:tc>
-          <w:tcPr/>
-          <w:p>
-            <w:pPr>
-              <w:pStyle w:val="Compact"/>
-              <w:jc w:val="right"/>
-            </w:pPr>
-            <w:r>
-              <w:t xml:space="preserve">43567</w:t>
-            </w:r>
-          </w:p>
-        </w:tc>
-        <w:tc>
-          <w:tcPr/>
-          <w:p>
-            <w:pPr>
-              <w:pStyle w:val="Compact"/>
-              <w:jc w:val="right"/>
-            </w:pPr>
-            <w:r>
-              <w:t xml:space="preserve">74.93</w:t>
+              <w:t xml:space="preserve">Injera</w:t>
+            </w:r>
+          </w:p>
+        </w:tc>
+        <w:tc>
+          <w:tcPr/>
+          <w:p>
+            <w:pPr>
+              <w:pStyle w:val="Compact"/>
+              <w:jc w:val="right"/>
+            </w:pPr>
+            <w:r>
+              <w:t xml:space="preserve">29714</w:t>
+            </w:r>
+          </w:p>
+        </w:tc>
+        <w:tc>
+          <w:tcPr/>
+          <w:p>
+            <w:pPr>
+              <w:pStyle w:val="Compact"/>
+              <w:jc w:val="right"/>
+            </w:pPr>
+            <w:r>
+              <w:t xml:space="preserve">309404</w:t>
+            </w:r>
+          </w:p>
+        </w:tc>
+        <w:tc>
+          <w:tcPr/>
+          <w:p>
+            <w:pPr>
+              <w:pStyle w:val="Compact"/>
+              <w:jc w:val="right"/>
+            </w:pPr>
+            <w:r>
+              <w:t xml:space="preserve">10.41</w:t>
+            </w:r>
+          </w:p>
+        </w:tc>
+        <w:tc>
+          <w:tcPr/>
+          <w:p>
+            <w:pPr>
+              <w:pStyle w:val="Compact"/>
+              <w:jc w:val="right"/>
+            </w:pPr>
+            <w:r>
+              <w:t xml:space="preserve">22123</w:t>
+            </w:r>
+          </w:p>
+        </w:tc>
+        <w:tc>
+          <w:tcPr/>
+          <w:p>
+            <w:pPr>
+              <w:pStyle w:val="Compact"/>
+              <w:jc w:val="right"/>
+            </w:pPr>
+            <w:r>
+              <w:t xml:space="preserve">74.45</w:t>
             </w:r>
           </w:p>
         </w:tc>
@@ -18830,67 +18898,67 @@
               <w:jc w:val="left"/>
             </w:pPr>
             <w:r>
-              <w:t xml:space="preserve">Mutura</w:t>
-            </w:r>
-          </w:p>
-        </w:tc>
-        <w:tc>
-          <w:tcPr/>
-          <w:p>
-            <w:pPr>
-              <w:pStyle w:val="Compact"/>
-              <w:jc w:val="right"/>
-            </w:pPr>
-            <w:r>
-              <w:t xml:space="preserve">97</w:t>
-            </w:r>
-          </w:p>
-        </w:tc>
-        <w:tc>
-          <w:tcPr/>
-          <w:p>
-            <w:pPr>
-              <w:pStyle w:val="Compact"/>
-              <w:jc w:val="right"/>
-            </w:pPr>
-            <w:r>
-              <w:t xml:space="preserve">469</w:t>
-            </w:r>
-          </w:p>
-        </w:tc>
-        <w:tc>
-          <w:tcPr/>
-          <w:p>
-            <w:pPr>
-              <w:pStyle w:val="Compact"/>
-              <w:jc w:val="right"/>
-            </w:pPr>
-            <w:r>
-              <w:t xml:space="preserve">4.84</w:t>
-            </w:r>
-          </w:p>
-        </w:tc>
-        <w:tc>
-          <w:tcPr/>
-          <w:p>
-            <w:pPr>
-              <w:pStyle w:val="Compact"/>
-              <w:jc w:val="right"/>
-            </w:pPr>
-            <w:r>
-              <w:t xml:space="preserve">45</w:t>
-            </w:r>
-          </w:p>
-        </w:tc>
-        <w:tc>
-          <w:tcPr/>
-          <w:p>
-            <w:pPr>
-              <w:pStyle w:val="Compact"/>
-              <w:jc w:val="right"/>
-            </w:pPr>
-            <w:r>
-              <w:t xml:space="preserve">46.39</w:t>
+              <w:t xml:space="preserve">Managu</w:t>
+            </w:r>
+          </w:p>
+        </w:tc>
+        <w:tc>
+          <w:tcPr/>
+          <w:p>
+            <w:pPr>
+              <w:pStyle w:val="Compact"/>
+              <w:jc w:val="right"/>
+            </w:pPr>
+            <w:r>
+              <w:t xml:space="preserve">29578</w:t>
+            </w:r>
+          </w:p>
+        </w:tc>
+        <w:tc>
+          <w:tcPr/>
+          <w:p>
+            <w:pPr>
+              <w:pStyle w:val="Compact"/>
+              <w:jc w:val="right"/>
+            </w:pPr>
+            <w:r>
+              <w:t xml:space="preserve">309012</w:t>
+            </w:r>
+          </w:p>
+        </w:tc>
+        <w:tc>
+          <w:tcPr/>
+          <w:p>
+            <w:pPr>
+              <w:pStyle w:val="Compact"/>
+              <w:jc w:val="right"/>
+            </w:pPr>
+            <w:r>
+              <w:t xml:space="preserve">10.45</w:t>
+            </w:r>
+          </w:p>
+        </w:tc>
+        <w:tc>
+          <w:tcPr/>
+          <w:p>
+            <w:pPr>
+              <w:pStyle w:val="Compact"/>
+              <w:jc w:val="right"/>
+            </w:pPr>
+            <w:r>
+              <w:t xml:space="preserve">22235</w:t>
+            </w:r>
+          </w:p>
+        </w:tc>
+        <w:tc>
+          <w:tcPr/>
+          <w:p>
+            <w:pPr>
+              <w:pStyle w:val="Compact"/>
+              <w:jc w:val="right"/>
+            </w:pPr>
+            <w:r>
+              <w:t xml:space="preserve">75.17</w:t>
             </w:r>
           </w:p>
         </w:tc>
@@ -18904,67 +18972,67 @@
               <w:jc w:val="left"/>
             </w:pPr>
             <w:r>
-              <w:t xml:space="preserve">Fufu</w:t>
-            </w:r>
-          </w:p>
-        </w:tc>
-        <w:tc>
-          <w:tcPr/>
-          <w:p>
-            <w:pPr>
-              <w:pStyle w:val="Compact"/>
-              <w:jc w:val="right"/>
-            </w:pPr>
-            <w:r>
-              <w:t xml:space="preserve">94</w:t>
-            </w:r>
-          </w:p>
-        </w:tc>
-        <w:tc>
-          <w:tcPr/>
-          <w:p>
-            <w:pPr>
-              <w:pStyle w:val="Compact"/>
-              <w:jc w:val="right"/>
-            </w:pPr>
-            <w:r>
-              <w:t xml:space="preserve">435</w:t>
-            </w:r>
-          </w:p>
-        </w:tc>
-        <w:tc>
-          <w:tcPr/>
-          <w:p>
-            <w:pPr>
-              <w:pStyle w:val="Compact"/>
-              <w:jc w:val="right"/>
-            </w:pPr>
-            <w:r>
-              <w:t xml:space="preserve">4.63</w:t>
-            </w:r>
-          </w:p>
-        </w:tc>
-        <w:tc>
-          <w:tcPr/>
-          <w:p>
-            <w:pPr>
-              <w:pStyle w:val="Compact"/>
-              <w:jc w:val="right"/>
-            </w:pPr>
-            <w:r>
-              <w:t xml:space="preserve">38</w:t>
-            </w:r>
-          </w:p>
-        </w:tc>
-        <w:tc>
-          <w:tcPr/>
-          <w:p>
-            <w:pPr>
-              <w:pStyle w:val="Compact"/>
-              <w:jc w:val="right"/>
-            </w:pPr>
-            <w:r>
-              <w:t xml:space="preserve">40.43</w:t>
+              <w:t xml:space="preserve">Omena</w:t>
+            </w:r>
+          </w:p>
+        </w:tc>
+        <w:tc>
+          <w:tcPr/>
+          <w:p>
+            <w:pPr>
+              <w:pStyle w:val="Compact"/>
+              <w:jc w:val="right"/>
+            </w:pPr>
+            <w:r>
+              <w:t xml:space="preserve">29422</w:t>
+            </w:r>
+          </w:p>
+        </w:tc>
+        <w:tc>
+          <w:tcPr/>
+          <w:p>
+            <w:pPr>
+              <w:pStyle w:val="Compact"/>
+              <w:jc w:val="right"/>
+            </w:pPr>
+            <w:r>
+              <w:t xml:space="preserve">308745</w:t>
+            </w:r>
+          </w:p>
+        </w:tc>
+        <w:tc>
+          <w:tcPr/>
+          <w:p>
+            <w:pPr>
+              <w:pStyle w:val="Compact"/>
+              <w:jc w:val="right"/>
+            </w:pPr>
+            <w:r>
+              <w:t xml:space="preserve">10.49</w:t>
+            </w:r>
+          </w:p>
+        </w:tc>
+        <w:tc>
+          <w:tcPr/>
+          <w:p>
+            <w:pPr>
+              <w:pStyle w:val="Compact"/>
+              <w:jc w:val="right"/>
+            </w:pPr>
+            <w:r>
+              <w:t xml:space="preserve">22003</w:t>
+            </w:r>
+          </w:p>
+        </w:tc>
+        <w:tc>
+          <w:tcPr/>
+          <w:p>
+            <w:pPr>
+              <w:pStyle w:val="Compact"/>
+              <w:jc w:val="right"/>
+            </w:pPr>
+            <w:r>
+              <w:t xml:space="preserve">74.78</w:t>
             </w:r>
           </w:p>
         </w:tc>
@@ -18990,55 +19058,55 @@
               <w:jc w:val="right"/>
             </w:pPr>
             <w:r>
-              <w:t xml:space="preserve">99</w:t>
-            </w:r>
-          </w:p>
-        </w:tc>
-        <w:tc>
-          <w:tcPr/>
-          <w:p>
-            <w:pPr>
-              <w:pStyle w:val="Compact"/>
-              <w:jc w:val="right"/>
-            </w:pPr>
-            <w:r>
-              <w:t xml:space="preserve">432</w:t>
-            </w:r>
-          </w:p>
-        </w:tc>
-        <w:tc>
-          <w:tcPr/>
-          <w:p>
-            <w:pPr>
-              <w:pStyle w:val="Compact"/>
-              <w:jc w:val="right"/>
-            </w:pPr>
-            <w:r>
-              <w:t xml:space="preserve">4.36</w:t>
-            </w:r>
-          </w:p>
-        </w:tc>
-        <w:tc>
-          <w:tcPr/>
-          <w:p>
-            <w:pPr>
-              <w:pStyle w:val="Compact"/>
-              <w:jc w:val="right"/>
-            </w:pPr>
-            <w:r>
-              <w:t xml:space="preserve">34</w:t>
-            </w:r>
-          </w:p>
-        </w:tc>
-        <w:tc>
-          <w:tcPr/>
-          <w:p>
-            <w:pPr>
-              <w:pStyle w:val="Compact"/>
-              <w:jc w:val="right"/>
-            </w:pPr>
-            <w:r>
-              <w:t xml:space="preserve">34.34</w:t>
+              <w:t xml:space="preserve">29331</w:t>
+            </w:r>
+          </w:p>
+        </w:tc>
+        <w:tc>
+          <w:tcPr/>
+          <w:p>
+            <w:pPr>
+              <w:pStyle w:val="Compact"/>
+              <w:jc w:val="right"/>
+            </w:pPr>
+            <w:r>
+              <w:t xml:space="preserve">308413</w:t>
+            </w:r>
+          </w:p>
+        </w:tc>
+        <w:tc>
+          <w:tcPr/>
+          <w:p>
+            <w:pPr>
+              <w:pStyle w:val="Compact"/>
+              <w:jc w:val="right"/>
+            </w:pPr>
+            <w:r>
+              <w:t xml:space="preserve">10.51</w:t>
+            </w:r>
+          </w:p>
+        </w:tc>
+        <w:tc>
+          <w:tcPr/>
+          <w:p>
+            <w:pPr>
+              <w:pStyle w:val="Compact"/>
+              <w:jc w:val="right"/>
+            </w:pPr>
+            <w:r>
+              <w:t xml:space="preserve">22032</w:t>
+            </w:r>
+          </w:p>
+        </w:tc>
+        <w:tc>
+          <w:tcPr/>
+          <w:p>
+            <w:pPr>
+              <w:pStyle w:val="Compact"/>
+              <w:jc w:val="right"/>
+            </w:pPr>
+            <w:r>
+              <w:t xml:space="preserve">75.12</w:t>
             </w:r>
           </w:p>
         </w:tc>
@@ -19052,67 +19120,67 @@
               <w:jc w:val="left"/>
             </w:pPr>
             <w:r>
-              <w:t xml:space="preserve">Matumbo</w:t>
-            </w:r>
-          </w:p>
-        </w:tc>
-        <w:tc>
-          <w:tcPr/>
-          <w:p>
-            <w:pPr>
-              <w:pStyle w:val="Compact"/>
-              <w:jc w:val="right"/>
-            </w:pPr>
-            <w:r>
-              <w:t xml:space="preserve">90</w:t>
-            </w:r>
-          </w:p>
-        </w:tc>
-        <w:tc>
-          <w:tcPr/>
-          <w:p>
-            <w:pPr>
-              <w:pStyle w:val="Compact"/>
-              <w:jc w:val="right"/>
-            </w:pPr>
-            <w:r>
-              <w:t xml:space="preserve">419</w:t>
-            </w:r>
-          </w:p>
-        </w:tc>
-        <w:tc>
-          <w:tcPr/>
-          <w:p>
-            <w:pPr>
-              <w:pStyle w:val="Compact"/>
-              <w:jc w:val="right"/>
-            </w:pPr>
-            <w:r>
-              <w:t xml:space="preserve">4.66</w:t>
-            </w:r>
-          </w:p>
-        </w:tc>
-        <w:tc>
-          <w:tcPr/>
-          <w:p>
-            <w:pPr>
-              <w:pStyle w:val="Compact"/>
-              <w:jc w:val="right"/>
-            </w:pPr>
-            <w:r>
-              <w:t xml:space="preserve">37</w:t>
-            </w:r>
-          </w:p>
-        </w:tc>
-        <w:tc>
-          <w:tcPr/>
-          <w:p>
-            <w:pPr>
-              <w:pStyle w:val="Compact"/>
-              <w:jc w:val="right"/>
-            </w:pPr>
-            <w:r>
-              <w:t xml:space="preserve">41.11</w:t>
+              <w:t xml:space="preserve">Mahamri</w:t>
+            </w:r>
+          </w:p>
+        </w:tc>
+        <w:tc>
+          <w:tcPr/>
+          <w:p>
+            <w:pPr>
+              <w:pStyle w:val="Compact"/>
+              <w:jc w:val="right"/>
+            </w:pPr>
+            <w:r>
+              <w:t xml:space="preserve">29467</w:t>
+            </w:r>
+          </w:p>
+        </w:tc>
+        <w:tc>
+          <w:tcPr/>
+          <w:p>
+            <w:pPr>
+              <w:pStyle w:val="Compact"/>
+              <w:jc w:val="right"/>
+            </w:pPr>
+            <w:r>
+              <w:t xml:space="preserve">308317</w:t>
+            </w:r>
+          </w:p>
+        </w:tc>
+        <w:tc>
+          <w:tcPr/>
+          <w:p>
+            <w:pPr>
+              <w:pStyle w:val="Compact"/>
+              <w:jc w:val="right"/>
+            </w:pPr>
+            <w:r>
+              <w:t xml:space="preserve">10.46</w:t>
+            </w:r>
+          </w:p>
+        </w:tc>
+        <w:tc>
+          <w:tcPr/>
+          <w:p>
+            <w:pPr>
+              <w:pStyle w:val="Compact"/>
+              <w:jc w:val="right"/>
+            </w:pPr>
+            <w:r>
+              <w:t xml:space="preserve">22007</w:t>
+            </w:r>
+          </w:p>
+        </w:tc>
+        <w:tc>
+          <w:tcPr/>
+          <w:p>
+            <w:pPr>
+              <w:pStyle w:val="Compact"/>
+              <w:jc w:val="right"/>
+            </w:pPr>
+            <w:r>
+              <w:t xml:space="preserve">74.68</w:t>
             </w:r>
           </w:p>
         </w:tc>
@@ -19126,67 +19194,67 @@
               <w:jc w:val="left"/>
             </w:pPr>
             <w:r>
-              <w:t xml:space="preserve">Omena</w:t>
-            </w:r>
-          </w:p>
-        </w:tc>
-        <w:tc>
-          <w:tcPr/>
-          <w:p>
-            <w:pPr>
-              <w:pStyle w:val="Compact"/>
-              <w:jc w:val="right"/>
-            </w:pPr>
-            <w:r>
-              <w:t xml:space="preserve">87</w:t>
-            </w:r>
-          </w:p>
-        </w:tc>
-        <w:tc>
-          <w:tcPr/>
-          <w:p>
-            <w:pPr>
-              <w:pStyle w:val="Compact"/>
-              <w:jc w:val="right"/>
-            </w:pPr>
-            <w:r>
-              <w:t xml:space="preserve">412</w:t>
-            </w:r>
-          </w:p>
-        </w:tc>
-        <w:tc>
-          <w:tcPr/>
-          <w:p>
-            <w:pPr>
-              <w:pStyle w:val="Compact"/>
-              <w:jc w:val="right"/>
-            </w:pPr>
-            <w:r>
-              <w:t xml:space="preserve">4.74</w:t>
-            </w:r>
-          </w:p>
-        </w:tc>
-        <w:tc>
-          <w:tcPr/>
-          <w:p>
-            <w:pPr>
-              <w:pStyle w:val="Compact"/>
-              <w:jc w:val="right"/>
-            </w:pPr>
-            <w:r>
-              <w:t xml:space="preserve">33</w:t>
-            </w:r>
-          </w:p>
-        </w:tc>
-        <w:tc>
-          <w:tcPr/>
-          <w:p>
-            <w:pPr>
-              <w:pStyle w:val="Compact"/>
-              <w:jc w:val="right"/>
-            </w:pPr>
-            <w:r>
-              <w:t xml:space="preserve">37.93</w:t>
+              <w:t xml:space="preserve">Fufu</w:t>
+            </w:r>
+          </w:p>
+        </w:tc>
+        <w:tc>
+          <w:tcPr/>
+          <w:p>
+            <w:pPr>
+              <w:pStyle w:val="Compact"/>
+              <w:jc w:val="right"/>
+            </w:pPr>
+            <w:r>
+              <w:t xml:space="preserve">29575</w:t>
+            </w:r>
+          </w:p>
+        </w:tc>
+        <w:tc>
+          <w:tcPr/>
+          <w:p>
+            <w:pPr>
+              <w:pStyle w:val="Compact"/>
+              <w:jc w:val="right"/>
+            </w:pPr>
+            <w:r>
+              <w:t xml:space="preserve">307852</w:t>
+            </w:r>
+          </w:p>
+        </w:tc>
+        <w:tc>
+          <w:tcPr/>
+          <w:p>
+            <w:pPr>
+              <w:pStyle w:val="Compact"/>
+              <w:jc w:val="right"/>
+            </w:pPr>
+            <w:r>
+              <w:t xml:space="preserve">10.41</w:t>
+            </w:r>
+          </w:p>
+        </w:tc>
+        <w:tc>
+          <w:tcPr/>
+          <w:p>
+            <w:pPr>
+              <w:pStyle w:val="Compact"/>
+              <w:jc w:val="right"/>
+            </w:pPr>
+            <w:r>
+              <w:t xml:space="preserve">22071</w:t>
+            </w:r>
+          </w:p>
+        </w:tc>
+        <w:tc>
+          <w:tcPr/>
+          <w:p>
+            <w:pPr>
+              <w:pStyle w:val="Compact"/>
+              <w:jc w:val="right"/>
+            </w:pPr>
+            <w:r>
+              <w:t xml:space="preserve">74.63</w:t>
             </w:r>
           </w:p>
         </w:tc>
@@ -19200,67 +19268,67 @@
               <w:jc w:val="left"/>
             </w:pPr>
             <w:r>
-              <w:t xml:space="preserve">Nyama Choma</w:t>
-            </w:r>
-          </w:p>
-        </w:tc>
-        <w:tc>
-          <w:tcPr/>
-          <w:p>
-            <w:pPr>
-              <w:pStyle w:val="Compact"/>
-              <w:jc w:val="right"/>
-            </w:pPr>
-            <w:r>
-              <w:t xml:space="preserve">88</w:t>
-            </w:r>
-          </w:p>
-        </w:tc>
-        <w:tc>
-          <w:tcPr/>
-          <w:p>
-            <w:pPr>
-              <w:pStyle w:val="Compact"/>
-              <w:jc w:val="right"/>
-            </w:pPr>
-            <w:r>
-              <w:t xml:space="preserve">407</w:t>
-            </w:r>
-          </w:p>
-        </w:tc>
-        <w:tc>
-          <w:tcPr/>
-          <w:p>
-            <w:pPr>
-              <w:pStyle w:val="Compact"/>
-              <w:jc w:val="right"/>
-            </w:pPr>
-            <w:r>
-              <w:t xml:space="preserve">4.62</w:t>
-            </w:r>
-          </w:p>
-        </w:tc>
-        <w:tc>
-          <w:tcPr/>
-          <w:p>
-            <w:pPr>
-              <w:pStyle w:val="Compact"/>
-              <w:jc w:val="right"/>
-            </w:pPr>
-            <w:r>
-              <w:t xml:space="preserve">36</w:t>
-            </w:r>
-          </w:p>
-        </w:tc>
-        <w:tc>
-          <w:tcPr/>
-          <w:p>
-            <w:pPr>
-              <w:pStyle w:val="Compact"/>
-              <w:jc w:val="right"/>
-            </w:pPr>
-            <w:r>
-              <w:t xml:space="preserve">40.91</w:t>
+              <w:t xml:space="preserve">Mutura</w:t>
+            </w:r>
+          </w:p>
+        </w:tc>
+        <w:tc>
+          <w:tcPr/>
+          <w:p>
+            <w:pPr>
+              <w:pStyle w:val="Compact"/>
+              <w:jc w:val="right"/>
+            </w:pPr>
+            <w:r>
+              <w:t xml:space="preserve">29473</w:t>
+            </w:r>
+          </w:p>
+        </w:tc>
+        <w:tc>
+          <w:tcPr/>
+          <w:p>
+            <w:pPr>
+              <w:pStyle w:val="Compact"/>
+              <w:jc w:val="right"/>
+            </w:pPr>
+            <w:r>
+              <w:t xml:space="preserve">307824</w:t>
+            </w:r>
+          </w:p>
+        </w:tc>
+        <w:tc>
+          <w:tcPr/>
+          <w:p>
+            <w:pPr>
+              <w:pStyle w:val="Compact"/>
+              <w:jc w:val="right"/>
+            </w:pPr>
+            <w:r>
+              <w:t xml:space="preserve">10.44</w:t>
+            </w:r>
+          </w:p>
+        </w:tc>
+        <w:tc>
+          <w:tcPr/>
+          <w:p>
+            <w:pPr>
+              <w:pStyle w:val="Compact"/>
+              <w:jc w:val="right"/>
+            </w:pPr>
+            <w:r>
+              <w:t xml:space="preserve">22019</w:t>
+            </w:r>
+          </w:p>
+        </w:tc>
+        <w:tc>
+          <w:tcPr/>
+          <w:p>
+            <w:pPr>
+              <w:pStyle w:val="Compact"/>
+              <w:jc w:val="right"/>
+            </w:pPr>
+            <w:r>
+              <w:t xml:space="preserve">74.71</w:t>
             </w:r>
           </w:p>
         </w:tc>
@@ -19274,511 +19342,67 @@
               <w:jc w:val="left"/>
             </w:pPr>
             <w:r>
-              <w:t xml:space="preserve">Jollof Rice</w:t>
-            </w:r>
-          </w:p>
-        </w:tc>
-        <w:tc>
-          <w:tcPr/>
-          <w:p>
-            <w:pPr>
-              <w:pStyle w:val="Compact"/>
-              <w:jc w:val="right"/>
-            </w:pPr>
-            <w:r>
-              <w:t xml:space="preserve">90</w:t>
-            </w:r>
-          </w:p>
-        </w:tc>
-        <w:tc>
-          <w:tcPr/>
-          <w:p>
-            <w:pPr>
-              <w:pStyle w:val="Compact"/>
-              <w:jc w:val="right"/>
-            </w:pPr>
-            <w:r>
-              <w:t xml:space="preserve">399</w:t>
-            </w:r>
-          </w:p>
-        </w:tc>
-        <w:tc>
-          <w:tcPr/>
-          <w:p>
-            <w:pPr>
-              <w:pStyle w:val="Compact"/>
-              <w:jc w:val="right"/>
-            </w:pPr>
-            <w:r>
-              <w:t xml:space="preserve">4.43</w:t>
-            </w:r>
-          </w:p>
-        </w:tc>
-        <w:tc>
-          <w:tcPr/>
-          <w:p>
-            <w:pPr>
-              <w:pStyle w:val="Compact"/>
-              <w:jc w:val="right"/>
-            </w:pPr>
-            <w:r>
-              <w:t xml:space="preserve">32</w:t>
-            </w:r>
-          </w:p>
-        </w:tc>
-        <w:tc>
-          <w:tcPr/>
-          <w:p>
-            <w:pPr>
-              <w:pStyle w:val="Compact"/>
-              <w:jc w:val="right"/>
-            </w:pPr>
-            <w:r>
-              <w:t xml:space="preserve">35.56</w:t>
-            </w:r>
-          </w:p>
-        </w:tc>
-      </w:tr>
-      <w:tr>
-        <w:tc>
-          <w:tcPr/>
-          <w:p>
-            <w:pPr>
-              <w:pStyle w:val="Compact"/>
-              <w:jc w:val="left"/>
-            </w:pPr>
-            <w:r>
-              <w:t xml:space="preserve">Ugali</w:t>
-            </w:r>
-          </w:p>
-        </w:tc>
-        <w:tc>
-          <w:tcPr/>
-          <w:p>
-            <w:pPr>
-              <w:pStyle w:val="Compact"/>
-              <w:jc w:val="right"/>
-            </w:pPr>
-            <w:r>
-              <w:t xml:space="preserve">83</w:t>
-            </w:r>
-          </w:p>
-        </w:tc>
-        <w:tc>
-          <w:tcPr/>
-          <w:p>
-            <w:pPr>
-              <w:pStyle w:val="Compact"/>
-              <w:jc w:val="right"/>
-            </w:pPr>
-            <w:r>
-              <w:t xml:space="preserve">384</w:t>
-            </w:r>
-          </w:p>
-        </w:tc>
-        <w:tc>
-          <w:tcPr/>
-          <w:p>
-            <w:pPr>
-              <w:pStyle w:val="Compact"/>
-              <w:jc w:val="right"/>
-            </w:pPr>
-            <w:r>
-              <w:t xml:space="preserve">4.63</w:t>
-            </w:r>
-          </w:p>
-        </w:tc>
-        <w:tc>
-          <w:tcPr/>
-          <w:p>
-            <w:pPr>
-              <w:pStyle w:val="Compact"/>
-              <w:jc w:val="right"/>
-            </w:pPr>
-            <w:r>
-              <w:t xml:space="preserve">35</w:t>
-            </w:r>
-          </w:p>
-        </w:tc>
-        <w:tc>
-          <w:tcPr/>
-          <w:p>
-            <w:pPr>
-              <w:pStyle w:val="Compact"/>
-              <w:jc w:val="right"/>
-            </w:pPr>
-            <w:r>
-              <w:t xml:space="preserve">42.17</w:t>
-            </w:r>
-          </w:p>
-        </w:tc>
-      </w:tr>
-      <w:tr>
-        <w:tc>
-          <w:tcPr/>
-          <w:p>
-            <w:pPr>
-              <w:pStyle w:val="Compact"/>
-              <w:jc w:val="left"/>
-            </w:pPr>
-            <w:r>
-              <w:t xml:space="preserve">Spinach</w:t>
-            </w:r>
-          </w:p>
-        </w:tc>
-        <w:tc>
-          <w:tcPr/>
-          <w:p>
-            <w:pPr>
-              <w:pStyle w:val="Compact"/>
-              <w:jc w:val="right"/>
-            </w:pPr>
-            <w:r>
-              <w:t xml:space="preserve">85</w:t>
-            </w:r>
-          </w:p>
-        </w:tc>
-        <w:tc>
-          <w:tcPr/>
-          <w:p>
-            <w:pPr>
-              <w:pStyle w:val="Compact"/>
-              <w:jc w:val="right"/>
-            </w:pPr>
-            <w:r>
-              <w:t xml:space="preserve">382</w:t>
-            </w:r>
-          </w:p>
-        </w:tc>
-        <w:tc>
-          <w:tcPr/>
-          <w:p>
-            <w:pPr>
-              <w:pStyle w:val="Compact"/>
-              <w:jc w:val="right"/>
-            </w:pPr>
-            <w:r>
-              <w:t xml:space="preserve">4.49</w:t>
-            </w:r>
-          </w:p>
-        </w:tc>
-        <w:tc>
-          <w:tcPr/>
-          <w:p>
-            <w:pPr>
-              <w:pStyle w:val="Compact"/>
-              <w:jc w:val="right"/>
-            </w:pPr>
-            <w:r>
-              <w:t xml:space="preserve">32</w:t>
-            </w:r>
-          </w:p>
-        </w:tc>
-        <w:tc>
-          <w:tcPr/>
-          <w:p>
-            <w:pPr>
-              <w:pStyle w:val="Compact"/>
-              <w:jc w:val="right"/>
-            </w:pPr>
-            <w:r>
-              <w:t xml:space="preserve">37.65</w:t>
-            </w:r>
-          </w:p>
-        </w:tc>
-      </w:tr>
-      <w:tr>
-        <w:tc>
-          <w:tcPr/>
-          <w:p>
-            <w:pPr>
-              <w:pStyle w:val="Compact"/>
-              <w:jc w:val="left"/>
-            </w:pPr>
-            <w:r>
-              <w:t xml:space="preserve">Injera</w:t>
-            </w:r>
-          </w:p>
-        </w:tc>
-        <w:tc>
-          <w:tcPr/>
-          <w:p>
-            <w:pPr>
-              <w:pStyle w:val="Compact"/>
-              <w:jc w:val="right"/>
-            </w:pPr>
-            <w:r>
-              <w:t xml:space="preserve">77</w:t>
-            </w:r>
-          </w:p>
-        </w:tc>
-        <w:tc>
-          <w:tcPr/>
-          <w:p>
-            <w:pPr>
-              <w:pStyle w:val="Compact"/>
-              <w:jc w:val="right"/>
-            </w:pPr>
-            <w:r>
-              <w:t xml:space="preserve">343</w:t>
-            </w:r>
-          </w:p>
-        </w:tc>
-        <w:tc>
-          <w:tcPr/>
-          <w:p>
-            <w:pPr>
-              <w:pStyle w:val="Compact"/>
-              <w:jc w:val="right"/>
-            </w:pPr>
-            <w:r>
-              <w:t xml:space="preserve">4.45</w:t>
-            </w:r>
-          </w:p>
-        </w:tc>
-        <w:tc>
-          <w:tcPr/>
-          <w:p>
-            <w:pPr>
-              <w:pStyle w:val="Compact"/>
-              <w:jc w:val="right"/>
-            </w:pPr>
-            <w:r>
-              <w:t xml:space="preserve">34</w:t>
-            </w:r>
-          </w:p>
-        </w:tc>
-        <w:tc>
-          <w:tcPr/>
-          <w:p>
-            <w:pPr>
-              <w:pStyle w:val="Compact"/>
-              <w:jc w:val="right"/>
-            </w:pPr>
-            <w:r>
-              <w:t xml:space="preserve">44.16</w:t>
-            </w:r>
-          </w:p>
-        </w:tc>
-      </w:tr>
-      <w:tr>
-        <w:tc>
-          <w:tcPr/>
-          <w:p>
-            <w:pPr>
-              <w:pStyle w:val="Compact"/>
-              <w:jc w:val="left"/>
-            </w:pPr>
-            <w:r>
-              <w:t xml:space="preserve">Egusi Soup</w:t>
-            </w:r>
-          </w:p>
-        </w:tc>
-        <w:tc>
-          <w:tcPr/>
-          <w:p>
-            <w:pPr>
-              <w:pStyle w:val="Compact"/>
-              <w:jc w:val="right"/>
-            </w:pPr>
-            <w:r>
-              <w:t xml:space="preserve">79</w:t>
-            </w:r>
-          </w:p>
-        </w:tc>
-        <w:tc>
-          <w:tcPr/>
-          <w:p>
-            <w:pPr>
-              <w:pStyle w:val="Compact"/>
-              <w:jc w:val="right"/>
-            </w:pPr>
-            <w:r>
-              <w:t xml:space="preserve">335</w:t>
-            </w:r>
-          </w:p>
-        </w:tc>
-        <w:tc>
-          <w:tcPr/>
-          <w:p>
-            <w:pPr>
-              <w:pStyle w:val="Compact"/>
-              <w:jc w:val="right"/>
-            </w:pPr>
-            <w:r>
-              <w:t xml:space="preserve">4.24</w:t>
-            </w:r>
-          </w:p>
-        </w:tc>
-        <w:tc>
-          <w:tcPr/>
-          <w:p>
-            <w:pPr>
-              <w:pStyle w:val="Compact"/>
-              <w:jc w:val="right"/>
-            </w:pPr>
-            <w:r>
-              <w:t xml:space="preserve">25</w:t>
-            </w:r>
-          </w:p>
-        </w:tc>
-        <w:tc>
-          <w:tcPr/>
-          <w:p>
-            <w:pPr>
-              <w:pStyle w:val="Compact"/>
-              <w:jc w:val="right"/>
-            </w:pPr>
-            <w:r>
-              <w:t xml:space="preserve">31.65</w:t>
-            </w:r>
-          </w:p>
-        </w:tc>
-      </w:tr>
-      <w:tr>
-        <w:tc>
-          <w:tcPr/>
-          <w:p>
-            <w:pPr>
-              <w:pStyle w:val="Compact"/>
-              <w:jc w:val="left"/>
-            </w:pPr>
-            <w:r>
-              <w:t xml:space="preserve">Kaimati</w:t>
-            </w:r>
-          </w:p>
-        </w:tc>
-        <w:tc>
-          <w:tcPr/>
-          <w:p>
-            <w:pPr>
-              <w:pStyle w:val="Compact"/>
-              <w:jc w:val="right"/>
-            </w:pPr>
-            <w:r>
-              <w:t xml:space="preserve">82</w:t>
-            </w:r>
-          </w:p>
-        </w:tc>
-        <w:tc>
-          <w:tcPr/>
-          <w:p>
-            <w:pPr>
-              <w:pStyle w:val="Compact"/>
-              <w:jc w:val="right"/>
-            </w:pPr>
-            <w:r>
-              <w:t xml:space="preserve">321</w:t>
-            </w:r>
-          </w:p>
-        </w:tc>
-        <w:tc>
-          <w:tcPr/>
-          <w:p>
-            <w:pPr>
-              <w:pStyle w:val="Compact"/>
-              <w:jc w:val="right"/>
-            </w:pPr>
-            <w:r>
-              <w:t xml:space="preserve">3.91</w:t>
-            </w:r>
-          </w:p>
-        </w:tc>
-        <w:tc>
-          <w:tcPr/>
-          <w:p>
-            <w:pPr>
-              <w:pStyle w:val="Compact"/>
-              <w:jc w:val="right"/>
-            </w:pPr>
-            <w:r>
-              <w:t xml:space="preserve">19</w:t>
-            </w:r>
-          </w:p>
-        </w:tc>
-        <w:tc>
-          <w:tcPr/>
-          <w:p>
-            <w:pPr>
-              <w:pStyle w:val="Compact"/>
-              <w:jc w:val="right"/>
-            </w:pPr>
-            <w:r>
-              <w:t xml:space="preserve">23.17</w:t>
-            </w:r>
-          </w:p>
-        </w:tc>
-      </w:tr>
-      <w:tr>
-        <w:tc>
-          <w:tcPr/>
-          <w:p>
-            <w:pPr>
-              <w:pStyle w:val="Compact"/>
-              <w:jc w:val="left"/>
-            </w:pPr>
-            <w:r>
-              <w:t xml:space="preserve">Mahamri</w:t>
-            </w:r>
-          </w:p>
-        </w:tc>
-        <w:tc>
-          <w:tcPr/>
-          <w:p>
-            <w:pPr>
-              <w:pStyle w:val="Compact"/>
-              <w:jc w:val="right"/>
-            </w:pPr>
-            <w:r>
-              <w:t xml:space="preserve">68</w:t>
-            </w:r>
-          </w:p>
-        </w:tc>
-        <w:tc>
-          <w:tcPr/>
-          <w:p>
-            <w:pPr>
-              <w:pStyle w:val="Compact"/>
-              <w:jc w:val="right"/>
-            </w:pPr>
-            <w:r>
-              <w:t xml:space="preserve">291</w:t>
-            </w:r>
-          </w:p>
-        </w:tc>
-        <w:tc>
-          <w:tcPr/>
-          <w:p>
-            <w:pPr>
-              <w:pStyle w:val="Compact"/>
-              <w:jc w:val="right"/>
-            </w:pPr>
-            <w:r>
-              <w:t xml:space="preserve">4.28</w:t>
-            </w:r>
-          </w:p>
-        </w:tc>
-        <w:tc>
-          <w:tcPr/>
-          <w:p>
-            <w:pPr>
-              <w:pStyle w:val="Compact"/>
-              <w:jc w:val="right"/>
-            </w:pPr>
-            <w:r>
-              <w:t xml:space="preserve">22</w:t>
-            </w:r>
-          </w:p>
-        </w:tc>
-        <w:tc>
-          <w:tcPr/>
-          <w:p>
-            <w:pPr>
-              <w:pStyle w:val="Compact"/>
-              <w:jc w:val="right"/>
-            </w:pPr>
-            <w:r>
-              <w:t xml:space="preserve">32.35</w:t>
+              <w:t xml:space="preserve">Nyanya</w:t>
+            </w:r>
+          </w:p>
+        </w:tc>
+        <w:tc>
+          <w:tcPr/>
+          <w:p>
+            <w:pPr>
+              <w:pStyle w:val="Compact"/>
+              <w:jc w:val="right"/>
+            </w:pPr>
+            <w:r>
+              <w:t xml:space="preserve">29238</w:t>
+            </w:r>
+          </w:p>
+        </w:tc>
+        <w:tc>
+          <w:tcPr/>
+          <w:p>
+            <w:pPr>
+              <w:pStyle w:val="Compact"/>
+              <w:jc w:val="right"/>
+            </w:pPr>
+            <w:r>
+              <w:t xml:space="preserve">305152</w:t>
+            </w:r>
+          </w:p>
+        </w:tc>
+        <w:tc>
+          <w:tcPr/>
+          <w:p>
+            <w:pPr>
+              <w:pStyle w:val="Compact"/>
+              <w:jc w:val="right"/>
+            </w:pPr>
+            <w:r>
+              <w:t xml:space="preserve">10.44</w:t>
+            </w:r>
+          </w:p>
+        </w:tc>
+        <w:tc>
+          <w:tcPr/>
+          <w:p>
+            <w:pPr>
+              <w:pStyle w:val="Compact"/>
+              <w:jc w:val="right"/>
+            </w:pPr>
+            <w:r>
+              <w:t xml:space="preserve">21846</w:t>
+            </w:r>
+          </w:p>
+        </w:tc>
+        <w:tc>
+          <w:tcPr/>
+          <w:p>
+            <w:pPr>
+              <w:pStyle w:val="Compact"/>
+              <w:jc w:val="right"/>
+            </w:pPr>
+            <w:r>
+              <w:t xml:space="preserve">74.72</w:t>
             </w:r>
           </w:p>
         </w:tc>
@@ -20702,7 +20326,7 @@
         <w:rPr>
           <w:rStyle w:val="InformationTok"/>
         </w:rPr>
-        <w:t xml:space="preserve">```{r latency}</w:t>
+        <w:t xml:space="preserve">```{r latency-raw}</w:t>
       </w:r>
       <w:r>
         <w:br/>
@@ -21266,7 +20890,7 @@
               <w:jc w:val="left"/>
             </w:pPr>
             <w:r>
-              <w:t xml:space="preserve">Nduma</w:t>
+              <w:t xml:space="preserve">Spinach</w:t>
             </w:r>
           </w:p>
         </w:tc>
@@ -21290,31 +20914,31 @@
               <w:jc w:val="right"/>
             </w:pPr>
             <w:r>
-              <w:t xml:space="preserve">3,914,545.34</w:t>
-            </w:r>
-          </w:p>
-        </w:tc>
-        <w:tc>
-          <w:tcPr/>
-          <w:p>
-            <w:pPr>
-              <w:pStyle w:val="Compact"/>
-              <w:jc w:val="right"/>
-            </w:pPr>
-            <w:r>
-              <w:t xml:space="preserve">7823835</w:t>
-            </w:r>
-          </w:p>
-        </w:tc>
-        <w:tc>
-          <w:tcPr/>
-          <w:p>
-            <w:pPr>
-              <w:pStyle w:val="Compact"/>
-              <w:jc w:val="right"/>
-            </w:pPr>
-            <w:r>
-              <w:t xml:space="preserve">58816</w:t>
+              <w:t xml:space="preserve">3,906,575.52</w:t>
+            </w:r>
+          </w:p>
+        </w:tc>
+        <w:tc>
+          <w:tcPr/>
+          <w:p>
+            <w:pPr>
+              <w:pStyle w:val="Compact"/>
+              <w:jc w:val="right"/>
+            </w:pPr>
+            <w:r>
+              <w:t xml:space="preserve">7776312</w:t>
+            </w:r>
+          </w:p>
+        </w:tc>
+        <w:tc>
+          <w:tcPr/>
+          <w:p>
+            <w:pPr>
+              <w:pStyle w:val="Compact"/>
+              <w:jc w:val="right"/>
+            </w:pPr>
+            <w:r>
+              <w:t xml:space="preserve">29539</w:t>
             </w:r>
           </w:p>
         </w:tc>
@@ -21328,7 +20952,7 @@
               <w:jc w:val="left"/>
             </w:pPr>
             <w:r>
-              <w:t xml:space="preserve">Viazi</w:t>
+              <w:t xml:space="preserve">Mahindi</w:t>
             </w:r>
           </w:p>
         </w:tc>
@@ -21352,31 +20976,31 @@
               <w:jc w:val="right"/>
             </w:pPr>
             <w:r>
-              <w:t xml:space="preserve">3,907,936.49</w:t>
-            </w:r>
-          </w:p>
-        </w:tc>
-        <w:tc>
-          <w:tcPr/>
-          <w:p>
-            <w:pPr>
-              <w:pStyle w:val="Compact"/>
-              <w:jc w:val="right"/>
-            </w:pPr>
-            <w:r>
-              <w:t xml:space="preserve">7823427</w:t>
-            </w:r>
-          </w:p>
-        </w:tc>
-        <w:tc>
-          <w:tcPr/>
-          <w:p>
-            <w:pPr>
-              <w:pStyle w:val="Compact"/>
-              <w:jc w:val="right"/>
-            </w:pPr>
-            <w:r>
-              <w:t xml:space="preserve">58404</w:t>
+              <w:t xml:space="preserve">3,897,124.29</w:t>
+            </w:r>
+          </w:p>
+        </w:tc>
+        <w:tc>
+          <w:tcPr/>
+          <w:p>
+            <w:pPr>
+              <w:pStyle w:val="Compact"/>
+              <w:jc w:val="right"/>
+            </w:pPr>
+            <w:r>
+              <w:t xml:space="preserve">7776398</w:t>
+            </w:r>
+          </w:p>
+        </w:tc>
+        <w:tc>
+          <w:tcPr/>
+          <w:p>
+            <w:pPr>
+              <w:pStyle w:val="Compact"/>
+              <w:jc w:val="right"/>
+            </w:pPr>
+            <w:r>
+              <w:t xml:space="preserve">29845</w:t>
             </w:r>
           </w:p>
         </w:tc>
@@ -21390,7 +21014,7 @@
               <w:jc w:val="left"/>
             </w:pPr>
             <w:r>
-              <w:t xml:space="preserve">Kunde</w:t>
+              <w:t xml:space="preserve">Matoke</w:t>
             </w:r>
           </w:p>
         </w:tc>
@@ -21414,31 +21038,31 @@
               <w:jc w:val="right"/>
             </w:pPr>
             <w:r>
-              <w:t xml:space="preserve">3,906,234.77</w:t>
-            </w:r>
-          </w:p>
-        </w:tc>
-        <w:tc>
-          <w:tcPr/>
-          <w:p>
-            <w:pPr>
-              <w:pStyle w:val="Compact"/>
-              <w:jc w:val="right"/>
-            </w:pPr>
-            <w:r>
-              <w:t xml:space="preserve">7825300</w:t>
-            </w:r>
-          </w:p>
-        </w:tc>
-        <w:tc>
-          <w:tcPr/>
-          <w:p>
-            <w:pPr>
-              <w:pStyle w:val="Compact"/>
-              <w:jc w:val="right"/>
-            </w:pPr>
-            <w:r>
-              <w:t xml:space="preserve">59109</w:t>
+              <w:t xml:space="preserve">3,896,349.92</w:t>
+            </w:r>
+          </w:p>
+        </w:tc>
+        <w:tc>
+          <w:tcPr/>
+          <w:p>
+            <w:pPr>
+              <w:pStyle w:val="Compact"/>
+              <w:jc w:val="right"/>
+            </w:pPr>
+            <w:r>
+              <w:t xml:space="preserve">7775822</w:t>
+            </w:r>
+          </w:p>
+        </w:tc>
+        <w:tc>
+          <w:tcPr/>
+          <w:p>
+            <w:pPr>
+              <w:pStyle w:val="Compact"/>
+              <w:jc w:val="right"/>
+            </w:pPr>
+            <w:r>
+              <w:t xml:space="preserve">29234</w:t>
             </w:r>
           </w:p>
         </w:tc>
@@ -21452,7 +21076,7 @@
               <w:jc w:val="left"/>
             </w:pPr>
             <w:r>
-              <w:t xml:space="preserve">Sukuma Wiki</w:t>
+              <w:t xml:space="preserve">Matumbo</w:t>
             </w:r>
           </w:p>
         </w:tc>
@@ -21476,31 +21100,31 @@
               <w:jc w:val="right"/>
             </w:pPr>
             <w:r>
-              <w:t xml:space="preserve">3,902,664.74</w:t>
-            </w:r>
-          </w:p>
-        </w:tc>
-        <w:tc>
-          <w:tcPr/>
-          <w:p>
-            <w:pPr>
-              <w:pStyle w:val="Compact"/>
-              <w:jc w:val="right"/>
-            </w:pPr>
-            <w:r>
-              <w:t xml:space="preserve">7823107</w:t>
-            </w:r>
-          </w:p>
-        </w:tc>
-        <w:tc>
-          <w:tcPr/>
-          <w:p>
-            <w:pPr>
-              <w:pStyle w:val="Compact"/>
-              <w:jc w:val="right"/>
-            </w:pPr>
-            <w:r>
-              <w:t xml:space="preserve">58047</w:t>
+              <w:t xml:space="preserve">3,889,267.74</w:t>
+            </w:r>
+          </w:p>
+        </w:tc>
+        <w:tc>
+          <w:tcPr/>
+          <w:p>
+            <w:pPr>
+              <w:pStyle w:val="Compact"/>
+              <w:jc w:val="right"/>
+            </w:pPr>
+            <w:r>
+              <w:t xml:space="preserve">7775324</w:t>
+            </w:r>
+          </w:p>
+        </w:tc>
+        <w:tc>
+          <w:tcPr/>
+          <w:p>
+            <w:pPr>
+              <w:pStyle w:val="Compact"/>
+              <w:jc w:val="right"/>
+            </w:pPr>
+            <w:r>
+              <w:t xml:space="preserve">29559</w:t>
             </w:r>
           </w:p>
         </w:tc>
@@ -21514,7 +21138,7 @@
               <w:jc w:val="left"/>
             </w:pPr>
             <w:r>
-              <w:t xml:space="preserve">Managu</w:t>
+              <w:t xml:space="preserve">Ugali</w:t>
             </w:r>
           </w:p>
         </w:tc>
@@ -21538,31 +21162,31 @@
               <w:jc w:val="right"/>
             </w:pPr>
             <w:r>
-              <w:t xml:space="preserve">3,895,488.45</w:t>
-            </w:r>
-          </w:p>
-        </w:tc>
-        <w:tc>
-          <w:tcPr/>
-          <w:p>
-            <w:pPr>
-              <w:pStyle w:val="Compact"/>
-              <w:jc w:val="right"/>
-            </w:pPr>
-            <w:r>
-              <w:t xml:space="preserve">7824012</w:t>
-            </w:r>
-          </w:p>
-        </w:tc>
-        <w:tc>
-          <w:tcPr/>
-          <w:p>
-            <w:pPr>
-              <w:pStyle w:val="Compact"/>
-              <w:jc w:val="right"/>
-            </w:pPr>
-            <w:r>
-              <w:t xml:space="preserve">58291</w:t>
+              <w:t xml:space="preserve">3,887,932.21</w:t>
+            </w:r>
+          </w:p>
+        </w:tc>
+        <w:tc>
+          <w:tcPr/>
+          <w:p>
+            <w:pPr>
+              <w:pStyle w:val="Compact"/>
+              <w:jc w:val="right"/>
+            </w:pPr>
+            <w:r>
+              <w:t xml:space="preserve">7776614</w:t>
+            </w:r>
+          </w:p>
+        </w:tc>
+        <w:tc>
+          <w:tcPr/>
+          <w:p>
+            <w:pPr>
+              <w:pStyle w:val="Compact"/>
+              <w:jc w:val="right"/>
+            </w:pPr>
+            <w:r>
+              <w:t xml:space="preserve">29747</w:t>
             </w:r>
           </w:p>
         </w:tc>
@@ -21576,7 +21200,7 @@
               <w:jc w:val="left"/>
             </w:pPr>
             <w:r>
-              <w:t xml:space="preserve">Ngwaci</w:t>
+              <w:t xml:space="preserve">Egusi Soup</w:t>
             </w:r>
           </w:p>
         </w:tc>
@@ -21600,31 +21224,31 @@
               <w:jc w:val="right"/>
             </w:pPr>
             <w:r>
-              <w:t xml:space="preserve">3,895,332.45</w:t>
-            </w:r>
-          </w:p>
-        </w:tc>
-        <w:tc>
-          <w:tcPr/>
-          <w:p>
-            <w:pPr>
-              <w:pStyle w:val="Compact"/>
-              <w:jc w:val="right"/>
-            </w:pPr>
-            <w:r>
-              <w:t xml:space="preserve">7823846</w:t>
-            </w:r>
-          </w:p>
-        </w:tc>
-        <w:tc>
-          <w:tcPr/>
-          <w:p>
-            <w:pPr>
-              <w:pStyle w:val="Compact"/>
-              <w:jc w:val="right"/>
-            </w:pPr>
-            <w:r>
-              <w:t xml:space="preserve">58142</w:t>
+              <w:t xml:space="preserve">3,883,625.09</w:t>
+            </w:r>
+          </w:p>
+        </w:tc>
+        <w:tc>
+          <w:tcPr/>
+          <w:p>
+            <w:pPr>
+              <w:pStyle w:val="Compact"/>
+              <w:jc w:val="right"/>
+            </w:pPr>
+            <w:r>
+              <w:t xml:space="preserve">7776262</w:t>
+            </w:r>
+          </w:p>
+        </w:tc>
+        <w:tc>
+          <w:tcPr/>
+          <w:p>
+            <w:pPr>
+              <w:pStyle w:val="Compact"/>
+              <w:jc w:val="right"/>
+            </w:pPr>
+            <w:r>
+              <w:t xml:space="preserve">29568</w:t>
             </w:r>
           </w:p>
         </w:tc>
@@ -21638,7 +21262,7 @@
               <w:jc w:val="left"/>
             </w:pPr>
             <w:r>
-              <w:t xml:space="preserve">Mchicha</w:t>
+              <w:t xml:space="preserve">Omena</w:t>
             </w:r>
           </w:p>
         </w:tc>
@@ -21662,31 +21286,31 @@
               <w:jc w:val="right"/>
             </w:pPr>
             <w:r>
-              <w:t xml:space="preserve">3,887,429.88</w:t>
-            </w:r>
-          </w:p>
-        </w:tc>
-        <w:tc>
-          <w:tcPr/>
-          <w:p>
-            <w:pPr>
-              <w:pStyle w:val="Compact"/>
-              <w:jc w:val="right"/>
-            </w:pPr>
-            <w:r>
-              <w:t xml:space="preserve">7825424</w:t>
-            </w:r>
-          </w:p>
-        </w:tc>
-        <w:tc>
-          <w:tcPr/>
-          <w:p>
-            <w:pPr>
-              <w:pStyle w:val="Compact"/>
-              <w:jc w:val="right"/>
-            </w:pPr>
-            <w:r>
-              <w:t xml:space="preserve">58199</w:t>
+              <w:t xml:space="preserve">3,882,955.55</w:t>
+            </w:r>
+          </w:p>
+        </w:tc>
+        <w:tc>
+          <w:tcPr/>
+          <w:p>
+            <w:pPr>
+              <w:pStyle w:val="Compact"/>
+              <w:jc w:val="right"/>
+            </w:pPr>
+            <w:r>
+              <w:t xml:space="preserve">7776235</w:t>
+            </w:r>
+          </w:p>
+        </w:tc>
+        <w:tc>
+          <w:tcPr/>
+          <w:p>
+            <w:pPr>
+              <w:pStyle w:val="Compact"/>
+              <w:jc w:val="right"/>
+            </w:pPr>
+            <w:r>
+              <w:t xml:space="preserve">29311</w:t>
             </w:r>
           </w:p>
         </w:tc>
@@ -21700,7 +21324,7 @@
               <w:jc w:val="left"/>
             </w:pPr>
             <w:r>
-              <w:t xml:space="preserve">Mahindi</w:t>
+              <w:t xml:space="preserve">Kaimati</w:t>
             </w:r>
           </w:p>
         </w:tc>
@@ -21724,31 +21348,31 @@
               <w:jc w:val="right"/>
             </w:pPr>
             <w:r>
-              <w:t xml:space="preserve">3,884,953.51</w:t>
-            </w:r>
-          </w:p>
-        </w:tc>
-        <w:tc>
-          <w:tcPr/>
-          <w:p>
-            <w:pPr>
-              <w:pStyle w:val="Compact"/>
-              <w:jc w:val="right"/>
-            </w:pPr>
-            <w:r>
-              <w:t xml:space="preserve">7825372</w:t>
-            </w:r>
-          </w:p>
-        </w:tc>
-        <w:tc>
-          <w:tcPr/>
-          <w:p>
-            <w:pPr>
-              <w:pStyle w:val="Compact"/>
-              <w:jc w:val="right"/>
-            </w:pPr>
-            <w:r>
-              <w:t xml:space="preserve">58232</w:t>
+              <w:t xml:space="preserve">3,880,724.46</w:t>
+            </w:r>
+          </w:p>
+        </w:tc>
+        <w:tc>
+          <w:tcPr/>
+          <w:p>
+            <w:pPr>
+              <w:pStyle w:val="Compact"/>
+              <w:jc w:val="right"/>
+            </w:pPr>
+            <w:r>
+              <w:t xml:space="preserve">7775427</w:t>
+            </w:r>
+          </w:p>
+        </w:tc>
+        <w:tc>
+          <w:tcPr/>
+          <w:p>
+            <w:pPr>
+              <w:pStyle w:val="Compact"/>
+              <w:jc w:val="right"/>
+            </w:pPr>
+            <w:r>
+              <w:t xml:space="preserve">29572</w:t>
             </w:r>
           </w:p>
         </w:tc>
@@ -21762,7 +21386,7 @@
               <w:jc w:val="left"/>
             </w:pPr>
             <w:r>
-              <w:t xml:space="preserve">Nyanya</w:t>
+              <w:t xml:space="preserve">Sukuma Wiki</w:t>
             </w:r>
           </w:p>
         </w:tc>
@@ -21786,31 +21410,31 @@
               <w:jc w:val="right"/>
             </w:pPr>
             <w:r>
-              <w:t xml:space="preserve">3,884,012.94</w:t>
-            </w:r>
-          </w:p>
-        </w:tc>
-        <w:tc>
-          <w:tcPr/>
-          <w:p>
-            <w:pPr>
-              <w:pStyle w:val="Compact"/>
-              <w:jc w:val="right"/>
-            </w:pPr>
-            <w:r>
-              <w:t xml:space="preserve">7823101</w:t>
-            </w:r>
-          </w:p>
-        </w:tc>
-        <w:tc>
-          <w:tcPr/>
-          <w:p>
-            <w:pPr>
-              <w:pStyle w:val="Compact"/>
-              <w:jc w:val="right"/>
-            </w:pPr>
-            <w:r>
-              <w:t xml:space="preserve">58501</w:t>
+              <w:t xml:space="preserve">3,877,189.58</w:t>
+            </w:r>
+          </w:p>
+        </w:tc>
+        <w:tc>
+          <w:tcPr/>
+          <w:p>
+            <w:pPr>
+              <w:pStyle w:val="Compact"/>
+              <w:jc w:val="right"/>
+            </w:pPr>
+            <w:r>
+              <w:t xml:space="preserve">7776383</w:t>
+            </w:r>
+          </w:p>
+        </w:tc>
+        <w:tc>
+          <w:tcPr/>
+          <w:p>
+            <w:pPr>
+              <w:pStyle w:val="Compact"/>
+              <w:jc w:val="right"/>
+            </w:pPr>
+            <w:r>
+              <w:t xml:space="preserve">29610</w:t>
             </w:r>
           </w:p>
         </w:tc>
@@ -21824,7 +21448,7 @@
               <w:jc w:val="left"/>
             </w:pPr>
             <w:r>
-              <w:t xml:space="preserve">Terere</w:t>
+              <w:t xml:space="preserve">Managu</w:t>
             </w:r>
           </w:p>
         </w:tc>
@@ -21848,31 +21472,31 @@
               <w:jc w:val="right"/>
             </w:pPr>
             <w:r>
-              <w:t xml:space="preserve">3,883,902.38</w:t>
-            </w:r>
-          </w:p>
-        </w:tc>
-        <w:tc>
-          <w:tcPr/>
-          <w:p>
-            <w:pPr>
-              <w:pStyle w:val="Compact"/>
-              <w:jc w:val="right"/>
-            </w:pPr>
-            <w:r>
-              <w:t xml:space="preserve">7823813</w:t>
-            </w:r>
-          </w:p>
-        </w:tc>
-        <w:tc>
-          <w:tcPr/>
-          <w:p>
-            <w:pPr>
-              <w:pStyle w:val="Compact"/>
-              <w:jc w:val="right"/>
-            </w:pPr>
-            <w:r>
-              <w:t xml:space="preserve">58697</w:t>
+              <w:t xml:space="preserve">3,875,074.89</w:t>
+            </w:r>
+          </w:p>
+        </w:tc>
+        <w:tc>
+          <w:tcPr/>
+          <w:p>
+            <w:pPr>
+              <w:pStyle w:val="Compact"/>
+              <w:jc w:val="right"/>
+            </w:pPr>
+            <w:r>
+              <w:t xml:space="preserve">7776263</w:t>
+            </w:r>
+          </w:p>
+        </w:tc>
+        <w:tc>
+          <w:tcPr/>
+          <w:p>
+            <w:pPr>
+              <w:pStyle w:val="Compact"/>
+              <w:jc w:val="right"/>
+            </w:pPr>
+            <w:r>
+              <w:t xml:space="preserve">29497</w:t>
             </w:r>
           </w:p>
         </w:tc>
@@ -21886,7 +21510,7 @@
               <w:jc w:val="left"/>
             </w:pPr>
             <w:r>
-              <w:t xml:space="preserve">Injera</w:t>
+              <w:t xml:space="preserve">Nyama Choma</w:t>
             </w:r>
           </w:p>
         </w:tc>
@@ -21910,31 +21534,31 @@
               <w:jc w:val="right"/>
             </w:pPr>
             <w:r>
-              <w:t xml:space="preserve">42,375.82</w:t>
-            </w:r>
-          </w:p>
-        </w:tc>
-        <w:tc>
-          <w:tcPr/>
-          <w:p>
-            <w:pPr>
-              <w:pStyle w:val="Compact"/>
-              <w:jc w:val="right"/>
-            </w:pPr>
-            <w:r>
-              <w:t xml:space="preserve">49154</w:t>
-            </w:r>
-          </w:p>
-        </w:tc>
-        <w:tc>
-          <w:tcPr/>
-          <w:p>
-            <w:pPr>
-              <w:pStyle w:val="Compact"/>
-              <w:jc w:val="right"/>
-            </w:pPr>
-            <w:r>
-              <w:t xml:space="preserve">72</w:t>
+              <w:t xml:space="preserve">3,873,355.67</w:t>
+            </w:r>
+          </w:p>
+        </w:tc>
+        <w:tc>
+          <w:tcPr/>
+          <w:p>
+            <w:pPr>
+              <w:pStyle w:val="Compact"/>
+              <w:jc w:val="right"/>
+            </w:pPr>
+            <w:r>
+              <w:t xml:space="preserve">7776616</w:t>
+            </w:r>
+          </w:p>
+        </w:tc>
+        <w:tc>
+          <w:tcPr/>
+          <w:p>
+            <w:pPr>
+              <w:pStyle w:val="Compact"/>
+              <w:jc w:val="right"/>
+            </w:pPr>
+            <w:r>
+              <w:t xml:space="preserve">29773</w:t>
             </w:r>
           </w:p>
         </w:tc>
@@ -21948,7 +21572,7 @@
               <w:jc w:val="left"/>
             </w:pPr>
             <w:r>
-              <w:t xml:space="preserve">Matumbo</w:t>
+              <w:t xml:space="preserve">Nyanya</w:t>
             </w:r>
           </w:p>
         </w:tc>
@@ -21972,31 +21596,31 @@
               <w:jc w:val="right"/>
             </w:pPr>
             <w:r>
-              <w:t xml:space="preserve">41,813.65</w:t>
-            </w:r>
-          </w:p>
-        </w:tc>
-        <w:tc>
-          <w:tcPr/>
-          <w:p>
-            <w:pPr>
-              <w:pStyle w:val="Compact"/>
-              <w:jc w:val="right"/>
-            </w:pPr>
-            <w:r>
-              <w:t xml:space="preserve">49252</w:t>
-            </w:r>
-          </w:p>
-        </w:tc>
-        <w:tc>
-          <w:tcPr/>
-          <w:p>
-            <w:pPr>
-              <w:pStyle w:val="Compact"/>
-              <w:jc w:val="right"/>
-            </w:pPr>
-            <w:r>
-              <w:t xml:space="preserve">82</w:t>
+              <w:t xml:space="preserve">3,870,275.08</w:t>
+            </w:r>
+          </w:p>
+        </w:tc>
+        <w:tc>
+          <w:tcPr/>
+          <w:p>
+            <w:pPr>
+              <w:pStyle w:val="Compact"/>
+              <w:jc w:val="right"/>
+            </w:pPr>
+            <w:r>
+              <w:t xml:space="preserve">7776316</w:t>
+            </w:r>
+          </w:p>
+        </w:tc>
+        <w:tc>
+          <w:tcPr/>
+          <w:p>
+            <w:pPr>
+              <w:pStyle w:val="Compact"/>
+              <w:jc w:val="right"/>
+            </w:pPr>
+            <w:r>
+              <w:t xml:space="preserve">29158</w:t>
             </w:r>
           </w:p>
         </w:tc>
@@ -22010,7 +21634,7 @@
               <w:jc w:val="left"/>
             </w:pPr>
             <w:r>
-              <w:t xml:space="preserve">Matoke</w:t>
+              <w:t xml:space="preserve">Fufu</w:t>
             </w:r>
           </w:p>
         </w:tc>
@@ -22034,31 +21658,31 @@
               <w:jc w:val="right"/>
             </w:pPr>
             <w:r>
-              <w:t xml:space="preserve">41,536.25</w:t>
-            </w:r>
-          </w:p>
-        </w:tc>
-        <w:tc>
-          <w:tcPr/>
-          <w:p>
-            <w:pPr>
-              <w:pStyle w:val="Compact"/>
-              <w:jc w:val="right"/>
-            </w:pPr>
-            <w:r>
-              <w:t xml:space="preserve">49191</w:t>
-            </w:r>
-          </w:p>
-        </w:tc>
-        <w:tc>
-          <w:tcPr/>
-          <w:p>
-            <w:pPr>
-              <w:pStyle w:val="Compact"/>
-              <w:jc w:val="right"/>
-            </w:pPr>
-            <w:r>
-              <w:t xml:space="preserve">93</w:t>
+              <w:t xml:space="preserve">3,868,943.99</w:t>
+            </w:r>
+          </w:p>
+        </w:tc>
+        <w:tc>
+          <w:tcPr/>
+          <w:p>
+            <w:pPr>
+              <w:pStyle w:val="Compact"/>
+              <w:jc w:val="right"/>
+            </w:pPr>
+            <w:r>
+              <w:t xml:space="preserve">7776679</w:t>
+            </w:r>
+          </w:p>
+        </w:tc>
+        <w:tc>
+          <w:tcPr/>
+          <w:p>
+            <w:pPr>
+              <w:pStyle w:val="Compact"/>
+              <w:jc w:val="right"/>
+            </w:pPr>
+            <w:r>
+              <w:t xml:space="preserve">29479</w:t>
             </w:r>
           </w:p>
         </w:tc>
@@ -22072,7 +21696,7 @@
               <w:jc w:val="left"/>
             </w:pPr>
             <w:r>
-              <w:t xml:space="preserve">Mutura</w:t>
+              <w:t xml:space="preserve">Jollof Rice</w:t>
             </w:r>
           </w:p>
         </w:tc>
@@ -22096,31 +21720,31 @@
               <w:jc w:val="right"/>
             </w:pPr>
             <w:r>
-              <w:t xml:space="preserve">41,494.36</w:t>
-            </w:r>
-          </w:p>
-        </w:tc>
-        <w:tc>
-          <w:tcPr/>
-          <w:p>
-            <w:pPr>
-              <w:pStyle w:val="Compact"/>
-              <w:jc w:val="right"/>
-            </w:pPr>
-            <w:r>
-              <w:t xml:space="preserve">49227</w:t>
-            </w:r>
-          </w:p>
-        </w:tc>
-        <w:tc>
-          <w:tcPr/>
-          <w:p>
-            <w:pPr>
-              <w:pStyle w:val="Compact"/>
-              <w:jc w:val="right"/>
-            </w:pPr>
-            <w:r>
-              <w:t xml:space="preserve">91</w:t>
+              <w:t xml:space="preserve">3,860,679.23</w:t>
+            </w:r>
+          </w:p>
+        </w:tc>
+        <w:tc>
+          <w:tcPr/>
+          <w:p>
+            <w:pPr>
+              <w:pStyle w:val="Compact"/>
+              <w:jc w:val="right"/>
+            </w:pPr>
+            <w:r>
+              <w:t xml:space="preserve">7776640</w:t>
+            </w:r>
+          </w:p>
+        </w:tc>
+        <w:tc>
+          <w:tcPr/>
+          <w:p>
+            <w:pPr>
+              <w:pStyle w:val="Compact"/>
+              <w:jc w:val="right"/>
+            </w:pPr>
+            <w:r>
+              <w:t xml:space="preserve">29481</w:t>
             </w:r>
           </w:p>
         </w:tc>
@@ -22134,7 +21758,7 @@
               <w:jc w:val="left"/>
             </w:pPr>
             <w:r>
-              <w:t xml:space="preserve">Egusi Soup</w:t>
+              <w:t xml:space="preserve">Mahamri</w:t>
             </w:r>
           </w:p>
         </w:tc>
@@ -22158,31 +21782,31 @@
               <w:jc w:val="right"/>
             </w:pPr>
             <w:r>
-              <w:t xml:space="preserve">41,450.42</w:t>
-            </w:r>
-          </w:p>
-        </w:tc>
-        <w:tc>
-          <w:tcPr/>
-          <w:p>
-            <w:pPr>
-              <w:pStyle w:val="Compact"/>
-              <w:jc w:val="right"/>
-            </w:pPr>
-            <w:r>
-              <w:t xml:space="preserve">49170</w:t>
-            </w:r>
-          </w:p>
-        </w:tc>
-        <w:tc>
-          <w:tcPr/>
-          <w:p>
-            <w:pPr>
-              <w:pStyle w:val="Compact"/>
-              <w:jc w:val="right"/>
-            </w:pPr>
-            <w:r>
-              <w:t xml:space="preserve">76</w:t>
+              <w:t xml:space="preserve">3,859,359.78</w:t>
+            </w:r>
+          </w:p>
+        </w:tc>
+        <w:tc>
+          <w:tcPr/>
+          <w:p>
+            <w:pPr>
+              <w:pStyle w:val="Compact"/>
+              <w:jc w:val="right"/>
+            </w:pPr>
+            <w:r>
+              <w:t xml:space="preserve">7776651</w:t>
+            </w:r>
+          </w:p>
+        </w:tc>
+        <w:tc>
+          <w:tcPr/>
+          <w:p>
+            <w:pPr>
+              <w:pStyle w:val="Compact"/>
+              <w:jc w:val="right"/>
+            </w:pPr>
+            <w:r>
+              <w:t xml:space="preserve">29388</w:t>
             </w:r>
           </w:p>
         </w:tc>
@@ -22196,7 +21820,7 @@
               <w:jc w:val="left"/>
             </w:pPr>
             <w:r>
-              <w:t xml:space="preserve">Mahamri</w:t>
+              <w:t xml:space="preserve">Injera</w:t>
             </w:r>
           </w:p>
         </w:tc>
@@ -22220,31 +21844,31 @@
               <w:jc w:val="right"/>
             </w:pPr>
             <w:r>
-              <w:t xml:space="preserve">41,240.94</w:t>
-            </w:r>
-          </w:p>
-        </w:tc>
-        <w:tc>
-          <w:tcPr/>
-          <w:p>
-            <w:pPr>
-              <w:pStyle w:val="Compact"/>
-              <w:jc w:val="right"/>
-            </w:pPr>
-            <w:r>
-              <w:t xml:space="preserve">48836</w:t>
-            </w:r>
-          </w:p>
-        </w:tc>
-        <w:tc>
-          <w:tcPr/>
-          <w:p>
-            <w:pPr>
-              <w:pStyle w:val="Compact"/>
-              <w:jc w:val="right"/>
-            </w:pPr>
-            <w:r>
-              <w:t xml:space="preserve">64</w:t>
+              <w:t xml:space="preserve">3,858,079.71</w:t>
+            </w:r>
+          </w:p>
+        </w:tc>
+        <w:tc>
+          <w:tcPr/>
+          <w:p>
+            <w:pPr>
+              <w:pStyle w:val="Compact"/>
+              <w:jc w:val="right"/>
+            </w:pPr>
+            <w:r>
+              <w:t xml:space="preserve">7776344</w:t>
+            </w:r>
+          </w:p>
+        </w:tc>
+        <w:tc>
+          <w:tcPr/>
+          <w:p>
+            <w:pPr>
+              <w:pStyle w:val="Compact"/>
+              <w:jc w:val="right"/>
+            </w:pPr>
+            <w:r>
+              <w:t xml:space="preserve">29623</w:t>
             </w:r>
           </w:p>
         </w:tc>
@@ -22258,7 +21882,7 @@
               <w:jc w:val="left"/>
             </w:pPr>
             <w:r>
-              <w:t xml:space="preserve">Nyama Choma</w:t>
+              <w:t xml:space="preserve">Mutura</w:t>
             </w:r>
           </w:p>
         </w:tc>
@@ -22282,31 +21906,31 @@
               <w:jc w:val="right"/>
             </w:pPr>
             <w:r>
-              <w:t xml:space="preserve">40,664.15</w:t>
-            </w:r>
-          </w:p>
-        </w:tc>
-        <w:tc>
-          <w:tcPr/>
-          <w:p>
-            <w:pPr>
-              <w:pStyle w:val="Compact"/>
-              <w:jc w:val="right"/>
-            </w:pPr>
-            <w:r>
-              <w:t xml:space="preserve">49017</w:t>
-            </w:r>
-          </w:p>
-        </w:tc>
-        <w:tc>
-          <w:tcPr/>
-          <w:p>
-            <w:pPr>
-              <w:pStyle w:val="Compact"/>
-              <w:jc w:val="right"/>
-            </w:pPr>
-            <w:r>
-              <w:t xml:space="preserve">78</w:t>
+              <w:t xml:space="preserve">3,852,737.22</w:t>
+            </w:r>
+          </w:p>
+        </w:tc>
+        <w:tc>
+          <w:tcPr/>
+          <w:p>
+            <w:pPr>
+              <w:pStyle w:val="Compact"/>
+              <w:jc w:val="right"/>
+            </w:pPr>
+            <w:r>
+              <w:t xml:space="preserve">7776468</w:t>
+            </w:r>
+          </w:p>
+        </w:tc>
+        <w:tc>
+          <w:tcPr/>
+          <w:p>
+            <w:pPr>
+              <w:pStyle w:val="Compact"/>
+              <w:jc w:val="right"/>
+            </w:pPr>
+            <w:r>
+              <w:t xml:space="preserve">29370</w:t>
             </w:r>
           </w:p>
         </w:tc>
@@ -22320,7 +21944,7 @@
               <w:jc w:val="left"/>
             </w:pPr>
             <w:r>
-              <w:t xml:space="preserve">Jollof Rice</w:t>
+              <w:t xml:space="preserve">Mahamri</w:t>
             </w:r>
           </w:p>
         </w:tc>
@@ -22332,43 +21956,43 @@
               <w:jc w:val="left"/>
             </w:pPr>
             <w:r>
-              <w:t xml:space="preserve">INSERT</w:t>
-            </w:r>
-          </w:p>
-        </w:tc>
-        <w:tc>
-          <w:tcPr/>
-          <w:p>
-            <w:pPr>
-              <w:pStyle w:val="Compact"/>
-              <w:jc w:val="right"/>
-            </w:pPr>
-            <w:r>
-              <w:t xml:space="preserve">40,590.55</w:t>
-            </w:r>
-          </w:p>
-        </w:tc>
-        <w:tc>
-          <w:tcPr/>
-          <w:p>
-            <w:pPr>
-              <w:pStyle w:val="Compact"/>
-              <w:jc w:val="right"/>
-            </w:pPr>
-            <w:r>
-              <w:t xml:space="preserve">49144</w:t>
-            </w:r>
-          </w:p>
-        </w:tc>
-        <w:tc>
-          <w:tcPr/>
-          <w:p>
-            <w:pPr>
-              <w:pStyle w:val="Compact"/>
-              <w:jc w:val="right"/>
-            </w:pPr>
-            <w:r>
-              <w:t xml:space="preserve">87</w:t>
+              <w:t xml:space="preserve">SNAPSHOT</w:t>
+            </w:r>
+          </w:p>
+        </w:tc>
+        <w:tc>
+          <w:tcPr/>
+          <w:p>
+            <w:pPr>
+              <w:pStyle w:val="Compact"/>
+              <w:jc w:val="right"/>
+            </w:pPr>
+            <w:r>
+              <w:t xml:space="preserve">366.33</w:t>
+            </w:r>
+          </w:p>
+        </w:tc>
+        <w:tc>
+          <w:tcPr/>
+          <w:p>
+            <w:pPr>
+              <w:pStyle w:val="Compact"/>
+              <w:jc w:val="right"/>
+            </w:pPr>
+            <w:r>
+              <w:t xml:space="preserve">419</w:t>
+            </w:r>
+          </w:p>
+        </w:tc>
+        <w:tc>
+          <w:tcPr/>
+          <w:p>
+            <w:pPr>
+              <w:pStyle w:val="Compact"/>
+              <w:jc w:val="right"/>
+            </w:pPr>
+            <w:r>
+              <w:t xml:space="preserve">3</w:t>
             </w:r>
           </w:p>
         </w:tc>
@@ -22382,7 +22006,7 @@
               <w:jc w:val="left"/>
             </w:pPr>
             <w:r>
-              <w:t xml:space="preserve">Fufu</w:t>
+              <w:t xml:space="preserve">Matumbo</w:t>
             </w:r>
           </w:p>
         </w:tc>
@@ -22394,43 +22018,43 @@
               <w:jc w:val="left"/>
             </w:pPr>
             <w:r>
-              <w:t xml:space="preserve">INSERT</w:t>
-            </w:r>
-          </w:p>
-        </w:tc>
-        <w:tc>
-          <w:tcPr/>
-          <w:p>
-            <w:pPr>
-              <w:pStyle w:val="Compact"/>
-              <w:jc w:val="right"/>
-            </w:pPr>
-            <w:r>
-              <w:t xml:space="preserve">40,117.47</w:t>
-            </w:r>
-          </w:p>
-        </w:tc>
-        <w:tc>
-          <w:tcPr/>
-          <w:p>
-            <w:pPr>
-              <w:pStyle w:val="Compact"/>
-              <w:jc w:val="right"/>
-            </w:pPr>
-            <w:r>
-              <w:t xml:space="preserve">49242</w:t>
-            </w:r>
-          </w:p>
-        </w:tc>
-        <w:tc>
-          <w:tcPr/>
-          <w:p>
-            <w:pPr>
-              <w:pStyle w:val="Compact"/>
-              <w:jc w:val="right"/>
-            </w:pPr>
-            <w:r>
-              <w:t xml:space="preserve">91</w:t>
+              <w:t xml:space="preserve">SNAPSHOT</w:t>
+            </w:r>
+          </w:p>
+        </w:tc>
+        <w:tc>
+          <w:tcPr/>
+          <w:p>
+            <w:pPr>
+              <w:pStyle w:val="Compact"/>
+              <w:jc w:val="right"/>
+            </w:pPr>
+            <w:r>
+              <w:t xml:space="preserve">336.80</w:t>
+            </w:r>
+          </w:p>
+        </w:tc>
+        <w:tc>
+          <w:tcPr/>
+          <w:p>
+            <w:pPr>
+              <w:pStyle w:val="Compact"/>
+              <w:jc w:val="right"/>
+            </w:pPr>
+            <w:r>
+              <w:t xml:space="preserve">420</w:t>
+            </w:r>
+          </w:p>
+        </w:tc>
+        <w:tc>
+          <w:tcPr/>
+          <w:p>
+            <w:pPr>
+              <w:pStyle w:val="Compact"/>
+              <w:jc w:val="right"/>
+            </w:pPr>
+            <w:r>
+              <w:t xml:space="preserve">5</w:t>
             </w:r>
           </w:p>
         </w:tc>
@@ -22444,7 +22068,7 @@
               <w:jc w:val="left"/>
             </w:pPr>
             <w:r>
-              <w:t xml:space="preserve">Ugali</w:t>
+              <w:t xml:space="preserve">Matoke</w:t>
             </w:r>
           </w:p>
         </w:tc>
@@ -22456,43 +22080,43 @@
               <w:jc w:val="left"/>
             </w:pPr>
             <w:r>
-              <w:t xml:space="preserve">INSERT</w:t>
-            </w:r>
-          </w:p>
-        </w:tc>
-        <w:tc>
-          <w:tcPr/>
-          <w:p>
-            <w:pPr>
-              <w:pStyle w:val="Compact"/>
-              <w:jc w:val="right"/>
-            </w:pPr>
-            <w:r>
-              <w:t xml:space="preserve">39,882.30</w:t>
-            </w:r>
-          </w:p>
-        </w:tc>
-        <w:tc>
-          <w:tcPr/>
-          <w:p>
-            <w:pPr>
-              <w:pStyle w:val="Compact"/>
-              <w:jc w:val="right"/>
-            </w:pPr>
-            <w:r>
-              <w:t xml:space="preserve">49148</w:t>
-            </w:r>
-          </w:p>
-        </w:tc>
-        <w:tc>
-          <w:tcPr/>
-          <w:p>
-            <w:pPr>
-              <w:pStyle w:val="Compact"/>
-              <w:jc w:val="right"/>
-            </w:pPr>
-            <w:r>
-              <w:t xml:space="preserve">79</w:t>
+              <w:t xml:space="preserve">SNAPSHOT</w:t>
+            </w:r>
+          </w:p>
+        </w:tc>
+        <w:tc>
+          <w:tcPr/>
+          <w:p>
+            <w:pPr>
+              <w:pStyle w:val="Compact"/>
+              <w:jc w:val="right"/>
+            </w:pPr>
+            <w:r>
+              <w:t xml:space="preserve">277.00</w:t>
+            </w:r>
+          </w:p>
+        </w:tc>
+        <w:tc>
+          <w:tcPr/>
+          <w:p>
+            <w:pPr>
+              <w:pStyle w:val="Compact"/>
+              <w:jc w:val="right"/>
+            </w:pPr>
+            <w:r>
+              <w:t xml:space="preserve">419</w:t>
+            </w:r>
+          </w:p>
+        </w:tc>
+        <w:tc>
+          <w:tcPr/>
+          <w:p>
+            <w:pPr>
+              <w:pStyle w:val="Compact"/>
+              <w:jc w:val="right"/>
+            </w:pPr>
+            <w:r>
+              <w:t xml:space="preserve">7</w:t>
             </w:r>
           </w:p>
         </w:tc>
@@ -22506,7 +22130,7 @@
               <w:jc w:val="left"/>
             </w:pPr>
             <w:r>
-              <w:t xml:space="preserve">Kaimati</w:t>
+              <w:t xml:space="preserve">Egusi Soup</w:t>
             </w:r>
           </w:p>
         </w:tc>
@@ -22518,43 +22142,43 @@
               <w:jc w:val="left"/>
             </w:pPr>
             <w:r>
-              <w:t xml:space="preserve">INSERT</w:t>
-            </w:r>
-          </w:p>
-        </w:tc>
-        <w:tc>
-          <w:tcPr/>
-          <w:p>
-            <w:pPr>
-              <w:pStyle w:val="Compact"/>
-              <w:jc w:val="right"/>
-            </w:pPr>
-            <w:r>
-              <w:t xml:space="preserve">39,440.33</w:t>
-            </w:r>
-          </w:p>
-        </w:tc>
-        <w:tc>
-          <w:tcPr/>
-          <w:p>
-            <w:pPr>
-              <w:pStyle w:val="Compact"/>
-              <w:jc w:val="right"/>
-            </w:pPr>
-            <w:r>
-              <w:t xml:space="preserve">49145</w:t>
-            </w:r>
-          </w:p>
-        </w:tc>
-        <w:tc>
-          <w:tcPr/>
-          <w:p>
-            <w:pPr>
-              <w:pStyle w:val="Compact"/>
-              <w:jc w:val="right"/>
-            </w:pPr>
-            <w:r>
-              <w:t xml:space="preserve">78</w:t>
+              <w:t xml:space="preserve">SNAPSHOT</w:t>
+            </w:r>
+          </w:p>
+        </w:tc>
+        <w:tc>
+          <w:tcPr/>
+          <w:p>
+            <w:pPr>
+              <w:pStyle w:val="Compact"/>
+              <w:jc w:val="right"/>
+            </w:pPr>
+            <w:r>
+              <w:t xml:space="preserve">273.12</w:t>
+            </w:r>
+          </w:p>
+        </w:tc>
+        <w:tc>
+          <w:tcPr/>
+          <w:p>
+            <w:pPr>
+              <w:pStyle w:val="Compact"/>
+              <w:jc w:val="right"/>
+            </w:pPr>
+            <w:r>
+              <w:t xml:space="preserve">419</w:t>
+            </w:r>
+          </w:p>
+        </w:tc>
+        <w:tc>
+          <w:tcPr/>
+          <w:p>
+            <w:pPr>
+              <w:pStyle w:val="Compact"/>
+              <w:jc w:val="right"/>
+            </w:pPr>
+            <w:r>
+              <w:t xml:space="preserve">8</w:t>
             </w:r>
           </w:p>
         </w:tc>
@@ -22568,7 +22192,7 @@
               <w:jc w:val="left"/>
             </w:pPr>
             <w:r>
-              <w:t xml:space="preserve">Omena</w:t>
+              <w:t xml:space="preserve">Fufu</w:t>
             </w:r>
           </w:p>
         </w:tc>
@@ -22580,43 +22204,43 @@
               <w:jc w:val="left"/>
             </w:pPr>
             <w:r>
-              <w:t xml:space="preserve">INSERT</w:t>
-            </w:r>
-          </w:p>
-        </w:tc>
-        <w:tc>
-          <w:tcPr/>
-          <w:p>
-            <w:pPr>
-              <w:pStyle w:val="Compact"/>
-              <w:jc w:val="right"/>
-            </w:pPr>
-            <w:r>
-              <w:t xml:space="preserve">39,351.23</w:t>
-            </w:r>
-          </w:p>
-        </w:tc>
-        <w:tc>
-          <w:tcPr/>
-          <w:p>
-            <w:pPr>
-              <w:pStyle w:val="Compact"/>
-              <w:jc w:val="right"/>
-            </w:pPr>
-            <w:r>
-              <w:t xml:space="preserve">49103</w:t>
-            </w:r>
-          </w:p>
-        </w:tc>
-        <w:tc>
-          <w:tcPr/>
-          <w:p>
-            <w:pPr>
-              <w:pStyle w:val="Compact"/>
-              <w:jc w:val="right"/>
-            </w:pPr>
-            <w:r>
-              <w:t xml:space="preserve">75</w:t>
+              <w:t xml:space="preserve">SNAPSHOT</w:t>
+            </w:r>
+          </w:p>
+        </w:tc>
+        <w:tc>
+          <w:tcPr/>
+          <w:p>
+            <w:pPr>
+              <w:pStyle w:val="Compact"/>
+              <w:jc w:val="right"/>
+            </w:pPr>
+            <w:r>
+              <w:t xml:space="preserve">265.89</w:t>
+            </w:r>
+          </w:p>
+        </w:tc>
+        <w:tc>
+          <w:tcPr/>
+          <w:p>
+            <w:pPr>
+              <w:pStyle w:val="Compact"/>
+              <w:jc w:val="right"/>
+            </w:pPr>
+            <w:r>
+              <w:t xml:space="preserve">420</w:t>
+            </w:r>
+          </w:p>
+        </w:tc>
+        <w:tc>
+          <w:tcPr/>
+          <w:p>
+            <w:pPr>
+              <w:pStyle w:val="Compact"/>
+              <w:jc w:val="right"/>
+            </w:pPr>
+            <w:r>
+              <w:t xml:space="preserve">9</w:t>
             </w:r>
           </w:p>
         </w:tc>
@@ -22630,7 +22254,7 @@
               <w:jc w:val="left"/>
             </w:pPr>
             <w:r>
-              <w:t xml:space="preserve">Spinach</w:t>
+              <w:t xml:space="preserve">Kaimati</w:t>
             </w:r>
           </w:p>
         </w:tc>
@@ -22642,43 +22266,43 @@
               <w:jc w:val="left"/>
             </w:pPr>
             <w:r>
-              <w:t xml:space="preserve">INSERT</w:t>
-            </w:r>
-          </w:p>
-        </w:tc>
-        <w:tc>
-          <w:tcPr/>
-          <w:p>
-            <w:pPr>
-              <w:pStyle w:val="Compact"/>
-              <w:jc w:val="right"/>
-            </w:pPr>
-            <w:r>
-              <w:t xml:space="preserve">38,840.22</w:t>
-            </w:r>
-          </w:p>
-        </w:tc>
-        <w:tc>
-          <w:tcPr/>
-          <w:p>
-            <w:pPr>
-              <w:pStyle w:val="Compact"/>
-              <w:jc w:val="right"/>
-            </w:pPr>
-            <w:r>
-              <w:t xml:space="preserve">48669</w:t>
-            </w:r>
-          </w:p>
-        </w:tc>
-        <w:tc>
-          <w:tcPr/>
-          <w:p>
-            <w:pPr>
-              <w:pStyle w:val="Compact"/>
-              <w:jc w:val="right"/>
-            </w:pPr>
-            <w:r>
-              <w:t xml:space="preserve">83</w:t>
+              <w:t xml:space="preserve">SNAPSHOT</w:t>
+            </w:r>
+          </w:p>
+        </w:tc>
+        <w:tc>
+          <w:tcPr/>
+          <w:p>
+            <w:pPr>
+              <w:pStyle w:val="Compact"/>
+              <w:jc w:val="right"/>
+            </w:pPr>
+            <w:r>
+              <w:t xml:space="preserve">260.33</w:t>
+            </w:r>
+          </w:p>
+        </w:tc>
+        <w:tc>
+          <w:tcPr/>
+          <w:p>
+            <w:pPr>
+              <w:pStyle w:val="Compact"/>
+              <w:jc w:val="right"/>
+            </w:pPr>
+            <w:r>
+              <w:t xml:space="preserve">419</w:t>
+            </w:r>
+          </w:p>
+        </w:tc>
+        <w:tc>
+          <w:tcPr/>
+          <w:p>
+            <w:pPr>
+              <w:pStyle w:val="Compact"/>
+              <w:jc w:val="right"/>
+            </w:pPr>
+            <w:r>
+              <w:t xml:space="preserve">3</w:t>
             </w:r>
           </w:p>
         </w:tc>
@@ -22692,7 +22316,7 @@
               <w:jc w:val="left"/>
             </w:pPr>
             <w:r>
-              <w:t xml:space="preserve">Injera</w:t>
+              <w:t xml:space="preserve">Sukuma Wiki</w:t>
             </w:r>
           </w:p>
         </w:tc>
@@ -22716,31 +22340,31 @@
               <w:jc w:val="right"/>
             </w:pPr>
             <w:r>
-              <w:t xml:space="preserve">141.00</w:t>
-            </w:r>
-          </w:p>
-        </w:tc>
-        <w:tc>
-          <w:tcPr/>
-          <w:p>
-            <w:pPr>
-              <w:pStyle w:val="Compact"/>
-              <w:jc w:val="right"/>
-            </w:pPr>
-            <w:r>
-              <w:t xml:space="preserve">141</w:t>
-            </w:r>
-          </w:p>
-        </w:tc>
-        <w:tc>
-          <w:tcPr/>
-          <w:p>
-            <w:pPr>
-              <w:pStyle w:val="Compact"/>
-              <w:jc w:val="right"/>
-            </w:pPr>
-            <w:r>
-              <w:t xml:space="preserve">4</w:t>
+              <w:t xml:space="preserve">255.45</w:t>
+            </w:r>
+          </w:p>
+        </w:tc>
+        <w:tc>
+          <w:tcPr/>
+          <w:p>
+            <w:pPr>
+              <w:pStyle w:val="Compact"/>
+              <w:jc w:val="right"/>
+            </w:pPr>
+            <w:r>
+              <w:t xml:space="preserve">420</w:t>
+            </w:r>
+          </w:p>
+        </w:tc>
+        <w:tc>
+          <w:tcPr/>
+          <w:p>
+            <w:pPr>
+              <w:pStyle w:val="Compact"/>
+              <w:jc w:val="right"/>
+            </w:pPr>
+            <w:r>
+              <w:t xml:space="preserve">11</w:t>
             </w:r>
           </w:p>
         </w:tc>
@@ -22754,7 +22378,7 @@
               <w:jc w:val="left"/>
             </w:pPr>
             <w:r>
-              <w:t xml:space="preserve">Kaimati</w:t>
+              <w:t xml:space="preserve">Injera</w:t>
             </w:r>
           </w:p>
         </w:tc>
@@ -22778,19 +22402,19 @@
               <w:jc w:val="right"/>
             </w:pPr>
             <w:r>
-              <w:t xml:space="preserve">140.75</w:t>
-            </w:r>
-          </w:p>
-        </w:tc>
-        <w:tc>
-          <w:tcPr/>
-          <w:p>
-            <w:pPr>
-              <w:pStyle w:val="Compact"/>
-              <w:jc w:val="right"/>
-            </w:pPr>
-            <w:r>
-              <w:t xml:space="preserve">141</w:t>
+              <w:t xml:space="preserve">238.75</w:t>
+            </w:r>
+          </w:p>
+        </w:tc>
+        <w:tc>
+          <w:tcPr/>
+          <w:p>
+            <w:pPr>
+              <w:pStyle w:val="Compact"/>
+              <w:jc w:val="right"/>
+            </w:pPr>
+            <w:r>
+              <w:t xml:space="preserve">399</w:t>
             </w:r>
           </w:p>
         </w:tc>
@@ -22816,7 +22440,7 @@
               <w:jc w:val="left"/>
             </w:pPr>
             <w:r>
-              <w:t xml:space="preserve">Jollof Rice</w:t>
+              <w:t xml:space="preserve">Ugali</w:t>
             </w:r>
           </w:p>
         </w:tc>
@@ -22840,31 +22464,31 @@
               <w:jc w:val="right"/>
             </w:pPr>
             <w:r>
-              <w:t xml:space="preserve">140.33</w:t>
-            </w:r>
-          </w:p>
-        </w:tc>
-        <w:tc>
-          <w:tcPr/>
-          <w:p>
-            <w:pPr>
-              <w:pStyle w:val="Compact"/>
-              <w:jc w:val="right"/>
-            </w:pPr>
-            <w:r>
-              <w:t xml:space="preserve">141</w:t>
-            </w:r>
-          </w:p>
-        </w:tc>
-        <w:tc>
-          <w:tcPr/>
-          <w:p>
-            <w:pPr>
-              <w:pStyle w:val="Compact"/>
-              <w:jc w:val="right"/>
-            </w:pPr>
-            <w:r>
-              <w:t xml:space="preserve">3</w:t>
+              <w:t xml:space="preserve">232.00</w:t>
+            </w:r>
+          </w:p>
+        </w:tc>
+        <w:tc>
+          <w:tcPr/>
+          <w:p>
+            <w:pPr>
+              <w:pStyle w:val="Compact"/>
+              <w:jc w:val="right"/>
+            </w:pPr>
+            <w:r>
+              <w:t xml:space="preserve">265</w:t>
+            </w:r>
+          </w:p>
+        </w:tc>
+        <w:tc>
+          <w:tcPr/>
+          <w:p>
+            <w:pPr>
+              <w:pStyle w:val="Compact"/>
+              <w:jc w:val="right"/>
+            </w:pPr>
+            <w:r>
+              <w:t xml:space="preserve">4</w:t>
             </w:r>
           </w:p>
         </w:tc>
@@ -22878,7 +22502,7 @@
               <w:jc w:val="left"/>
             </w:pPr>
             <w:r>
-              <w:t xml:space="preserve">Sukuma Wiki</w:t>
+              <w:t xml:space="preserve">Nyama Choma</w:t>
             </w:r>
           </w:p>
         </w:tc>
@@ -22902,31 +22526,31 @@
               <w:jc w:val="right"/>
             </w:pPr>
             <w:r>
-              <w:t xml:space="preserve">130.67</w:t>
-            </w:r>
-          </w:p>
-        </w:tc>
-        <w:tc>
-          <w:tcPr/>
-          <w:p>
-            <w:pPr>
-              <w:pStyle w:val="Compact"/>
-              <w:jc w:val="right"/>
-            </w:pPr>
-            <w:r>
-              <w:t xml:space="preserve">140</w:t>
-            </w:r>
-          </w:p>
-        </w:tc>
-        <w:tc>
-          <w:tcPr/>
-          <w:p>
-            <w:pPr>
-              <w:pStyle w:val="Compact"/>
-              <w:jc w:val="right"/>
-            </w:pPr>
-            <w:r>
-              <w:t xml:space="preserve">3</w:t>
+              <w:t xml:space="preserve">225.30</w:t>
+            </w:r>
+          </w:p>
+        </w:tc>
+        <w:tc>
+          <w:tcPr/>
+          <w:p>
+            <w:pPr>
+              <w:pStyle w:val="Compact"/>
+              <w:jc w:val="right"/>
+            </w:pPr>
+            <w:r>
+              <w:t xml:space="preserve">419</w:t>
+            </w:r>
+          </w:p>
+        </w:tc>
+        <w:tc>
+          <w:tcPr/>
+          <w:p>
+            <w:pPr>
+              <w:pStyle w:val="Compact"/>
+              <w:jc w:val="right"/>
+            </w:pPr>
+            <w:r>
+              <w:t xml:space="preserve">10</w:t>
             </w:r>
           </w:p>
         </w:tc>
@@ -22940,7 +22564,7 @@
               <w:jc w:val="left"/>
             </w:pPr>
             <w:r>
-              <w:t xml:space="preserve">Nyanya</w:t>
+              <w:t xml:space="preserve">Mutura</w:t>
             </w:r>
           </w:p>
         </w:tc>
@@ -22964,31 +22588,31 @@
               <w:jc w:val="right"/>
             </w:pPr>
             <w:r>
-              <w:t xml:space="preserve">127.00</w:t>
-            </w:r>
-          </w:p>
-        </w:tc>
-        <w:tc>
-          <w:tcPr/>
-          <w:p>
-            <w:pPr>
-              <w:pStyle w:val="Compact"/>
-              <w:jc w:val="right"/>
-            </w:pPr>
-            <w:r>
-              <w:t xml:space="preserve">141</w:t>
-            </w:r>
-          </w:p>
-        </w:tc>
-        <w:tc>
-          <w:tcPr/>
-          <w:p>
-            <w:pPr>
-              <w:pStyle w:val="Compact"/>
-              <w:jc w:val="right"/>
-            </w:pPr>
-            <w:r>
-              <w:t xml:space="preserve">7</w:t>
+              <w:t xml:space="preserve">217.50</w:t>
+            </w:r>
+          </w:p>
+        </w:tc>
+        <w:tc>
+          <w:tcPr/>
+          <w:p>
+            <w:pPr>
+              <w:pStyle w:val="Compact"/>
+              <w:jc w:val="right"/>
+            </w:pPr>
+            <w:r>
+              <w:t xml:space="preserve">250</w:t>
+            </w:r>
+          </w:p>
+        </w:tc>
+        <w:tc>
+          <w:tcPr/>
+          <w:p>
+            <w:pPr>
+              <w:pStyle w:val="Compact"/>
+              <w:jc w:val="right"/>
+            </w:pPr>
+            <w:r>
+              <w:t xml:space="preserve">2</w:t>
             </w:r>
           </w:p>
         </w:tc>
@@ -23026,31 +22650,31 @@
               <w:jc w:val="right"/>
             </w:pPr>
             <w:r>
-              <w:t xml:space="preserve">126.64</w:t>
-            </w:r>
-          </w:p>
-        </w:tc>
-        <w:tc>
-          <w:tcPr/>
-          <w:p>
-            <w:pPr>
-              <w:pStyle w:val="Compact"/>
-              <w:jc w:val="right"/>
-            </w:pPr>
-            <w:r>
-              <w:t xml:space="preserve">141</w:t>
-            </w:r>
-          </w:p>
-        </w:tc>
-        <w:tc>
-          <w:tcPr/>
-          <w:p>
-            <w:pPr>
-              <w:pStyle w:val="Compact"/>
-              <w:jc w:val="right"/>
-            </w:pPr>
-            <w:r>
-              <w:t xml:space="preserve">11</w:t>
+              <w:t xml:space="preserve">199.78</w:t>
+            </w:r>
+          </w:p>
+        </w:tc>
+        <w:tc>
+          <w:tcPr/>
+          <w:p>
+            <w:pPr>
+              <w:pStyle w:val="Compact"/>
+              <w:jc w:val="right"/>
+            </w:pPr>
+            <w:r>
+              <w:t xml:space="preserve">374</w:t>
+            </w:r>
+          </w:p>
+        </w:tc>
+        <w:tc>
+          <w:tcPr/>
+          <w:p>
+            <w:pPr>
+              <w:pStyle w:val="Compact"/>
+              <w:jc w:val="right"/>
+            </w:pPr>
+            <w:r>
+              <w:t xml:space="preserve">9</w:t>
             </w:r>
           </w:p>
         </w:tc>
@@ -23064,7 +22688,7 @@
               <w:jc w:val="left"/>
             </w:pPr>
             <w:r>
-              <w:t xml:space="preserve">Mahindi</w:t>
+              <w:t xml:space="preserve">Nyanya</w:t>
             </w:r>
           </w:p>
         </w:tc>
@@ -23088,31 +22712,31 @@
               <w:jc w:val="right"/>
             </w:pPr>
             <w:r>
-              <w:t xml:space="preserve">126.20</w:t>
-            </w:r>
-          </w:p>
-        </w:tc>
-        <w:tc>
-          <w:tcPr/>
-          <w:p>
-            <w:pPr>
-              <w:pStyle w:val="Compact"/>
-              <w:jc w:val="right"/>
-            </w:pPr>
-            <w:r>
-              <w:t xml:space="preserve">141</w:t>
-            </w:r>
-          </w:p>
-        </w:tc>
-        <w:tc>
-          <w:tcPr/>
-          <w:p>
-            <w:pPr>
-              <w:pStyle w:val="Compact"/>
-              <w:jc w:val="right"/>
-            </w:pPr>
-            <w:r>
-              <w:t xml:space="preserve">5</w:t>
+              <w:t xml:space="preserve">173.67</w:t>
+            </w:r>
+          </w:p>
+        </w:tc>
+        <w:tc>
+          <w:tcPr/>
+          <w:p>
+            <w:pPr>
+              <w:pStyle w:val="Compact"/>
+              <w:jc w:val="right"/>
+            </w:pPr>
+            <w:r>
+              <w:t xml:space="preserve">406</w:t>
+            </w:r>
+          </w:p>
+        </w:tc>
+        <w:tc>
+          <w:tcPr/>
+          <w:p>
+            <w:pPr>
+              <w:pStyle w:val="Compact"/>
+              <w:jc w:val="right"/>
+            </w:pPr>
+            <w:r>
+              <w:t xml:space="preserve">3</w:t>
             </w:r>
           </w:p>
         </w:tc>
@@ -23126,7 +22750,7 @@
               <w:jc w:val="left"/>
             </w:pPr>
             <w:r>
-              <w:t xml:space="preserve">Matumbo</w:t>
+              <w:t xml:space="preserve">Mahindi</w:t>
             </w:r>
           </w:p>
         </w:tc>
@@ -23150,31 +22774,31 @@
               <w:jc w:val="right"/>
             </w:pPr>
             <w:r>
-              <w:t xml:space="preserve">123.00</w:t>
-            </w:r>
-          </w:p>
-        </w:tc>
-        <w:tc>
-          <w:tcPr/>
-          <w:p>
-            <w:pPr>
-              <w:pStyle w:val="Compact"/>
-              <w:jc w:val="right"/>
-            </w:pPr>
-            <w:r>
-              <w:t xml:space="preserve">141</w:t>
-            </w:r>
-          </w:p>
-        </w:tc>
-        <w:tc>
-          <w:tcPr/>
-          <w:p>
-            <w:pPr>
-              <w:pStyle w:val="Compact"/>
-              <w:jc w:val="right"/>
-            </w:pPr>
-            <w:r>
-              <w:t xml:space="preserve">7</w:t>
+              <w:t xml:space="preserve">167.67</w:t>
+            </w:r>
+          </w:p>
+        </w:tc>
+        <w:tc>
+          <w:tcPr/>
+          <w:p>
+            <w:pPr>
+              <w:pStyle w:val="Compact"/>
+              <w:jc w:val="right"/>
+            </w:pPr>
+            <w:r>
+              <w:t xml:space="preserve">300</w:t>
+            </w:r>
+          </w:p>
+        </w:tc>
+        <w:tc>
+          <w:tcPr/>
+          <w:p>
+            <w:pPr>
+              <w:pStyle w:val="Compact"/>
+              <w:jc w:val="right"/>
+            </w:pPr>
+            <w:r>
+              <w:t xml:space="preserve">6</w:t>
             </w:r>
           </w:p>
         </w:tc>
@@ -23188,7 +22812,7 @@
               <w:jc w:val="left"/>
             </w:pPr>
             <w:r>
-              <w:t xml:space="preserve">Matoke</w:t>
+              <w:t xml:space="preserve">Jollof Rice</w:t>
             </w:r>
           </w:p>
         </w:tc>
@@ -23212,31 +22836,31 @@
               <w:jc w:val="right"/>
             </w:pPr>
             <w:r>
-              <w:t xml:space="preserve">121.00</w:t>
-            </w:r>
-          </w:p>
-        </w:tc>
-        <w:tc>
-          <w:tcPr/>
-          <w:p>
-            <w:pPr>
-              <w:pStyle w:val="Compact"/>
-              <w:jc w:val="right"/>
-            </w:pPr>
-            <w:r>
-              <w:t xml:space="preserve">141</w:t>
-            </w:r>
-          </w:p>
-        </w:tc>
-        <w:tc>
-          <w:tcPr/>
-          <w:p>
-            <w:pPr>
-              <w:pStyle w:val="Compact"/>
-              <w:jc w:val="right"/>
-            </w:pPr>
-            <w:r>
-              <w:t xml:space="preserve">6</w:t>
+              <w:t xml:space="preserve">165.00</w:t>
+            </w:r>
+          </w:p>
+        </w:tc>
+        <w:tc>
+          <w:tcPr/>
+          <w:p>
+            <w:pPr>
+              <w:pStyle w:val="Compact"/>
+              <w:jc w:val="right"/>
+            </w:pPr>
+            <w:r>
+              <w:t xml:space="preserve">356</w:t>
+            </w:r>
+          </w:p>
+        </w:tc>
+        <w:tc>
+          <w:tcPr/>
+          <w:p>
+            <w:pPr>
+              <w:pStyle w:val="Compact"/>
+              <w:jc w:val="right"/>
+            </w:pPr>
+            <w:r>
+              <w:t xml:space="preserve">3</w:t>
             </w:r>
           </w:p>
         </w:tc>
@@ -23250,7 +22874,7 @@
               <w:jc w:val="left"/>
             </w:pPr>
             <w:r>
-              <w:t xml:space="preserve">Egusi Soup</w:t>
+              <w:t xml:space="preserve">Managu</w:t>
             </w:r>
           </w:p>
         </w:tc>
@@ -23274,19 +22898,19 @@
               <w:jc w:val="right"/>
             </w:pPr>
             <w:r>
-              <w:t xml:space="preserve">114.67</w:t>
-            </w:r>
-          </w:p>
-        </w:tc>
-        <w:tc>
-          <w:tcPr/>
-          <w:p>
-            <w:pPr>
-              <w:pStyle w:val="Compact"/>
-              <w:jc w:val="right"/>
-            </w:pPr>
-            <w:r>
-              <w:t xml:space="preserve">141</w:t>
+              <w:t xml:space="preserve">133.00</w:t>
+            </w:r>
+          </w:p>
+        </w:tc>
+        <w:tc>
+          <w:tcPr/>
+          <w:p>
+            <w:pPr>
+              <w:pStyle w:val="Compact"/>
+              <w:jc w:val="right"/>
+            </w:pPr>
+            <w:r>
+              <w:t xml:space="preserve">189</w:t>
             </w:r>
           </w:p>
         </w:tc>
@@ -23312,7 +22936,7 @@
               <w:jc w:val="left"/>
             </w:pPr>
             <w:r>
-              <w:t xml:space="preserve">Mahamri</w:t>
+              <w:t xml:space="preserve">Spinach</w:t>
             </w:r>
           </w:p>
         </w:tc>
@@ -23336,391 +22960,19 @@
               <w:jc w:val="right"/>
             </w:pPr>
             <w:r>
-              <w:t xml:space="preserve">114.50</w:t>
-            </w:r>
-          </w:p>
-        </w:tc>
-        <w:tc>
-          <w:tcPr/>
-          <w:p>
-            <w:pPr>
-              <w:pStyle w:val="Compact"/>
-              <w:jc w:val="right"/>
-            </w:pPr>
-            <w:r>
-              <w:t xml:space="preserve">141</w:t>
-            </w:r>
-          </w:p>
-        </w:tc>
-        <w:tc>
-          <w:tcPr/>
-          <w:p>
-            <w:pPr>
-              <w:pStyle w:val="Compact"/>
-              <w:jc w:val="right"/>
-            </w:pPr>
-            <w:r>
-              <w:t xml:space="preserve">4</w:t>
-            </w:r>
-          </w:p>
-        </w:tc>
-      </w:tr>
-      <w:tr>
-        <w:tc>
-          <w:tcPr/>
-          <w:p>
-            <w:pPr>
-              <w:pStyle w:val="Compact"/>
-              <w:jc w:val="left"/>
-            </w:pPr>
-            <w:r>
-              <w:t xml:space="preserve">Mutura</w:t>
-            </w:r>
-          </w:p>
-        </w:tc>
-        <w:tc>
-          <w:tcPr/>
-          <w:p>
-            <w:pPr>
-              <w:pStyle w:val="Compact"/>
-              <w:jc w:val="left"/>
-            </w:pPr>
-            <w:r>
-              <w:t xml:space="preserve">SNAPSHOT</w:t>
-            </w:r>
-          </w:p>
-        </w:tc>
-        <w:tc>
-          <w:tcPr/>
-          <w:p>
-            <w:pPr>
-              <w:pStyle w:val="Compact"/>
-              <w:jc w:val="right"/>
-            </w:pPr>
-            <w:r>
-              <w:t xml:space="preserve">111.00</w:t>
-            </w:r>
-          </w:p>
-        </w:tc>
-        <w:tc>
-          <w:tcPr/>
-          <w:p>
-            <w:pPr>
-              <w:pStyle w:val="Compact"/>
-              <w:jc w:val="right"/>
-            </w:pPr>
-            <w:r>
-              <w:t xml:space="preserve">141</w:t>
-            </w:r>
-          </w:p>
-        </w:tc>
-        <w:tc>
-          <w:tcPr/>
-          <w:p>
-            <w:pPr>
-              <w:pStyle w:val="Compact"/>
-              <w:jc w:val="right"/>
-            </w:pPr>
-            <w:r>
-              <w:t xml:space="preserve">6</w:t>
-            </w:r>
-          </w:p>
-        </w:tc>
-      </w:tr>
-      <w:tr>
-        <w:tc>
-          <w:tcPr/>
-          <w:p>
-            <w:pPr>
-              <w:pStyle w:val="Compact"/>
-              <w:jc w:val="left"/>
-            </w:pPr>
-            <w:r>
-              <w:t xml:space="preserve">Nyama Choma</w:t>
-            </w:r>
-          </w:p>
-        </w:tc>
-        <w:tc>
-          <w:tcPr/>
-          <w:p>
-            <w:pPr>
-              <w:pStyle w:val="Compact"/>
-              <w:jc w:val="left"/>
-            </w:pPr>
-            <w:r>
-              <w:t xml:space="preserve">SNAPSHOT</w:t>
-            </w:r>
-          </w:p>
-        </w:tc>
-        <w:tc>
-          <w:tcPr/>
-          <w:p>
-            <w:pPr>
-              <w:pStyle w:val="Compact"/>
-              <w:jc w:val="right"/>
-            </w:pPr>
-            <w:r>
-              <w:t xml:space="preserve">110.11</w:t>
-            </w:r>
-          </w:p>
-        </w:tc>
-        <w:tc>
-          <w:tcPr/>
-          <w:p>
-            <w:pPr>
-              <w:pStyle w:val="Compact"/>
-              <w:jc w:val="right"/>
-            </w:pPr>
-            <w:r>
-              <w:t xml:space="preserve">141</w:t>
-            </w:r>
-          </w:p>
-        </w:tc>
-        <w:tc>
-          <w:tcPr/>
-          <w:p>
-            <w:pPr>
-              <w:pStyle w:val="Compact"/>
-              <w:jc w:val="right"/>
-            </w:pPr>
-            <w:r>
-              <w:t xml:space="preserve">9</w:t>
-            </w:r>
-          </w:p>
-        </w:tc>
-      </w:tr>
-      <w:tr>
-        <w:tc>
-          <w:tcPr/>
-          <w:p>
-            <w:pPr>
-              <w:pStyle w:val="Compact"/>
-              <w:jc w:val="left"/>
-            </w:pPr>
-            <w:r>
-              <w:t xml:space="preserve">Ugali</w:t>
-            </w:r>
-          </w:p>
-        </w:tc>
-        <w:tc>
-          <w:tcPr/>
-          <w:p>
-            <w:pPr>
-              <w:pStyle w:val="Compact"/>
-              <w:jc w:val="left"/>
-            </w:pPr>
-            <w:r>
-              <w:t xml:space="preserve">SNAPSHOT</w:t>
-            </w:r>
-          </w:p>
-        </w:tc>
-        <w:tc>
-          <w:tcPr/>
-          <w:p>
-            <w:pPr>
-              <w:pStyle w:val="Compact"/>
-              <w:jc w:val="right"/>
-            </w:pPr>
-            <w:r>
-              <w:t xml:space="preserve">107.75</w:t>
-            </w:r>
-          </w:p>
-        </w:tc>
-        <w:tc>
-          <w:tcPr/>
-          <w:p>
-            <w:pPr>
-              <w:pStyle w:val="Compact"/>
-              <w:jc w:val="right"/>
-            </w:pPr>
-            <w:r>
-              <w:t xml:space="preserve">141</w:t>
-            </w:r>
-          </w:p>
-        </w:tc>
-        <w:tc>
-          <w:tcPr/>
-          <w:p>
-            <w:pPr>
-              <w:pStyle w:val="Compact"/>
-              <w:jc w:val="right"/>
-            </w:pPr>
-            <w:r>
-              <w:t xml:space="preserve">4</w:t>
-            </w:r>
-          </w:p>
-        </w:tc>
-      </w:tr>
-      <w:tr>
-        <w:tc>
-          <w:tcPr/>
-          <w:p>
-            <w:pPr>
-              <w:pStyle w:val="Compact"/>
-              <w:jc w:val="left"/>
-            </w:pPr>
-            <w:r>
-              <w:t xml:space="preserve">Managu</w:t>
-            </w:r>
-          </w:p>
-        </w:tc>
-        <w:tc>
-          <w:tcPr/>
-          <w:p>
-            <w:pPr>
-              <w:pStyle w:val="Compact"/>
-              <w:jc w:val="left"/>
-            </w:pPr>
-            <w:r>
-              <w:t xml:space="preserve">SNAPSHOT</w:t>
-            </w:r>
-          </w:p>
-        </w:tc>
-        <w:tc>
-          <w:tcPr/>
-          <w:p>
-            <w:pPr>
-              <w:pStyle w:val="Compact"/>
-              <w:jc w:val="right"/>
-            </w:pPr>
-            <w:r>
-              <w:t xml:space="preserve">107.00</w:t>
-            </w:r>
-          </w:p>
-        </w:tc>
-        <w:tc>
-          <w:tcPr/>
-          <w:p>
-            <w:pPr>
-              <w:pStyle w:val="Compact"/>
-              <w:jc w:val="right"/>
-            </w:pPr>
-            <w:r>
-              <w:t xml:space="preserve">141</w:t>
-            </w:r>
-          </w:p>
-        </w:tc>
-        <w:tc>
-          <w:tcPr/>
-          <w:p>
-            <w:pPr>
-              <w:pStyle w:val="Compact"/>
-              <w:jc w:val="right"/>
-            </w:pPr>
-            <w:r>
-              <w:t xml:space="preserve">8</w:t>
-            </w:r>
-          </w:p>
-        </w:tc>
-      </w:tr>
-      <w:tr>
-        <w:tc>
-          <w:tcPr/>
-          <w:p>
-            <w:pPr>
-              <w:pStyle w:val="Compact"/>
-              <w:jc w:val="left"/>
-            </w:pPr>
-            <w:r>
-              <w:t xml:space="preserve">Fufu</w:t>
-            </w:r>
-          </w:p>
-        </w:tc>
-        <w:tc>
-          <w:tcPr/>
-          <w:p>
-            <w:pPr>
-              <w:pStyle w:val="Compact"/>
-              <w:jc w:val="left"/>
-            </w:pPr>
-            <w:r>
-              <w:t xml:space="preserve">SNAPSHOT</w:t>
-            </w:r>
-          </w:p>
-        </w:tc>
-        <w:tc>
-          <w:tcPr/>
-          <w:p>
-            <w:pPr>
-              <w:pStyle w:val="Compact"/>
-              <w:jc w:val="right"/>
-            </w:pPr>
-            <w:r>
-              <w:t xml:space="preserve">102.67</w:t>
-            </w:r>
-          </w:p>
-        </w:tc>
-        <w:tc>
-          <w:tcPr/>
-          <w:p>
-            <w:pPr>
-              <w:pStyle w:val="Compact"/>
-              <w:jc w:val="right"/>
-            </w:pPr>
-            <w:r>
-              <w:t xml:space="preserve">141</w:t>
-            </w:r>
-          </w:p>
-        </w:tc>
-        <w:tc>
-          <w:tcPr/>
-          <w:p>
-            <w:pPr>
-              <w:pStyle w:val="Compact"/>
-              <w:jc w:val="right"/>
-            </w:pPr>
-            <w:r>
-              <w:t xml:space="preserve">3</w:t>
-            </w:r>
-          </w:p>
-        </w:tc>
-      </w:tr>
-      <w:tr>
-        <w:tc>
-          <w:tcPr/>
-          <w:p>
-            <w:pPr>
-              <w:pStyle w:val="Compact"/>
-              <w:jc w:val="left"/>
-            </w:pPr>
-            <w:r>
-              <w:t xml:space="preserve">Spinach</w:t>
-            </w:r>
-          </w:p>
-        </w:tc>
-        <w:tc>
-          <w:tcPr/>
-          <w:p>
-            <w:pPr>
-              <w:pStyle w:val="Compact"/>
-              <w:jc w:val="left"/>
-            </w:pPr>
-            <w:r>
-              <w:t xml:space="preserve">SNAPSHOT</w:t>
-            </w:r>
-          </w:p>
-        </w:tc>
-        <w:tc>
-          <w:tcPr/>
-          <w:p>
-            <w:pPr>
-              <w:pStyle w:val="Compact"/>
-              <w:jc w:val="right"/>
-            </w:pPr>
-            <w:r>
-              <w:t xml:space="preserve">85.00</w:t>
-            </w:r>
-          </w:p>
-        </w:tc>
-        <w:tc>
-          <w:tcPr/>
-          <w:p>
-            <w:pPr>
-              <w:pStyle w:val="Compact"/>
-              <w:jc w:val="right"/>
-            </w:pPr>
-            <w:r>
-              <w:t xml:space="preserve">98</w:t>
+              <w:t xml:space="preserve">132.50</w:t>
+            </w:r>
+          </w:p>
+        </w:tc>
+        <w:tc>
+          <w:tcPr/>
+          <w:p>
+            <w:pPr>
+              <w:pStyle w:val="Compact"/>
+              <w:jc w:val="right"/>
+            </w:pPr>
+            <w:r>
+              <w:t xml:space="preserve">233</w:t>
             </w:r>
           </w:p>
         </w:tc>
@@ -24992,6 +24244,60 @@
       </w:r>
       <w:r>
         <w:rPr>
+          <w:rStyle w:val="FunctionTok"/>
+        </w:rPr>
+        <w:t xml:space="preserve">confirm_connection</w:t>
+      </w:r>
+      <w:r>
+        <w:rPr>
+          <w:rStyle w:val="NormalTok"/>
+        </w:rPr>
+        <w:t xml:space="preserve">(ch_conn, </w:t>
+      </w:r>
+      <w:r>
+        <w:rPr>
+          <w:rStyle w:val="StringTok"/>
+        </w:rPr>
+        <w:t xml:space="preserve">"ch_conn (ClickHouse)"</w:t>
+      </w:r>
+      <w:r>
+        <w:rPr>
+          <w:rStyle w:val="NormalTok"/>
+        </w:rPr>
+        <w:t xml:space="preserve">)</w:t>
+      </w:r>
+      <w:r>
+        <w:br/>
+      </w:r>
+      <w:r>
+        <w:rPr>
+          <w:rStyle w:val="FunctionTok"/>
+        </w:rPr>
+        <w:t xml:space="preserve">confirm_connection</w:t>
+      </w:r>
+      <w:r>
+        <w:rPr>
+          <w:rStyle w:val="NormalTok"/>
+        </w:rPr>
+        <w:t xml:space="preserve">(pg_conn, </w:t>
+      </w:r>
+      <w:r>
+        <w:rPr>
+          <w:rStyle w:val="StringTok"/>
+        </w:rPr>
+        <w:t xml:space="preserve">"pg_conn (PostgreSQL)"</w:t>
+      </w:r>
+      <w:r>
+        <w:rPr>
+          <w:rStyle w:val="NormalTok"/>
+        </w:rPr>
+        <w:t xml:space="preserve">)</w:t>
+      </w:r>
+      <w:r>
+        <w:br/>
+      </w:r>
+      <w:r>
+        <w:rPr>
           <w:rStyle w:val="InformationTok"/>
         </w:rPr>
         <w:t xml:space="preserve">```</w:t>
@@ -25006,6 +24312,24 @@
           <w:rStyle w:val="VerbatimChar"/>
         </w:rPr>
         <w:t xml:space="preserve">#&gt; ✅ Both connections closed.</w:t>
+      </w:r>
+      <w:r>
+        <w:br/>
+      </w:r>
+      <w:r>
+        <w:rPr>
+          <w:rStyle w:val="VerbatimChar"/>
+        </w:rPr>
+        <w:t xml:space="preserve">#&gt; ch_conn (ClickHouse) -&gt; NOT responding ❌</w:t>
+      </w:r>
+      <w:r>
+        <w:br/>
+      </w:r>
+      <w:r>
+        <w:rPr>
+          <w:rStyle w:val="VerbatimChar"/>
+        </w:rPr>
+        <w:t xml:space="preserve">#&gt; pg_conn (PostgreSQL) -&gt; NOT responding ❌</w:t>
       </w:r>
     </w:p>
     <w:bookmarkEnd w:id="50"/>
@@ -25341,34 +24665,7 @@
     </w:lvlOverride>
   </w:num>
   <w:num w:numId="1002">
-    <w:abstractNumId w:val="99411"/>
-    <w:lvlOverride w:ilvl="0">
-      <w:startOverride w:val="1"/>
-    </w:lvlOverride>
-    <w:lvlOverride w:ilvl="1">
-      <w:startOverride w:val="1"/>
-    </w:lvlOverride>
-    <w:lvlOverride w:ilvl="2">
-      <w:startOverride w:val="1"/>
-    </w:lvlOverride>
-    <w:lvlOverride w:ilvl="3">
-      <w:startOverride w:val="1"/>
-    </w:lvlOverride>
-    <w:lvlOverride w:ilvl="4">
-      <w:startOverride w:val="1"/>
-    </w:lvlOverride>
-    <w:lvlOverride w:ilvl="5">
-      <w:startOverride w:val="1"/>
-    </w:lvlOverride>
-    <w:lvlOverride w:ilvl="6">
-      <w:startOverride w:val="1"/>
-    </w:lvlOverride>
-    <w:lvlOverride w:ilvl="7">
-      <w:startOverride w:val="1"/>
-    </w:lvlOverride>
-    <w:lvlOverride w:ilvl="8">
-      <w:startOverride w:val="1"/>
-    </w:lvlOverride>
+    <w:abstractNumId w:val="991"/>
   </w:num>
   <w:num w:numId="1003">
     <w:abstractNumId w:val="991"/>
